--- a/docs/Manual de aplicação do projeto de PAP.docx
+++ b/docs/Manual de aplicação do projeto de PAP.docx
@@ -10,7 +10,6 @@
         <w:jc w:val="center"/>
         <w:rPr/>
       </w:pPr>
-      <w:r/>
       <w:r/>
       <w:r/>
     </w:p>
@@ -879,7 +878,7 @@
       <w:sdtContent>
         <w:p>
           <w:pPr>
-            <w:pStyle w:val="971"/>
+            <w:pStyle w:val="972"/>
             <w:pBdr/>
             <w:spacing/>
             <w:ind/>
@@ -917,7 +916,7 @@
         </w:p>
         <w:p>
           <w:pPr>
-            <w:pStyle w:val="972"/>
+            <w:pStyle w:val="973"/>
             <w:pBdr/>
             <w:tabs>
               <w:tab w:val="right" w:leader="dot" w:pos="8494"/>
@@ -941,7 +940,7 @@
           <w:hyperlink w:tooltip="#_Toc38219547" w:anchor="_Toc38219547" w:history="1">
             <w:r>
               <w:rPr>
-                <w:rStyle w:val="973"/>
+                <w:rStyle w:val="974"/>
               </w:rPr>
               <w:t xml:space="preserve">Apresentação da Empresa</w:t>
             </w:r>
@@ -979,7 +978,7 @@
         </w:p>
         <w:p>
           <w:pPr>
-            <w:pStyle w:val="975"/>
+            <w:pStyle w:val="976"/>
             <w:pBdr/>
             <w:tabs>
               <w:tab w:val="right" w:leader="dot" w:pos="8494"/>
@@ -995,7 +994,7 @@
           <w:hyperlink w:tooltip="#_Toc38219548" w:anchor="_Toc38219548" w:history="1">
             <w:r>
               <w:rPr>
-                <w:rStyle w:val="973"/>
+                <w:rStyle w:val="974"/>
               </w:rPr>
               <w:t xml:space="preserve">Contactos</w:t>
             </w:r>
@@ -1033,7 +1032,7 @@
         </w:p>
         <w:p>
           <w:pPr>
-            <w:pStyle w:val="975"/>
+            <w:pStyle w:val="976"/>
             <w:pBdr/>
             <w:tabs>
               <w:tab w:val="right" w:leader="dot" w:pos="8494"/>
@@ -1049,7 +1048,7 @@
           <w:hyperlink w:tooltip="#_Toc38219549" w:anchor="_Toc38219549" w:history="1">
             <w:r>
               <w:rPr>
-                <w:rStyle w:val="973"/>
+                <w:rStyle w:val="974"/>
               </w:rPr>
               <w:t xml:space="preserve">Como obter suporte</w:t>
             </w:r>
@@ -1087,7 +1086,7 @@
         </w:p>
         <w:p>
           <w:pPr>
-            <w:pStyle w:val="972"/>
+            <w:pStyle w:val="973"/>
             <w:pBdr/>
             <w:tabs>
               <w:tab w:val="right" w:leader="dot" w:pos="8494"/>
@@ -1103,7 +1102,7 @@
           <w:hyperlink w:tooltip="#_Toc38219550" w:anchor="_Toc38219550" w:history="1">
             <w:r>
               <w:rPr>
-                <w:rStyle w:val="973"/>
+                <w:rStyle w:val="974"/>
               </w:rPr>
               <w:t xml:space="preserve">Contexto do projeto/aplicação</w:t>
             </w:r>
@@ -1141,7 +1140,7 @@
         </w:p>
         <w:p>
           <w:pPr>
-            <w:pStyle w:val="975"/>
+            <w:pStyle w:val="976"/>
             <w:pBdr/>
             <w:tabs>
               <w:tab w:val="right" w:leader="dot" w:pos="8494"/>
@@ -1157,7 +1156,7 @@
           <w:hyperlink w:tooltip="#_Toc38219551" w:anchor="_Toc38219551" w:history="1">
             <w:r>
               <w:rPr>
-                <w:rStyle w:val="973"/>
+                <w:rStyle w:val="974"/>
               </w:rPr>
               <w:t xml:space="preserve">Breve descrição do projeto</w:t>
             </w:r>
@@ -1195,7 +1194,7 @@
         </w:p>
         <w:p>
           <w:pPr>
-            <w:pStyle w:val="975"/>
+            <w:pStyle w:val="976"/>
             <w:pBdr/>
             <w:tabs>
               <w:tab w:val="right" w:leader="dot" w:pos="8494"/>
@@ -1211,7 +1210,7 @@
           <w:hyperlink w:tooltip="#_Toc38219552" w:anchor="_Toc38219552" w:history="1">
             <w:r>
               <w:rPr>
-                <w:rStyle w:val="973"/>
+                <w:rStyle w:val="974"/>
               </w:rPr>
               <w:t xml:space="preserve">Breve descrição da aplicação/produto</w:t>
             </w:r>
@@ -1249,7 +1248,7 @@
         </w:p>
         <w:p>
           <w:pPr>
-            <w:pStyle w:val="972"/>
+            <w:pStyle w:val="973"/>
             <w:pBdr/>
             <w:tabs>
               <w:tab w:val="right" w:leader="dot" w:pos="8494"/>
@@ -1265,7 +1264,7 @@
           <w:hyperlink w:tooltip="#_Toc38219553" w:anchor="_Toc38219553" w:history="1">
             <w:r>
               <w:rPr>
-                <w:rStyle w:val="973"/>
+                <w:rStyle w:val="974"/>
               </w:rPr>
               <w:t xml:space="preserve">Descrição das principais características produto/aplicação</w:t>
             </w:r>
@@ -1303,7 +1302,7 @@
         </w:p>
         <w:p>
           <w:pPr>
-            <w:pStyle w:val="975"/>
+            <w:pStyle w:val="976"/>
             <w:pBdr/>
             <w:tabs>
               <w:tab w:val="right" w:leader="dot" w:pos="8494"/>
@@ -1319,7 +1318,7 @@
           <w:hyperlink w:tooltip="#_Toc38219554" w:anchor="_Toc38219554" w:history="1">
             <w:r>
               <w:rPr>
-                <w:rStyle w:val="973"/>
+                <w:rStyle w:val="974"/>
               </w:rPr>
               <w:t xml:space="preserve">Software</w:t>
             </w:r>
@@ -1357,7 +1356,7 @@
         </w:p>
         <w:p>
           <w:pPr>
-            <w:pStyle w:val="975"/>
+            <w:pStyle w:val="976"/>
             <w:pBdr/>
             <w:tabs>
               <w:tab w:val="right" w:leader="dot" w:pos="8494"/>
@@ -1373,7 +1372,7 @@
           <w:hyperlink w:tooltip="#_Toc38219555" w:anchor="_Toc38219555" w:history="1">
             <w:r>
               <w:rPr>
-                <w:rStyle w:val="973"/>
+                <w:rStyle w:val="974"/>
               </w:rPr>
               <w:t xml:space="preserve">Hardware</w:t>
             </w:r>
@@ -1411,7 +1410,7 @@
         </w:p>
         <w:p>
           <w:pPr>
-            <w:pStyle w:val="972"/>
+            <w:pStyle w:val="973"/>
             <w:pBdr/>
             <w:tabs>
               <w:tab w:val="right" w:leader="dot" w:pos="8494"/>
@@ -1427,7 +1426,7 @@
           <w:hyperlink w:tooltip="#_Toc38219556" w:anchor="_Toc38219556" w:history="1">
             <w:r>
               <w:rPr>
-                <w:rStyle w:val="973"/>
+                <w:rStyle w:val="974"/>
               </w:rPr>
               <w:t xml:space="preserve">Requisitos técnicos de instalação</w:t>
             </w:r>
@@ -1465,7 +1464,7 @@
         </w:p>
         <w:p>
           <w:pPr>
-            <w:pStyle w:val="975"/>
+            <w:pStyle w:val="976"/>
             <w:pBdr/>
             <w:tabs>
               <w:tab w:val="right" w:leader="dot" w:pos="8494"/>
@@ -1481,7 +1480,7 @@
           <w:hyperlink w:tooltip="#_Toc38219557" w:anchor="_Toc38219557" w:history="1">
             <w:r>
               <w:rPr>
-                <w:rStyle w:val="973"/>
+                <w:rStyle w:val="974"/>
               </w:rPr>
               <w:t xml:space="preserve">Requisitos de hardware</w:t>
             </w:r>
@@ -1519,7 +1518,7 @@
         </w:p>
         <w:p>
           <w:pPr>
-            <w:pStyle w:val="977"/>
+            <w:pStyle w:val="978"/>
             <w:pBdr/>
             <w:tabs>
               <w:tab w:val="right" w:leader="dot" w:pos="8494"/>
@@ -1535,7 +1534,7 @@
           <w:hyperlink w:tooltip="#_Toc38219558" w:anchor="_Toc38219558" w:history="1">
             <w:r>
               <w:rPr>
-                <w:rStyle w:val="973"/>
+                <w:rStyle w:val="974"/>
               </w:rPr>
               <w:t xml:space="preserve">Mínimos</w:t>
             </w:r>
@@ -1573,7 +1572,7 @@
         </w:p>
         <w:p>
           <w:pPr>
-            <w:pStyle w:val="977"/>
+            <w:pStyle w:val="978"/>
             <w:pBdr/>
             <w:tabs>
               <w:tab w:val="right" w:leader="dot" w:pos="8494"/>
@@ -1589,7 +1588,7 @@
           <w:hyperlink w:tooltip="#_Toc38219559" w:anchor="_Toc38219559" w:history="1">
             <w:r>
               <w:rPr>
-                <w:rStyle w:val="973"/>
+                <w:rStyle w:val="974"/>
               </w:rPr>
               <w:t xml:space="preserve">Ótimos</w:t>
             </w:r>
@@ -1627,7 +1626,7 @@
         </w:p>
         <w:p>
           <w:pPr>
-            <w:pStyle w:val="975"/>
+            <w:pStyle w:val="976"/>
             <w:pBdr/>
             <w:tabs>
               <w:tab w:val="right" w:leader="dot" w:pos="8494"/>
@@ -1643,7 +1642,7 @@
           <w:hyperlink w:tooltip="#_Toc38219560" w:anchor="_Toc38219560" w:history="1">
             <w:r>
               <w:rPr>
-                <w:rStyle w:val="973"/>
+                <w:rStyle w:val="974"/>
               </w:rPr>
               <w:t xml:space="preserve">Requisitos de software</w:t>
             </w:r>
@@ -1681,7 +1680,7 @@
         </w:p>
         <w:p>
           <w:pPr>
-            <w:pStyle w:val="975"/>
+            <w:pStyle w:val="976"/>
             <w:pBdr/>
             <w:tabs>
               <w:tab w:val="right" w:leader="dot" w:pos="8494"/>
@@ -1697,7 +1696,7 @@
           <w:hyperlink w:tooltip="#_Toc38219561" w:anchor="_Toc38219561" w:history="1">
             <w:r>
               <w:rPr>
-                <w:rStyle w:val="973"/>
+                <w:rStyle w:val="974"/>
               </w:rPr>
               <w:t xml:space="preserve">Procedimentos de instalação</w:t>
             </w:r>
@@ -1735,7 +1734,7 @@
         </w:p>
         <w:p>
           <w:pPr>
-            <w:pStyle w:val="972"/>
+            <w:pStyle w:val="973"/>
             <w:pBdr/>
             <w:tabs>
               <w:tab w:val="right" w:leader="dot" w:pos="8494"/>
@@ -1751,7 +1750,7 @@
           <w:hyperlink w:tooltip="#_Toc38219562" w:anchor="_Toc38219562" w:history="1">
             <w:r>
               <w:rPr>
-                <w:rStyle w:val="973"/>
+                <w:rStyle w:val="974"/>
               </w:rPr>
               <w:t xml:space="preserve">Instruções de instalação/operacionalização/manutenção</w:t>
             </w:r>
@@ -1789,7 +1788,7 @@
         </w:p>
         <w:p>
           <w:pPr>
-            <w:pStyle w:val="972"/>
+            <w:pStyle w:val="973"/>
             <w:pBdr/>
             <w:tabs>
               <w:tab w:val="right" w:leader="dot" w:pos="8494"/>
@@ -1805,7 +1804,7 @@
           <w:hyperlink w:tooltip="#_Toc38219563" w:anchor="_Toc38219563" w:history="1">
             <w:r>
               <w:rPr>
-                <w:rStyle w:val="973"/>
+                <w:rStyle w:val="974"/>
               </w:rPr>
               <w:t xml:space="preserve">Instruções de utilização</w:t>
             </w:r>
@@ -1843,7 +1842,7 @@
         </w:p>
         <w:p>
           <w:pPr>
-            <w:pStyle w:val="975"/>
+            <w:pStyle w:val="976"/>
             <w:pBdr/>
             <w:tabs>
               <w:tab w:val="right" w:leader="dot" w:pos="8494"/>
@@ -1859,7 +1858,7 @@
           <w:hyperlink w:tooltip="#_Toc38219564" w:anchor="_Toc38219564" w:history="1">
             <w:r>
               <w:rPr>
-                <w:rStyle w:val="973"/>
+                <w:rStyle w:val="974"/>
               </w:rPr>
               <w:t xml:space="preserve">Manipulação de software</w:t>
             </w:r>
@@ -1897,7 +1896,7 @@
         </w:p>
         <w:p>
           <w:pPr>
-            <w:pStyle w:val="975"/>
+            <w:pStyle w:val="976"/>
             <w:pBdr/>
             <w:tabs>
               <w:tab w:val="right" w:leader="dot" w:pos="8494"/>
@@ -1913,7 +1912,7 @@
           <w:hyperlink w:tooltip="#_Toc38219565" w:anchor="_Toc38219565" w:history="1">
             <w:r>
               <w:rPr>
-                <w:rStyle w:val="973"/>
+                <w:rStyle w:val="974"/>
               </w:rPr>
               <w:t xml:space="preserve">Manipulação de hardware</w:t>
             </w:r>
@@ -1951,7 +1950,7 @@
         </w:p>
         <w:p>
           <w:pPr>
-            <w:pStyle w:val="972"/>
+            <w:pStyle w:val="973"/>
             <w:pBdr/>
             <w:tabs>
               <w:tab w:val="right" w:leader="dot" w:pos="8494"/>
@@ -1967,7 +1966,7 @@
           <w:hyperlink w:tooltip="#_Toc38219566" w:anchor="_Toc38219566" w:history="1">
             <w:r>
               <w:rPr>
-                <w:rStyle w:val="973"/>
+                <w:rStyle w:val="974"/>
               </w:rPr>
               <w:t xml:space="preserve">FAQs (Perguntas frequentes)</w:t>
             </w:r>
@@ -2005,7 +2004,7 @@
         </w:p>
         <w:p>
           <w:pPr>
-            <w:pStyle w:val="972"/>
+            <w:pStyle w:val="973"/>
             <w:pBdr/>
             <w:tabs>
               <w:tab w:val="right" w:leader="dot" w:pos="8494"/>
@@ -2021,7 +2020,7 @@
           <w:hyperlink w:tooltip="#_Toc38219567" w:anchor="_Toc38219567" w:history="1">
             <w:r>
               <w:rPr>
-                <w:rStyle w:val="973"/>
+                <w:rStyle w:val="974"/>
               </w:rPr>
               <w:t xml:space="preserve">Anexos</w:t>
             </w:r>
@@ -2115,7 +2114,7 @@
     </w:p>
     <w:p>
       <w:pPr>
-        <w:pStyle w:val="959"/>
+        <w:pStyle w:val="960"/>
         <w:pBdr/>
         <w:spacing/>
         <w:ind/>
@@ -2135,6 +2134,21 @@
         <w:pBdr/>
         <w:spacing/>
         <w:ind/>
+        <w:rPr/>
+      </w:pPr>
+      <w:r>
+        <w:rPr>
+          <w:lang w:val="pt-BR"/>
+        </w:rPr>
+        <w:t xml:space="preserve">O meu nome é Afonso Gomes Peres. Como técnico informático especializado pelo Agrupamento de Escolas da Batalha, desenvolvi o CloudStar como uma resposta à necessidade de infraestruturas de transferência de ficheiros leves e ultra-eficientes.</w:t>
+      </w:r>
+      <w:r/>
+    </w:p>
+    <w:p>
+      <w:pPr>
+        <w:pBdr/>
+        <w:spacing/>
+        <w:ind/>
         <w:rPr>
           <w:highlight w:val="none"/>
           <w:lang w:val="pt-BR"/>
@@ -2144,29 +2158,17 @@
         <w:rPr>
           <w:lang w:val="pt-BR"/>
         </w:rPr>
-        <w:t xml:space="preserve">O meu nome </w:t>
+        <w:t xml:space="preserve">Diferente de soluções genéricas em Python, o CloudStar foi meticulosamente arquitetado em C puro. Esta decisão de engenharia não foi arbitrária: o uso de C permitiu-me reduzir drasticamente o footprint de memória e a superfície de ataque, garantindo que o </w:t>
       </w:r>
       <w:r>
         <w:rPr>
           <w:lang w:val="pt-BR"/>
         </w:rPr>
-        <w:t xml:space="preserve">é Afonso Gomes peres, sou um j</w:t>
+        <w:t xml:space="preserve">sistema opere com uma performance próxima do hardware e total previsibilidade no processamento de sockets.</w:t>
       </w:r>
+      <w:r/>
       <w:r>
         <w:rPr>
-          <w:lang w:val="pt-BR"/>
-        </w:rPr>
-        <w:t xml:space="preserve">ovem técnico inform</w:t>
-      </w:r>
-      <w:r>
-        <w:rPr>
-          <w:lang w:val="pt-BR"/>
-        </w:rPr>
-        <w:t xml:space="preserve">ático e estudante prestes a ser formado pelo agrupamento de escolas da Batalha este ano.</w:t>
-      </w:r>
-      <w:r>
-        <w:rPr>
-          <w:highlight w:val="none"/>
           <w:lang w:val="pt-BR"/>
         </w:rPr>
       </w:r>
@@ -2179,7 +2181,7 @@
     </w:p>
     <w:p>
       <w:pPr>
-        <w:pStyle w:val="960"/>
+        <w:pStyle w:val="961"/>
         <w:pBdr/>
         <w:spacing/>
         <w:ind/>
@@ -2192,6 +2194,18 @@
       </w:r>
       <w:bookmarkEnd w:id="1"/>
       <w:r/>
+      <w:r/>
+    </w:p>
+    <w:p>
+      <w:pPr>
+        <w:pBdr/>
+        <w:spacing/>
+        <w:ind/>
+        <w:rPr/>
+      </w:pPr>
+      <w:r>
+        <w:t xml:space="preserve">O projeto é de código aberto e a documentação técnica, assim como o código-fonte integral, podem ser consultados no repositório oficial:</w:t>
+      </w:r>
       <w:r/>
     </w:p>
     <w:p>
@@ -2275,21 +2289,45 @@
           </mc:Fallback>
         </mc:AlternateContent>
       </w:r>
+      <w:r>
+        <w:rPr>
+          <w:b/>
+          <w:bCs/>
+          <w:lang w:val="pt-BR"/>
+        </w:rPr>
+        <w:t xml:space="preserve">GitHub</w:t>
+      </w:r>
+      <w:r>
+        <w:rPr>
+          <w:b/>
+          <w:bCs/>
+          <w:lang w:val="pt-BR"/>
+        </w:rPr>
+        <w:t xml:space="preserve">:</w:t>
+      </w:r>
+      <w:r>
+        <w:rPr>
+          <w:b w:val="0"/>
+          <w:bCs w:val="0"/>
+          <w:lang w:val="pt-BR"/>
+        </w:rPr>
+        <w:t xml:space="preserve"> </w:t>
+      </w:r>
       <w:hyperlink r:id="rId14" w:tooltip="https://github.com/Afonso-47" w:history="1">
         <w:r>
           <w:rPr>
-            <w:rStyle w:val="973"/>
+            <w:rStyle w:val="974"/>
           </w:rPr>
           <w:t xml:space="preserve">https://github.com/Afonso-47</w:t>
         </w:r>
         <w:r>
           <w:rPr>
-            <w:rStyle w:val="973"/>
+            <w:rStyle w:val="974"/>
           </w:rPr>
         </w:r>
         <w:r>
           <w:rPr>
-            <w:rStyle w:val="973"/>
+            <w:rStyle w:val="974"/>
           </w:rPr>
         </w:r>
       </w:hyperlink>
@@ -2306,7 +2344,7 @@
     </w:p>
     <w:p>
       <w:pPr>
-        <w:pStyle w:val="960"/>
+        <w:pStyle w:val="961"/>
         <w:pBdr/>
         <w:spacing/>
         <w:ind/>
@@ -2318,14 +2356,29 @@
         <w:t xml:space="preserve">Como obter suporte</w:t>
       </w:r>
       <w:bookmarkEnd w:id="2"/>
+      <w:r/>
+      <w:r/>
+    </w:p>
+    <w:p>
+      <w:pPr>
+        <w:pBdr/>
+        <w:spacing/>
+        <w:ind/>
+        <w:rPr/>
+      </w:pPr>
+      <w:r/>
+      <w:r>
+        <w:t xml:space="preserve">Para suporte técnico, reporte de vulnerabilidades ou submissão de bugs, utilize a secção de Issues no GitHub. Este canal é monitorizado para garantir respostas técnicas precisas e manter a transparência no ciclo de desenvolvimento do software.</w:t>
+      </w:r>
       <w:r>
         <w:br w:type="page" w:clear="all"/>
       </w:r>
       <w:r/>
+      <w:r/>
     </w:p>
     <w:p>
       <w:pPr>
-        <w:pStyle w:val="959"/>
+        <w:pStyle w:val="960"/>
         <w:pBdr/>
         <w:spacing/>
         <w:ind/>
@@ -2355,7 +2408,7 @@
     </w:p>
     <w:p>
       <w:pPr>
-        <w:pStyle w:val="960"/>
+        <w:pStyle w:val="961"/>
         <w:pBdr/>
         <w:spacing/>
         <w:ind/>
@@ -2376,166 +2429,19 @@
         <w:spacing/>
         <w:ind/>
         <w:rPr>
-          <w14:ligatures w14:val="none"/>
-        </w:rPr>
-      </w:pPr>
-      <w:r>
-        <w:rPr>
-          <w:highlight w:val="none"/>
-          <w:lang w:val="pt-PT" w:bidi="pt-PT"/>
-        </w:rPr>
-      </w:r>
-      <w:r>
-        <w:t xml:space="preserve">O projeto consiste na implementação do software necessário para transferir ficheiros através de uma porta FTP usando um protocolo </w:t>
-      </w:r>
-      <w:r>
-        <w:rPr>
-          <w:lang w:val="pt-BR"/>
-        </w:rPr>
-        <w:t xml:space="preserve">customizado</w:t>
-      </w:r>
-      <w:r>
-        <w:t xml:space="preserve">.</w:t>
-      </w:r>
-      <w:r>
-        <w:rPr>
-          <w14:ligatures w14:val="none"/>
-        </w:rPr>
-      </w:r>
-      <w:r>
-        <w:rPr>
-          <w14:ligatures w14:val="none"/>
-        </w:rPr>
-      </w:r>
-    </w:p>
-    <w:p>
-      <w:pPr>
-        <w:pBdr/>
-        <w:spacing/>
-        <w:ind/>
-        <w:rPr>
-          <w14:ligatures w14:val="none"/>
-        </w:rPr>
-      </w:pPr>
-      <w:r>
-        <w:t xml:space="preserve">O software do lado do servidor </w:t>
-      </w:r>
-      <w:r>
-        <w:rPr>
-          <w:lang w:val="pt-BR"/>
-        </w:rPr>
-        <w:t xml:space="preserve">foi </w:t>
-      </w:r>
-      <w:r>
-        <w:t xml:space="preserve">implementado em C com a função de aceitar diferentes modos de transferência d</w:t>
-      </w:r>
-      <w:r>
-        <w:t xml:space="preserve">e informação como a transferência bidirecional de ficheiros,</w:t>
-      </w:r>
-      <w:r>
-        <w:t xml:space="preserve"> listagem de ficheiros em uma dada diretoria</w:t>
-      </w:r>
-      <w:r>
-        <w:rPr>
-          <w:lang w:val="pt-BR"/>
-        </w:rPr>
-        <w:t xml:space="preserve"> e autenticaç</w:t>
-      </w:r>
-      <w:r>
-        <w:rPr>
-          <w:lang w:val="pt-BR"/>
-        </w:rPr>
-        <w:t xml:space="preserve">ão via </w:t>
-      </w:r>
-      <w:r>
-        <w:rPr>
-          <w:i/>
-          <w:iCs/>
-          <w:lang w:val="pt-BR"/>
-        </w:rPr>
-        <w:t xml:space="preserve">/etc/shadow</w:t>
-      </w:r>
-      <w:r>
-        <w:t xml:space="preserve">.</w:t>
-      </w:r>
-      <w:r>
-        <w:rPr>
-          <w14:ligatures w14:val="none"/>
-        </w:rPr>
-      </w:r>
-      <w:r>
-        <w:rPr>
-          <w14:ligatures w14:val="none"/>
-        </w:rPr>
-      </w:r>
-    </w:p>
-    <w:p>
-      <w:pPr>
-        <w:pBdr/>
-        <w:spacing/>
-        <w:ind/>
-        <w:rPr>
           <w:highlight w:val="none"/>
           <w:lang w:val="pt-BR"/>
           <w14:ligatures w14:val="none"/>
         </w:rPr>
       </w:pPr>
+      <w:r/>
       <w:r>
-        <w:t xml:space="preserve">O software do lado cliente </w:t>
+        <w:t xml:space="preserve">O CloudStar é um servidor de transferência de ficheiros multi-utilizador pessoal que utiliza um protocolo binário customizado. Ao contrário de protocolos como FTP ou HTTP, que carregam overhead de texto, o CloudStar comunica através de sequências binárias o</w:t>
       </w:r>
       <w:r>
-        <w:rPr>
-          <w:lang w:val="pt-BR"/>
-        </w:rPr>
-        <w:t xml:space="preserve">foi implementado exclusivamente em C</w:t>
+        <w:t xml:space="preserve">timizadas sobre sockets TCP, garantindo controlo total sobre o enquadramento (framing) e a integridade de cada byte transmitido.</w:t>
       </w:r>
-      <w:r>
-        <w:rPr>
-          <w:lang w:val="pt-BR"/>
-        </w:rPr>
-        <w:t xml:space="preserve"> com uso a sockets (</w:t>
-      </w:r>
-      <w:r>
-        <w:rPr>
-          <w:i/>
-          <w:iCs/>
-          <w:lang w:val="pt-BR"/>
-        </w:rPr>
-        <w:t xml:space="preserve">winsock2.h </w:t>
-      </w:r>
-      <w:r>
-        <w:rPr>
-          <w:lang w:val="pt-BR"/>
-        </w:rPr>
-        <w:t xml:space="preserve">para Windows ou </w:t>
-      </w:r>
-      <w:r>
-        <w:rPr>
-          <w:i/>
-          <w:iCs/>
-          <w:lang w:val="pt-BR"/>
-        </w:rPr>
-        <w:t xml:space="preserve">sys/socket.h</w:t>
-      </w:r>
-      <w:r>
-        <w:rPr>
-          <w:lang w:val="pt-BR"/>
-        </w:rPr>
-        <w:t xml:space="preserve"> para Linux) para realizar a conex</w:t>
-      </w:r>
-      <w:r>
-        <w:rPr>
-          <w:lang w:val="pt-BR"/>
-        </w:rPr>
-        <w:t xml:space="preserve">ão ao servidor.</w:t>
-      </w:r>
-      <w:r>
-        <w:rPr>
-          <w:highlight w:val="none"/>
-          <w:lang w:val="pt-BR"/>
-          <w14:ligatures w14:val="none"/>
-        </w:rPr>
-      </w:r>
+      <w:r/>
       <w:r>
         <w:rPr>
           <w:highlight w:val="none"/>
@@ -2556,7 +2462,7 @@
     </w:p>
     <w:p>
       <w:pPr>
-        <w:pStyle w:val="960"/>
+        <w:pStyle w:val="961"/>
         <w:pBdr/>
         <w:spacing/>
         <w:ind/>
@@ -2576,44 +2482,54 @@
         <w:pBdr/>
         <w:spacing/>
         <w:ind/>
+        <w:rPr/>
+      </w:pPr>
+      <w:r>
         <w:rPr>
           <w:highlight w:val="none"/>
           <w:lang w:val="pt-BR"/>
         </w:rPr>
+        <w:t xml:space="preserve">O ecossistema divide-se numa arquitetura Cliente-Servidor:</w:t>
+      </w:r>
+      <w:r/>
+    </w:p>
+    <w:p>
+      <w:pPr>
+        <w:pStyle w:val="966"/>
+        <w:numPr>
+          <w:ilvl w:val="0"/>
+          <w:numId w:val="13"/>
+        </w:numPr>
+        <w:pBdr/>
+        <w:spacing/>
+        <w:ind/>
+        <w:rPr/>
       </w:pPr>
       <w:r>
         <w:rPr>
+          <w:b/>
+          <w:bCs/>
+          <w:highlight w:val="none"/>
           <w:lang w:val="pt-BR"/>
         </w:rPr>
-        <w:t xml:space="preserve">A aplicaç</w:t>
-      </w:r>
-      <w:r>
-        <w:rPr>
-          <w:lang w:val="pt-BR"/>
-        </w:rPr>
-        <w:t xml:space="preserve">ão cliente consiste apenas na interface textual para interagir com o servidor atrav</w:t>
-      </w:r>
-      <w:r>
-        <w:rPr>
-          <w:lang w:val="pt-BR"/>
-        </w:rPr>
-        <w:t xml:space="preserve">és da ligaç</w:t>
-      </w:r>
-      <w:r>
-        <w:rPr>
-          <w:lang w:val="pt-BR"/>
-        </w:rPr>
-        <w:t xml:space="preserve">ão VPN gerida externamente pelo utilizador.</w:t>
+        <w:t xml:space="preserve">Cliente:</w:t>
       </w:r>
       <w:r>
         <w:rPr>
           <w:highlight w:val="none"/>
           <w:lang w:val="pt-BR"/>
         </w:rPr>
+        <w:t xml:space="preserve"> Interface TUI (Text User Interface) baseada na biblioteca ncurses, desenhada para terminais modernos.</w:t>
       </w:r>
+      <w:r/>
     </w:p>
     <w:p>
       <w:pPr>
+        <w:pStyle w:val="966"/>
+        <w:numPr>
+          <w:ilvl w:val="0"/>
+          <w:numId w:val="13"/>
+        </w:numPr>
         <w:pBdr/>
         <w:spacing/>
         <w:ind/>
@@ -2621,66 +2537,76 @@
       </w:pPr>
       <w:r>
         <w:rPr>
+          <w:b/>
+          <w:bCs/>
           <w:highlight w:val="none"/>
           <w:lang w:val="pt-BR"/>
         </w:rPr>
-        <w:t xml:space="preserve">O pr</w:t>
+        <w:t xml:space="preserve">Servidor:</w:t>
       </w:r>
       <w:r>
         <w:rPr>
           <w:highlight w:val="none"/>
           <w:lang w:val="pt-BR"/>
         </w:rPr>
-        <w:t xml:space="preserve">óprio c</w:t>
+        <w:t xml:space="preserve"> Serviço headless em Linux que gere sessões simultâneas e validações de sistema.</w:t>
+      </w:r>
+      <w:r/>
+    </w:p>
+    <w:p>
+      <w:pPr>
+        <w:pStyle w:val="966"/>
+        <w:numPr>
+          <w:ilvl w:val="0"/>
+          <w:numId w:val="13"/>
+        </w:numPr>
+        <w:pBdr/>
+        <w:spacing/>
+        <w:ind/>
+        <w:rPr/>
+      </w:pPr>
+      <w:r>
+        <w:rPr>
+          <w:b/>
+          <w:bCs/>
+          <w:highlight w:val="none"/>
+          <w:lang w:val="pt-BR"/>
+        </w:rPr>
+        <w:t xml:space="preserve">Segurança de Camada de Rede: </w:t>
       </w:r>
       <w:r>
         <w:rPr>
+          <w:b w:val="0"/>
+          <w:bCs w:val="0"/>
           <w:highlight w:val="none"/>
           <w:lang w:val="pt-BR"/>
         </w:rPr>
-        <w:t xml:space="preserve">ódigo e funcionamento do projeto </w:t>
       </w:r>
       <w:r>
         <w:rPr>
+          <w:b w:val="0"/>
+          <w:bCs w:val="0"/>
           <w:highlight w:val="none"/>
           <w:lang w:val="pt-BR"/>
         </w:rPr>
-        <w:t xml:space="preserve">consiste completamente em c</w:t>
+        <w:t xml:space="preserve">Por design, o CloudStar delega a encriptação de transporte ao WireGuard. Isto permite que o binário do servidor permaneça leve e focado na lógica de ficheiros, enquanto o túnel VPN assegura comunicação encriptada com criptografia moderna e de alto desempenh</w:t>
       </w:r>
       <w:r>
         <w:rPr>
+          <w:b w:val="0"/>
+          <w:bCs w:val="0"/>
           <w:highlight w:val="none"/>
           <w:lang w:val="pt-BR"/>
         </w:rPr>
-        <w:t xml:space="preserve">ódigo aberto e p</w:t>
+        <w:t xml:space="preserve">o.</w:t>
       </w:r>
       <w:r>
         <w:rPr>
+          <w:b w:val="0"/>
+          <w:bCs w:val="0"/>
           <w:highlight w:val="none"/>
           <w:lang w:val="pt-BR"/>
         </w:rPr>
-        <w:t xml:space="preserve">úblico, dispon</w:t>
-      </w:r>
-      <w:r>
-        <w:rPr>
-          <w:highlight w:val="none"/>
-          <w:lang w:val="pt-BR"/>
-        </w:rPr>
-        <w:t xml:space="preserve">ível na minha p</w:t>
-      </w:r>
-      <w:r>
-        <w:rPr>
-          <w:highlight w:val="none"/>
-          <w:lang w:val="pt-BR"/>
-        </w:rPr>
-        <w:t xml:space="preserve">ágina do GitHub para qualquer pessoa que queira montar o seu pr</w:t>
-      </w:r>
-      <w:r>
-        <w:rPr>
-          <w:highlight w:val="none"/>
-          <w:lang w:val="pt-BR"/>
-        </w:rPr>
-        <w:t xml:space="preserve">óprio servidor em casa.</w:t>
       </w:r>
       <w:r>
         <w:rPr>
@@ -2730,7 +2656,7 @@
     </w:p>
     <w:p>
       <w:pPr>
-        <w:pStyle w:val="959"/>
+        <w:pStyle w:val="960"/>
         <w:pBdr/>
         <w:spacing/>
         <w:ind/>
@@ -2757,47 +2683,433 @@
     </w:p>
     <w:p>
       <w:pPr>
-        <w:pStyle w:val="960"/>
+        <w:pStyle w:val="961"/>
         <w:pBdr/>
         <w:spacing/>
         <w:ind/>
         <w:rPr/>
       </w:pPr>
-      <w:r/>
-      <w:bookmarkStart w:id="7" w:name="_Toc38219554"/>
       <w:r>
-        <w:t xml:space="preserve">Software</w:t>
+        <w:rPr>
+          <w:highlight w:val="none"/>
+          <w:lang w:val="pt-BR" w:bidi="pt-BR"/>
+        </w:rPr>
+        <w:t xml:space="preserve">Software e Protocolo Binário</w:t>
       </w:r>
-      <w:bookmarkEnd w:id="7"/>
-      <w:r/>
       <w:r/>
     </w:p>
     <w:p>
       <w:pPr>
-        <w:pStyle w:val="965"/>
+        <w:pStyle w:val="966"/>
+        <w:pBdr/>
+        <w:spacing/>
+        <w:ind w:left="0"/>
+        <w:rPr/>
+      </w:pPr>
+      <w:r>
+        <w:rPr>
+          <w:highlight w:val="none"/>
+          <w:lang w:val="pt-BR" w:bidi="pt-BR"/>
+        </w:rPr>
+        <w:t xml:space="preserve">O protocolo opera com um prefixo de 4 bytes em formato big-endian (Network Byte Order) para definir comprimentos de strings, prevenindo ataques de buffer overflow e garantindo portabilidade entre arquiteturas.</w:t>
+      </w:r>
+      <w:r/>
+    </w:p>
+    <w:p>
+      <w:pPr>
+        <w:pStyle w:val="966"/>
         <w:numPr>
           <w:ilvl w:val="0"/>
-          <w:numId w:val="2"/>
+          <w:numId w:val="14"/>
         </w:numPr>
         <w:pBdr/>
         <w:spacing/>
         <w:ind/>
+        <w:rPr/>
+      </w:pPr>
+      <w:r>
+        <w:rPr>
+          <w:b/>
+          <w:bCs/>
+          <w:highlight w:val="none"/>
+          <w:lang w:val="pt-BR" w:bidi="pt-BR"/>
+        </w:rPr>
+        <w:t xml:space="preserve">Fluxo de Desbloqueio: </w:t>
+      </w:r>
+      <w:r>
+        <w:rPr>
+          <w:highlight w:val="none"/>
+          <w:lang w:val="pt-BR" w:bidi="pt-BR"/>
+        </w:rPr>
+        <w:t xml:space="preserve">O servidor exige o sinal hexadecimal 0x01 para iniciar qualquer sessão.</w:t>
+      </w:r>
+      <w:r/>
+    </w:p>
+    <w:p>
+      <w:pPr>
+        <w:pStyle w:val="966"/>
+        <w:numPr>
+          <w:ilvl w:val="0"/>
+          <w:numId w:val="14"/>
+        </w:numPr>
+        <w:pBdr/>
+        <w:spacing/>
+        <w:ind/>
+        <w:rPr/>
+      </w:pPr>
+      <w:r>
+        <w:rPr>
+          <w:b/>
+          <w:bCs/>
+          <w:highlight w:val="none"/>
+          <w:lang w:val="pt-BR" w:bidi="pt-BR"/>
+        </w:rPr>
+        <w:t xml:space="preserve">Seleção de Modos:</w:t>
+      </w:r>
+      <w:r>
+        <w:rPr>
+          <w:highlight w:val="none"/>
+          <w:lang w:val="pt-BR" w:bidi="pt-BR"/>
+        </w:rPr>
+        <w:t xml:space="preserve"> Após a autenticação, o cliente envia um byte de modo: D (Download), U (Upload) ou L (Listagem).</w:t>
+      </w:r>
+      <w:r/>
+    </w:p>
+    <w:p>
+      <w:pPr>
+        <w:pStyle w:val="966"/>
+        <w:numPr>
+          <w:ilvl w:val="0"/>
+          <w:numId w:val="14"/>
+        </w:numPr>
+        <w:pBdr/>
+        <w:spacing/>
+        <w:ind/>
+        <w:rPr/>
+      </w:pPr>
+      <w:r>
+        <w:rPr>
+          <w:b/>
+          <w:bCs/>
+          <w:highlight w:val="none"/>
+          <w:lang w:val="pt-BR" w:bidi="pt-BR"/>
+        </w:rPr>
+        <w:t xml:space="preserve">Protocolo de Listagem ('L'):</w:t>
+      </w:r>
+      <w:r>
+        <w:rPr>
+          <w:highlight w:val="none"/>
+          <w:lang w:val="pt-BR" w:bidi="pt-BR"/>
+        </w:rPr>
+        <w:t xml:space="preserve"> O servidor responde de forma incremental para maximizar a eficiência:</w:t>
+      </w:r>
+      <w:r/>
+    </w:p>
+    <w:p>
+      <w:pPr>
+        <w:pStyle w:val="966"/>
+        <w:numPr>
+          <w:ilvl w:val="1"/>
+          <w:numId w:val="15"/>
+        </w:numPr>
+        <w:pBdr/>
+        <w:spacing/>
+        <w:ind/>
+        <w:rPr/>
+      </w:pPr>
+      <w:r>
+        <w:rPr>
+          <w:highlight w:val="none"/>
+          <w:lang w:val="pt-BR" w:bidi="pt-BR"/>
+        </w:rPr>
+        <w:t xml:space="preserve">Envia um byte de estado (0x00 para sucesso).</w:t>
+      </w:r>
+      <w:r/>
+    </w:p>
+    <w:p>
+      <w:pPr>
+        <w:pStyle w:val="966"/>
+        <w:numPr>
+          <w:ilvl w:val="1"/>
+          <w:numId w:val="15"/>
+        </w:numPr>
+        <w:pBdr/>
+        <w:spacing/>
+        <w:ind/>
+        <w:rPr/>
+      </w:pPr>
+      <w:r>
+        <w:rPr>
+          <w:highlight w:val="none"/>
+          <w:lang w:val="pt-BR" w:bidi="pt-BR"/>
+        </w:rPr>
+        <w:t xml:space="preserve">Para cada item, envia: 1 byte de tipo (0x02 para diretoria, 0x01 para ficheiro) + 4 bytes (BE) de comprimento de nome + N bytes do nome.</w:t>
+      </w:r>
+      <w:r/>
+    </w:p>
+    <w:p>
+      <w:pPr>
+        <w:pStyle w:val="966"/>
+        <w:numPr>
+          <w:ilvl w:val="1"/>
+          <w:numId w:val="15"/>
+        </w:numPr>
+        <w:pBdr/>
+        <w:spacing/>
+        <w:ind/>
+        <w:rPr>
+          <w:highlight w:val="none"/>
+          <w:lang w:val="pt-BR" w:bidi="pt-BR"/>
+        </w:rPr>
+      </w:pPr>
+      <w:r>
+        <w:rPr>
+          <w:highlight w:val="none"/>
+          <w:lang w:val="pt-BR" w:bidi="pt-BR"/>
+        </w:rPr>
+        <w:t xml:space="preserve">Finaliza com o marcador 0x00 (LIST_TYPE_EOL).</w:t>
+      </w:r>
+      <w:r>
+        <w:rPr>
+          <w:highlight w:val="none"/>
+          <w:lang w:val="pt-BR" w:bidi="pt-BR"/>
+        </w:rPr>
+      </w:r>
+    </w:p>
+    <w:p>
+      <w:pPr>
+        <w:pStyle w:val="966"/>
+        <w:numPr>
+          <w:ilvl w:val="0"/>
+          <w:numId w:val="14"/>
+        </w:numPr>
+        <w:pBdr/>
+        <w:spacing/>
+        <w:ind/>
+        <w:rPr>
+          <w:highlight w:val="none"/>
+          <w:lang w:val="pt-BR" w:bidi="pt-BR"/>
+        </w:rPr>
+      </w:pPr>
+      <w:r>
+        <w:rPr>
+          <w:highlight w:val="none"/>
+          <w:lang w:val="pt-BR" w:bidi="pt-BR"/>
+        </w:rPr>
+      </w:r>
+      <w:r>
+        <w:rPr>
+          <w:b/>
+          <w:bCs/>
+          <w:highlight w:val="none"/>
+          <w:lang w:val="pt-BR" w:bidi="pt-BR"/>
+        </w:rPr>
+        <w:t xml:space="preserve">Primitivas Robustas: </w:t>
+      </w:r>
+      <w:r>
+        <w:rPr>
+          <w:highlight w:val="none"/>
+          <w:lang w:val="pt-BR" w:bidi="pt-BR"/>
+        </w:rPr>
+        <w:t xml:space="preserve">Implementação das funções send_all e recv_exact para mitigar leituras parciais em redes instáveis.</w:t>
+      </w:r>
+      <w:r>
+        <w:rPr>
+          <w:highlight w:val="none"/>
+          <w:lang w:val="pt-BR" w:bidi="pt-BR"/>
+        </w:rPr>
+      </w:r>
+      <w:r/>
+    </w:p>
+    <w:p>
+      <w:pPr>
+        <w:pStyle w:val="961"/>
+        <w:pBdr/>
+        <w:spacing/>
+        <w:ind/>
+        <w:rPr/>
+      </w:pPr>
+      <w:r>
         <w:rPr>
           <w:highlight w:val="none"/>
           <w:lang w:val="pt-BR"/>
         </w:rPr>
+        <w:t xml:space="preserve">Mecanismo de Autenticação e Segurança de Acesso</w:t>
+      </w:r>
+      <w:r/>
+    </w:p>
+    <w:p>
+      <w:pPr>
+        <w:pBdr/>
+        <w:spacing/>
+        <w:ind/>
+        <w:rPr/>
       </w:pPr>
       <w:r>
         <w:rPr>
+          <w:highlight w:val="none"/>
           <w:lang w:val="pt-BR"/>
         </w:rPr>
-        <w:t xml:space="preserve">Protocolo de transfer</w:t>
+        <w:t xml:space="preserve">A segurança do CloudStar é rigorosa e integrada ao sistema operativo:</w:t>
+      </w:r>
+      <w:r/>
+    </w:p>
+    <w:p>
+      <w:pPr>
+        <w:pStyle w:val="966"/>
+        <w:numPr>
+          <w:ilvl w:val="0"/>
+          <w:numId w:val="16"/>
+        </w:numPr>
+        <w:pBdr/>
+        <w:spacing/>
+        <w:ind/>
+        <w:rPr/>
+      </w:pPr>
+      <w:r>
+        <w:rPr>
+          <w:highlight w:val="none"/>
+          <w:lang w:val="pt-BR"/>
+        </w:rPr>
+        <w:t xml:space="preserve">Integração Shadow: O servidor utiliza as bibliotecas shadow.h e crypt.h (função getspnam) para validar credenciais contra o ficheiro /etc/shadow do Linux.</w:t>
+      </w:r>
+      <w:r/>
+    </w:p>
+    <w:p>
+      <w:pPr>
+        <w:pStyle w:val="966"/>
+        <w:numPr>
+          <w:ilvl w:val="0"/>
+          <w:numId w:val="16"/>
+        </w:numPr>
+        <w:pBdr/>
+        <w:spacing/>
+        <w:ind/>
+        <w:rPr/>
+      </w:pPr>
+      <w:r>
+        <w:rPr>
+          <w:highlight w:val="none"/>
+          <w:lang w:val="pt-BR"/>
+        </w:rPr>
+        <w:t xml:space="preserve">Segurança Temporal: A comparação de hashes no servidor evita a função padrão strcmp(), que é vulnerável a timing attacks (interrompe-se no primeiro byte divergente). Em vez disso, utilizamos uma comparação em tempo constante, verificando a diferença bit-a-b</w:t>
       </w:r>
       <w:r>
         <w:rPr>
+          <w:highlight w:val="none"/>
           <w:lang w:val="pt-BR"/>
         </w:rPr>
-        <w:t xml:space="preserve">ência de ficheiros unidirecional (lado cliente e servidor)</w:t>
+        <w:t xml:space="preserve">it de toda a hash antes de retornar o resultado.</w:t>
+      </w:r>
+      <w:r/>
+    </w:p>
+    <w:p>
+      <w:pPr>
+        <w:pStyle w:val="966"/>
+        <w:numPr>
+          <w:ilvl w:val="0"/>
+          <w:numId w:val="16"/>
+        </w:numPr>
+        <w:pBdr/>
+        <w:spacing/>
+        <w:ind/>
+        <w:rPr/>
+      </w:pPr>
+      <w:r>
+        <w:rPr>
+          <w:highlight w:val="none"/>
+          <w:lang w:val="pt-BR"/>
+        </w:rPr>
+        <w:t xml:space="preserve">Prevenção de Directory Traversal: O sistema utiliza o mecanismo enforce_user_path_policy. Através da resolução de realpath, o servidor valida se o caminho solicitado está contido na home do utilizador, bloqueando qualquer tentativa de acesso a ficheiros sen</w:t>
+      </w:r>
+      <w:r>
+        <w:rPr>
+          <w:highlight w:val="none"/>
+          <w:lang w:val="pt-BR"/>
+        </w:rPr>
+        <w:t xml:space="preserve">síveis do sistema.</w:t>
+      </w:r>
+      <w:r/>
+    </w:p>
+    <w:p>
+      <w:pPr>
+        <w:pStyle w:val="961"/>
+        <w:pBdr/>
+        <w:spacing/>
+        <w:ind/>
+        <w:rPr/>
+      </w:pPr>
+      <w:r>
+        <w:rPr>
+          <w:highlight w:val="none"/>
+          <w:lang w:val="pt-BR"/>
+        </w:rPr>
+        <w:t xml:space="preserve">Interface TUI (ncurses)</w:t>
+      </w:r>
+      <w:r/>
+    </w:p>
+    <w:p>
+      <w:pPr>
+        <w:pBdr/>
+        <w:spacing/>
+        <w:ind w:firstLine="0" w:left="0"/>
+        <w:rPr/>
+      </w:pPr>
+      <w:r>
+        <w:rPr>
+          <w:highlight w:val="none"/>
+          <w:lang w:val="pt-BR"/>
+        </w:rPr>
+        <w:t xml:space="preserve">A interface visual em terminal oferece uma experiência de utilizador rica:</w:t>
+      </w:r>
+      <w:r/>
+    </w:p>
+    <w:p>
+      <w:pPr>
+        <w:pStyle w:val="966"/>
+        <w:numPr>
+          <w:ilvl w:val="0"/>
+          <w:numId w:val="17"/>
+        </w:numPr>
+        <w:pBdr/>
+        <w:spacing/>
+        <w:ind/>
+        <w:rPr/>
+      </w:pPr>
+      <w:r>
+        <w:rPr>
+          <w:highlight w:val="none"/>
+          <w:lang w:val="pt-BR"/>
+        </w:rPr>
+        <w:t xml:space="preserve">Sprites ASCII: Representação gráfica de ficheiros por extensão e diretórios.</w:t>
+      </w:r>
+      <w:r/>
+    </w:p>
+    <w:p>
+      <w:pPr>
+        <w:pStyle w:val="966"/>
+        <w:numPr>
+          <w:ilvl w:val="0"/>
+          <w:numId w:val="17"/>
+        </w:numPr>
+        <w:pBdr/>
+        <w:spacing/>
+        <w:ind/>
+        <w:rPr/>
+      </w:pPr>
+      <w:r>
+        <w:rPr>
+          <w:highlight w:val="none"/>
+          <w:lang w:val="pt-BR"/>
+        </w:rPr>
+        <w:t xml:space="preserve">Funcionalidades: Suporte a paginação dinâmica e navegação por grelha.</w:t>
+      </w:r>
+      <w:r/>
+      <w:r>
+        <w:rPr>
+          <w:highlight w:val="none"/>
+          <w:lang w:val="pt-BR"/>
+        </w:rPr>
       </w:r>
       <w:r>
         <w:rPr>
@@ -2811,123 +3123,6 @@
           <w:lang w:val="pt-BR"/>
         </w:rPr>
       </w:r>
-    </w:p>
-    <w:p>
-      <w:pPr>
-        <w:pStyle w:val="965"/>
-        <w:numPr>
-          <w:ilvl w:val="0"/>
-          <w:numId w:val="2"/>
-        </w:numPr>
-        <w:pBdr/>
-        <w:spacing/>
-        <w:ind/>
-        <w:rPr>
-          <w:highlight w:val="none"/>
-          <w:lang w:val="pt-BR"/>
-        </w:rPr>
-      </w:pPr>
-      <w:r>
-        <w:rPr>
-          <w:highlight w:val="none"/>
-          <w:lang w:val="pt-BR" w:bidi="pt-BR"/>
-        </w:rPr>
-        <w:t xml:space="preserve">Interface TUI dedicada para uso desse mesmo protocolo</w:t>
-      </w:r>
-      <w:r>
-        <w:rPr>
-          <w:highlight w:val="none"/>
-          <w:lang w:val="pt-BR"/>
-        </w:rPr>
-      </w:r>
-      <w:r>
-        <w:rPr>
-          <w:highlight w:val="none"/>
-          <w:lang w:val="pt-BR"/>
-        </w:rPr>
-      </w:r>
-    </w:p>
-    <w:p>
-      <w:pPr>
-        <w:pStyle w:val="960"/>
-        <w:pBdr/>
-        <w:spacing/>
-        <w:ind/>
-        <w:rPr/>
-      </w:pPr>
-      <w:r/>
-      <w:bookmarkStart w:id="8" w:name="_Toc38219555"/>
-      <w:r>
-        <w:t xml:space="preserve">Hardware</w:t>
-      </w:r>
-      <w:bookmarkEnd w:id="8"/>
-      <w:r/>
-      <w:r/>
-    </w:p>
-    <w:p>
-      <w:pPr>
-        <w:pBdr/>
-        <w:spacing/>
-        <w:ind/>
-        <w:rPr>
-          <w:highlight w:val="none"/>
-          <w:lang w:val="pt-BR"/>
-        </w:rPr>
-      </w:pPr>
-      <w:r>
-        <w:rPr>
-          <w:lang w:val="pt-BR"/>
-        </w:rPr>
-        <w:t xml:space="preserve">1 – Computador Servidor</w:t>
-      </w:r>
-      <w:r>
-        <w:rPr>
-          <w:highlight w:val="none"/>
-          <w:lang w:val="pt-BR"/>
-        </w:rPr>
-      </w:r>
-    </w:p>
-    <w:p>
-      <w:pPr>
-        <w:pBdr/>
-        <w:spacing/>
-        <w:ind/>
-        <w:rPr/>
-      </w:pPr>
-      <w:r>
-        <w:rPr>
-          <w:highlight w:val="none"/>
-          <w:lang w:val="pt-BR"/>
-        </w:rPr>
-        <w:t xml:space="preserve">1 </w:t>
-      </w:r>
-      <w:r>
-        <w:rPr>
-          <w:lang w:val="pt-BR"/>
-        </w:rPr>
-        <w:t xml:space="preserve">– </w:t>
-      </w:r>
-      <w:r>
-        <w:rPr>
-          <w:highlight w:val="none"/>
-          <w:lang w:val="pt-BR"/>
-        </w:rPr>
-        <w:t xml:space="preserve">Router configur</w:t>
-      </w:r>
-      <w:r>
-        <w:rPr>
-          <w:highlight w:val="none"/>
-          <w:lang w:val="pt-BR"/>
-        </w:rPr>
-        <w:t xml:space="preserve">ável com regras de “Port Mapping”</w:t>
-      </w:r>
-      <w:r>
-        <w:rPr>
-          <w:highlight w:val="none"/>
-          <w:lang w:val="pt-BR"/>
-        </w:rPr>
-      </w:r>
-      <w:r/>
     </w:p>
     <w:p>
       <w:pPr>
@@ -2969,7 +3164,7 @@
     </w:p>
     <w:p>
       <w:pPr>
-        <w:pStyle w:val="959"/>
+        <w:pStyle w:val="960"/>
         <w:pBdr/>
         <w:spacing/>
         <w:ind/>
@@ -2982,21 +3177,25 @@
       </w:r>
       <w:bookmarkEnd w:id="9"/>
       <w:r/>
-      <w:r/>
-    </w:p>
-    <w:p>
-      <w:pPr>
-        <w:pBdr/>
-        <w:spacing/>
-        <w:ind/>
-        <w:rPr/>
-      </w:pPr>
+      <w:r>
+        <w:t xml:space="preserve">´</w:t>
+      </w:r>
       <w:r/>
       <w:r/>
     </w:p>
     <w:p>
       <w:pPr>
-        <w:pStyle w:val="960"/>
+        <w:pBdr/>
+        <w:spacing/>
+        <w:ind/>
+        <w:rPr/>
+      </w:pPr>
+      <w:r/>
+      <w:r/>
+    </w:p>
+    <w:p>
+      <w:pPr>
+        <w:pStyle w:val="961"/>
         <w:pBdr/>
         <w:spacing/>
         <w:ind/>
@@ -3012,97 +3211,1156 @@
         <w:rPr>
           <w:lang w:val="pt-BR"/>
         </w:rPr>
-        <w:t xml:space="preserve"> (Cliente</w:t>
       </w:r>
+      <w:r/>
+    </w:p>
+    <w:tbl>
+      <w:tblPr>
+        <w:tblStyle w:val="784"/>
+        <w:tblW w:w="0" w:type="auto"/>
+        <w:tblBorders/>
+        <w:tblLook w:val="04A0" w:firstRow="1" w:lastRow="0" w:firstColumn="1" w:lastColumn="0" w:noHBand="0" w:noVBand="1"/>
+      </w:tblPr>
+      <w:tblGrid>
+        <w:gridCol w:w="1701"/>
+        <w:gridCol w:w="1701"/>
+        <w:gridCol w:w="1701"/>
+        <w:gridCol w:w="1701"/>
+        <w:gridCol w:w="1701"/>
+      </w:tblGrid>
+      <w:tr>
+        <w:trPr/>
+        <w:tc>
+          <w:tcPr>
+            <w:tcBorders/>
+            <w:tcW w:w="1701" w:type="dxa"/>
+          </w:tcPr>
+          <w:p>
+            <w:pPr>
+              <w:pBdr/>
+              <w:spacing/>
+              <w:ind/>
+              <w:rPr>
+                <w:b/>
+                <w:bCs/>
+                <w:sz w:val="22"/>
+                <w:szCs w:val="22"/>
+              </w:rPr>
+            </w:pPr>
+            <w:r>
+              <w:rPr>
+                <w:b/>
+                <w:bCs/>
+                <w:sz w:val="22"/>
+                <w:szCs w:val="22"/>
+                <w:lang w:val="pt-BR"/>
+              </w:rPr>
+              <w:t xml:space="preserve">Componente</w:t>
+            </w:r>
+            <w:r>
+              <w:rPr>
+                <w:b/>
+                <w:bCs/>
+                <w:sz w:val="22"/>
+                <w:szCs w:val="22"/>
+              </w:rPr>
+            </w:r>
+          </w:p>
+        </w:tc>
+        <w:tc>
+          <w:tcPr>
+            <w:tcBorders/>
+            <w:tcW w:w="1701" w:type="dxa"/>
+          </w:tcPr>
+          <w:p>
+            <w:pPr>
+              <w:pBdr/>
+              <w:spacing/>
+              <w:ind/>
+              <w:rPr>
+                <w:b/>
+                <w:bCs/>
+                <w:sz w:val="22"/>
+                <w:szCs w:val="22"/>
+              </w:rPr>
+            </w:pPr>
+            <w:r>
+              <w:rPr>
+                <w:b/>
+                <w:bCs/>
+                <w:sz w:val="22"/>
+                <w:szCs w:val="22"/>
+                <w:lang w:val="pt-BR"/>
+              </w:rPr>
+              <w:t xml:space="preserve">Requisitos M</w:t>
+            </w:r>
+            <w:r>
+              <w:rPr>
+                <w:b/>
+                <w:bCs/>
+                <w:sz w:val="22"/>
+                <w:szCs w:val="22"/>
+                <w:lang w:val="pt-BR"/>
+              </w:rPr>
+              <w:t xml:space="preserve">ínimos (Cliente)</w:t>
+            </w:r>
+            <w:r>
+              <w:rPr>
+                <w:b/>
+                <w:bCs/>
+                <w:sz w:val="22"/>
+                <w:szCs w:val="22"/>
+              </w:rPr>
+            </w:r>
+          </w:p>
+        </w:tc>
+        <w:tc>
+          <w:tcPr>
+            <w:tcBorders/>
+            <w:tcW w:w="1701" w:type="dxa"/>
+          </w:tcPr>
+          <w:p>
+            <w:pPr>
+              <w:pBdr/>
+              <w:spacing/>
+              <w:ind/>
+              <w:rPr>
+                <w:b/>
+                <w:bCs/>
+                <w:sz w:val="22"/>
+                <w:szCs w:val="22"/>
+              </w:rPr>
+            </w:pPr>
+            <w:r>
+              <w:rPr>
+                <w:b/>
+                <w:bCs/>
+                <w:sz w:val="22"/>
+                <w:szCs w:val="22"/>
+                <w:lang w:val="pt-BR"/>
+              </w:rPr>
+              <w:t xml:space="preserve">Requisitos </w:t>
+            </w:r>
+            <w:r>
+              <w:rPr>
+                <w:b/>
+                <w:bCs/>
+                <w:sz w:val="22"/>
+                <w:szCs w:val="22"/>
+                <w:lang w:val="pt-BR"/>
+              </w:rPr>
+              <w:t xml:space="preserve">Ótimos (Cliente)</w:t>
+            </w:r>
+            <w:r>
+              <w:rPr>
+                <w:b/>
+                <w:bCs/>
+                <w:sz w:val="22"/>
+                <w:szCs w:val="22"/>
+              </w:rPr>
+            </w:r>
+          </w:p>
+        </w:tc>
+        <w:tc>
+          <w:tcPr>
+            <w:tcBorders/>
+            <w:tcW w:w="1701" w:type="dxa"/>
+          </w:tcPr>
+          <w:p>
+            <w:pPr>
+              <w:pBdr/>
+              <w:spacing/>
+              <w:ind/>
+              <w:rPr>
+                <w:b/>
+                <w:bCs/>
+                <w:sz w:val="22"/>
+                <w:szCs w:val="22"/>
+              </w:rPr>
+            </w:pPr>
+            <w:r>
+              <w:rPr>
+                <w:b/>
+                <w:bCs/>
+                <w:sz w:val="22"/>
+                <w:szCs w:val="22"/>
+                <w:lang w:val="pt-BR"/>
+              </w:rPr>
+              <w:t xml:space="preserve">Requisitos M</w:t>
+            </w:r>
+            <w:r>
+              <w:rPr>
+                <w:b/>
+                <w:bCs/>
+                <w:sz w:val="22"/>
+                <w:szCs w:val="22"/>
+                <w:lang w:val="pt-BR"/>
+              </w:rPr>
+              <w:t xml:space="preserve">ínimos (Servidor)</w:t>
+            </w:r>
+            <w:r>
+              <w:rPr>
+                <w:b/>
+                <w:bCs/>
+                <w:sz w:val="22"/>
+                <w:szCs w:val="22"/>
+              </w:rPr>
+            </w:r>
+          </w:p>
+        </w:tc>
+        <w:tc>
+          <w:tcPr>
+            <w:tcBorders/>
+            <w:tcW w:w="1701" w:type="dxa"/>
+          </w:tcPr>
+          <w:p>
+            <w:pPr>
+              <w:pBdr/>
+              <w:spacing/>
+              <w:ind/>
+              <w:rPr>
+                <w:b/>
+                <w:bCs/>
+                <w:sz w:val="22"/>
+                <w:szCs w:val="22"/>
+              </w:rPr>
+            </w:pPr>
+            <w:r>
+              <w:rPr>
+                <w:b/>
+                <w:bCs/>
+                <w:sz w:val="22"/>
+                <w:szCs w:val="22"/>
+                <w:lang w:val="pt-BR"/>
+              </w:rPr>
+              <w:t xml:space="preserve">Requisitos </w:t>
+            </w:r>
+            <w:r>
+              <w:rPr>
+                <w:b/>
+                <w:bCs/>
+                <w:sz w:val="22"/>
+                <w:szCs w:val="22"/>
+                <w:lang w:val="pt-BR"/>
+              </w:rPr>
+              <w:t xml:space="preserve">Ótimos (Servidor)</w:t>
+            </w:r>
+            <w:r>
+              <w:rPr>
+                <w:b/>
+                <w:bCs/>
+                <w:sz w:val="22"/>
+                <w:szCs w:val="22"/>
+                <w:lang w:val="pt-BR"/>
+              </w:rPr>
+              <w:t xml:space="preserve"> </w:t>
+            </w:r>
+            <w:r>
+              <w:rPr>
+                <w:b/>
+                <w:bCs/>
+                <w:sz w:val="22"/>
+                <w:szCs w:val="22"/>
+              </w:rPr>
+            </w:r>
+          </w:p>
+        </w:tc>
+      </w:tr>
+      <w:tr>
+        <w:trPr/>
+        <w:tc>
+          <w:tcPr>
+            <w:tcBorders/>
+            <w:tcW w:w="1701" w:type="dxa"/>
+          </w:tcPr>
+          <w:p>
+            <w:pPr>
+              <w:pBdr/>
+              <w:spacing/>
+              <w:ind/>
+              <w:rPr>
+                <w:b/>
+                <w:bCs/>
+                <w:sz w:val="22"/>
+                <w:szCs w:val="22"/>
+              </w:rPr>
+            </w:pPr>
+            <w:r>
+              <w:rPr>
+                <w:b/>
+                <w:bCs/>
+                <w:sz w:val="22"/>
+                <w:szCs w:val="22"/>
+                <w:lang w:val="pt-BR"/>
+              </w:rPr>
+              <w:t xml:space="preserve">CPU</w:t>
+            </w:r>
+            <w:r>
+              <w:rPr>
+                <w:b/>
+                <w:bCs/>
+                <w:sz w:val="22"/>
+                <w:szCs w:val="22"/>
+              </w:rPr>
+            </w:r>
+          </w:p>
+        </w:tc>
+        <w:tc>
+          <w:tcPr>
+            <w:tcBorders/>
+            <w:tcW w:w="1701" w:type="dxa"/>
+          </w:tcPr>
+          <w:p>
+            <w:pPr>
+              <w:pBdr/>
+              <w:spacing/>
+              <w:ind/>
+              <w:rPr>
+                <w:sz w:val="22"/>
+                <w:szCs w:val="22"/>
+              </w:rPr>
+            </w:pPr>
+            <w:r>
+              <w:rPr>
+                <w:sz w:val="22"/>
+                <w:szCs w:val="22"/>
+                <w:lang w:val="pt-BR"/>
+              </w:rPr>
+              <w:t xml:space="preserve">1 N</w:t>
+            </w:r>
+            <w:r>
+              <w:rPr>
+                <w:sz w:val="22"/>
+                <w:szCs w:val="22"/>
+                <w:lang w:val="pt-BR"/>
+              </w:rPr>
+              <w:t xml:space="preserve">úcleo</w:t>
+            </w:r>
+            <w:r>
+              <w:rPr>
+                <w:sz w:val="22"/>
+                <w:szCs w:val="22"/>
+              </w:rPr>
+            </w:r>
+          </w:p>
+        </w:tc>
+        <w:tc>
+          <w:tcPr>
+            <w:tcBorders/>
+            <w:tcW w:w="1701" w:type="dxa"/>
+          </w:tcPr>
+          <w:p>
+            <w:pPr>
+              <w:pBdr/>
+              <w:spacing/>
+              <w:ind/>
+              <w:rPr>
+                <w:sz w:val="22"/>
+                <w:szCs w:val="22"/>
+              </w:rPr>
+            </w:pPr>
+            <w:r>
+              <w:rPr>
+                <w:sz w:val="22"/>
+                <w:szCs w:val="22"/>
+                <w:lang w:val="pt-BR"/>
+              </w:rPr>
+              <w:t xml:space="preserve">2+ N</w:t>
+            </w:r>
+            <w:r>
+              <w:rPr>
+                <w:sz w:val="22"/>
+                <w:szCs w:val="22"/>
+                <w:lang w:val="pt-BR"/>
+              </w:rPr>
+              <w:t xml:space="preserve">úcleos</w:t>
+            </w:r>
+            <w:r>
+              <w:rPr>
+                <w:sz w:val="22"/>
+                <w:szCs w:val="22"/>
+                <w:lang w:val="pt-BR"/>
+              </w:rPr>
+            </w:r>
+            <w:r>
+              <w:rPr>
+                <w:sz w:val="22"/>
+                <w:szCs w:val="22"/>
+              </w:rPr>
+            </w:r>
+          </w:p>
+        </w:tc>
+        <w:tc>
+          <w:tcPr>
+            <w:tcBorders/>
+            <w:tcW w:w="1701" w:type="dxa"/>
+          </w:tcPr>
+          <w:p>
+            <w:pPr>
+              <w:pBdr/>
+              <w:spacing/>
+              <w:ind/>
+              <w:rPr>
+                <w:sz w:val="22"/>
+                <w:szCs w:val="22"/>
+              </w:rPr>
+            </w:pPr>
+            <w:r>
+              <w:rPr>
+                <w:sz w:val="22"/>
+                <w:szCs w:val="22"/>
+                <w:lang w:val="pt-BR"/>
+              </w:rPr>
+              <w:t xml:space="preserve">1 N</w:t>
+            </w:r>
+            <w:r>
+              <w:rPr>
+                <w:sz w:val="22"/>
+                <w:szCs w:val="22"/>
+                <w:lang w:val="pt-BR"/>
+              </w:rPr>
+              <w:t xml:space="preserve">úcleo</w:t>
+            </w:r>
+            <w:r>
+              <w:rPr>
+                <w:sz w:val="22"/>
+                <w:szCs w:val="22"/>
+              </w:rPr>
+            </w:r>
+          </w:p>
+        </w:tc>
+        <w:tc>
+          <w:tcPr>
+            <w:tcBorders/>
+            <w:tcW w:w="1701" w:type="dxa"/>
+          </w:tcPr>
+          <w:p>
+            <w:pPr>
+              <w:pBdr/>
+              <w:spacing/>
+              <w:ind/>
+              <w:rPr>
+                <w:sz w:val="22"/>
+                <w:szCs w:val="22"/>
+              </w:rPr>
+            </w:pPr>
+            <w:r>
+              <w:rPr>
+                <w:sz w:val="22"/>
+                <w:szCs w:val="22"/>
+                <w:lang w:val="pt-BR"/>
+              </w:rPr>
+              <w:t xml:space="preserve">4+ N</w:t>
+            </w:r>
+            <w:r>
+              <w:rPr>
+                <w:sz w:val="22"/>
+                <w:szCs w:val="22"/>
+                <w:lang w:val="pt-BR"/>
+              </w:rPr>
+              <w:t xml:space="preserve">úcleos</w:t>
+            </w:r>
+            <w:r>
+              <w:rPr>
+                <w:sz w:val="22"/>
+                <w:szCs w:val="22"/>
+              </w:rPr>
+            </w:r>
+          </w:p>
+        </w:tc>
+      </w:tr>
+      <w:tr>
+        <w:trPr/>
+        <w:tc>
+          <w:tcPr>
+            <w:tcBorders/>
+            <w:tcW w:w="1701" w:type="dxa"/>
+          </w:tcPr>
+          <w:p>
+            <w:pPr>
+              <w:pBdr/>
+              <w:spacing/>
+              <w:ind/>
+              <w:rPr>
+                <w:b/>
+                <w:bCs/>
+                <w:sz w:val="22"/>
+                <w:szCs w:val="22"/>
+              </w:rPr>
+            </w:pPr>
+            <w:r>
+              <w:rPr>
+                <w:b/>
+                <w:bCs/>
+                <w:sz w:val="22"/>
+                <w:szCs w:val="22"/>
+                <w:lang w:val="pt-BR"/>
+              </w:rPr>
+              <w:t xml:space="preserve">RAM</w:t>
+            </w:r>
+            <w:r>
+              <w:rPr>
+                <w:b/>
+                <w:bCs/>
+                <w:sz w:val="22"/>
+                <w:szCs w:val="22"/>
+              </w:rPr>
+            </w:r>
+          </w:p>
+        </w:tc>
+        <w:tc>
+          <w:tcPr>
+            <w:tcBorders/>
+            <w:tcW w:w="1701" w:type="dxa"/>
+          </w:tcPr>
+          <w:p>
+            <w:pPr>
+              <w:pBdr/>
+              <w:spacing/>
+              <w:ind/>
+              <w:rPr>
+                <w:sz w:val="22"/>
+                <w:szCs w:val="22"/>
+              </w:rPr>
+            </w:pPr>
+            <w:r>
+              <w:rPr>
+                <w:sz w:val="22"/>
+                <w:szCs w:val="22"/>
+                <w:lang w:val="pt-BR"/>
+              </w:rPr>
+              <w:t xml:space="preserve">10 MB</w:t>
+            </w:r>
+            <w:r>
+              <w:rPr>
+                <w:sz w:val="22"/>
+                <w:szCs w:val="22"/>
+              </w:rPr>
+            </w:r>
+          </w:p>
+        </w:tc>
+        <w:tc>
+          <w:tcPr>
+            <w:tcBorders/>
+            <w:tcW w:w="1701" w:type="dxa"/>
+          </w:tcPr>
+          <w:p>
+            <w:pPr>
+              <w:pBdr/>
+              <w:spacing/>
+              <w:ind/>
+              <w:rPr>
+                <w:sz w:val="22"/>
+                <w:szCs w:val="22"/>
+              </w:rPr>
+            </w:pPr>
+            <w:r>
+              <w:rPr>
+                <w:sz w:val="22"/>
+                <w:szCs w:val="22"/>
+                <w:lang w:val="pt-BR"/>
+              </w:rPr>
+              <w:t xml:space="preserve">2 GB+</w:t>
+            </w:r>
+            <w:r>
+              <w:rPr>
+                <w:sz w:val="22"/>
+                <w:szCs w:val="22"/>
+              </w:rPr>
+            </w:r>
+          </w:p>
+        </w:tc>
+        <w:tc>
+          <w:tcPr>
+            <w:tcBorders/>
+            <w:tcW w:w="1701" w:type="dxa"/>
+          </w:tcPr>
+          <w:p>
+            <w:pPr>
+              <w:pBdr/>
+              <w:spacing/>
+              <w:ind/>
+              <w:rPr>
+                <w:sz w:val="22"/>
+                <w:szCs w:val="22"/>
+              </w:rPr>
+            </w:pPr>
+            <w:r>
+              <w:rPr>
+                <w:sz w:val="22"/>
+                <w:szCs w:val="22"/>
+                <w:lang w:val="pt-BR"/>
+              </w:rPr>
+              <w:t xml:space="preserve">1 MB</w:t>
+            </w:r>
+            <w:r>
+              <w:rPr>
+                <w:sz w:val="22"/>
+                <w:szCs w:val="22"/>
+              </w:rPr>
+            </w:r>
+          </w:p>
+        </w:tc>
+        <w:tc>
+          <w:tcPr>
+            <w:tcBorders/>
+            <w:tcW w:w="1701" w:type="dxa"/>
+          </w:tcPr>
+          <w:p>
+            <w:pPr>
+              <w:pBdr/>
+              <w:spacing/>
+              <w:ind/>
+              <w:rPr>
+                <w:sz w:val="22"/>
+                <w:szCs w:val="22"/>
+              </w:rPr>
+            </w:pPr>
+            <w:r>
+              <w:rPr>
+                <w:sz w:val="22"/>
+                <w:szCs w:val="22"/>
+                <w:lang w:val="pt-BR"/>
+              </w:rPr>
+              <w:t xml:space="preserve">6 GB+</w:t>
+            </w:r>
+            <w:r>
+              <w:rPr>
+                <w:sz w:val="22"/>
+                <w:szCs w:val="22"/>
+              </w:rPr>
+            </w:r>
+          </w:p>
+        </w:tc>
+      </w:tr>
+      <w:tr>
+        <w:trPr/>
+        <w:tc>
+          <w:tcPr>
+            <w:tcBorders/>
+            <w:tcW w:w="1701" w:type="dxa"/>
+          </w:tcPr>
+          <w:p>
+            <w:pPr>
+              <w:pBdr/>
+              <w:spacing/>
+              <w:ind/>
+              <w:rPr>
+                <w:b/>
+                <w:bCs/>
+                <w:sz w:val="22"/>
+                <w:szCs w:val="22"/>
+              </w:rPr>
+            </w:pPr>
+            <w:r>
+              <w:rPr>
+                <w:b/>
+                <w:bCs/>
+                <w:sz w:val="22"/>
+                <w:szCs w:val="22"/>
+                <w:lang w:val="pt-BR"/>
+              </w:rPr>
+              <w:t xml:space="preserve">Rede</w:t>
+            </w:r>
+            <w:r>
+              <w:rPr>
+                <w:b/>
+                <w:bCs/>
+                <w:sz w:val="22"/>
+                <w:szCs w:val="22"/>
+              </w:rPr>
+            </w:r>
+          </w:p>
+        </w:tc>
+        <w:tc>
+          <w:tcPr>
+            <w:tcBorders/>
+            <w:tcW w:w="1701" w:type="dxa"/>
+          </w:tcPr>
+          <w:p>
+            <w:pPr>
+              <w:pBdr/>
+              <w:spacing/>
+              <w:ind/>
+              <w:rPr>
+                <w:sz w:val="22"/>
+                <w:szCs w:val="22"/>
+              </w:rPr>
+            </w:pPr>
+            <w:r>
+              <w:rPr>
+                <w:sz w:val="22"/>
+                <w:szCs w:val="22"/>
+                <w:lang w:val="pt-BR"/>
+              </w:rPr>
+              <w:t xml:space="preserve">Ligaç</w:t>
+            </w:r>
+            <w:r>
+              <w:rPr>
+                <w:sz w:val="22"/>
+                <w:szCs w:val="22"/>
+                <w:lang w:val="pt-BR"/>
+              </w:rPr>
+              <w:t xml:space="preserve">ão Est</w:t>
+            </w:r>
+            <w:r>
+              <w:rPr>
+                <w:sz w:val="22"/>
+                <w:szCs w:val="22"/>
+                <w:lang w:val="pt-BR"/>
+              </w:rPr>
+              <w:t xml:space="preserve">ável</w:t>
+            </w:r>
+            <w:r>
+              <w:rPr>
+                <w:sz w:val="22"/>
+                <w:szCs w:val="22"/>
+              </w:rPr>
+            </w:r>
+          </w:p>
+        </w:tc>
+        <w:tc>
+          <w:tcPr>
+            <w:tcBorders/>
+            <w:tcW w:w="1701" w:type="dxa"/>
+          </w:tcPr>
+          <w:p>
+            <w:pPr>
+              <w:pBdr/>
+              <w:spacing/>
+              <w:ind/>
+              <w:rPr>
+                <w:sz w:val="22"/>
+                <w:szCs w:val="22"/>
+              </w:rPr>
+            </w:pPr>
+            <w:r>
+              <w:rPr>
+                <w:sz w:val="22"/>
+                <w:szCs w:val="22"/>
+                <w:lang w:val="pt-BR"/>
+              </w:rPr>
+              <w:t xml:space="preserve">Gigabit Ethernet</w:t>
+            </w:r>
+            <w:r>
+              <w:rPr>
+                <w:sz w:val="22"/>
+                <w:szCs w:val="22"/>
+              </w:rPr>
+            </w:r>
+          </w:p>
+        </w:tc>
+        <w:tc>
+          <w:tcPr>
+            <w:tcBorders/>
+            <w:tcW w:w="1701" w:type="dxa"/>
+          </w:tcPr>
+          <w:p>
+            <w:pPr>
+              <w:pBdr/>
+              <w:spacing/>
+              <w:ind/>
+              <w:rPr>
+                <w:sz w:val="22"/>
+                <w:szCs w:val="22"/>
+              </w:rPr>
+            </w:pPr>
+            <w:r>
+              <w:rPr>
+                <w:sz w:val="22"/>
+                <w:szCs w:val="22"/>
+                <w:lang w:val="pt-BR"/>
+              </w:rPr>
+              <w:t xml:space="preserve">Ligaç</w:t>
+            </w:r>
+            <w:r>
+              <w:rPr>
+                <w:sz w:val="22"/>
+                <w:szCs w:val="22"/>
+                <w:lang w:val="pt-BR"/>
+              </w:rPr>
+              <w:t xml:space="preserve">ão Est</w:t>
+            </w:r>
+            <w:r>
+              <w:rPr>
+                <w:sz w:val="22"/>
+                <w:szCs w:val="22"/>
+                <w:lang w:val="pt-BR"/>
+              </w:rPr>
+              <w:t xml:space="preserve">ável</w:t>
+            </w:r>
+            <w:r>
+              <w:rPr>
+                <w:sz w:val="22"/>
+                <w:szCs w:val="22"/>
+              </w:rPr>
+            </w:r>
+            <w:r>
+              <w:rPr>
+                <w:sz w:val="22"/>
+                <w:szCs w:val="22"/>
+              </w:rPr>
+            </w:r>
+            <w:r>
+              <w:rPr>
+                <w:sz w:val="22"/>
+                <w:szCs w:val="22"/>
+              </w:rPr>
+            </w:r>
+            <w:r>
+              <w:rPr>
+                <w:sz w:val="22"/>
+                <w:szCs w:val="22"/>
+              </w:rPr>
+            </w:r>
+            <w:r>
+              <w:rPr>
+                <w:sz w:val="22"/>
+                <w:szCs w:val="22"/>
+              </w:rPr>
+            </w:r>
+          </w:p>
+        </w:tc>
+        <w:tc>
+          <w:tcPr>
+            <w:tcBorders/>
+            <w:tcW w:w="1701" w:type="dxa"/>
+          </w:tcPr>
+          <w:p>
+            <w:pPr>
+              <w:pBdr/>
+              <w:spacing/>
+              <w:ind/>
+              <w:rPr>
+                <w:sz w:val="22"/>
+                <w:szCs w:val="22"/>
+              </w:rPr>
+            </w:pPr>
+            <w:r>
+              <w:rPr>
+                <w:sz w:val="22"/>
+                <w:szCs w:val="22"/>
+                <w:lang w:val="pt-BR"/>
+              </w:rPr>
+              <w:t xml:space="preserve">Gigabit Ethernet</w:t>
+            </w:r>
+            <w:r>
+              <w:rPr>
+                <w:sz w:val="22"/>
+                <w:szCs w:val="22"/>
+              </w:rPr>
+            </w:r>
+            <w:r>
+              <w:rPr>
+                <w:sz w:val="22"/>
+                <w:szCs w:val="22"/>
+              </w:rPr>
+            </w:r>
+            <w:r>
+              <w:rPr>
+                <w:sz w:val="22"/>
+                <w:szCs w:val="22"/>
+              </w:rPr>
+            </w:r>
+            <w:r>
+              <w:rPr>
+                <w:sz w:val="22"/>
+                <w:szCs w:val="22"/>
+              </w:rPr>
+            </w:r>
+            <w:r>
+              <w:rPr>
+                <w:sz w:val="22"/>
+                <w:szCs w:val="22"/>
+              </w:rPr>
+            </w:r>
+          </w:p>
+        </w:tc>
+      </w:tr>
+      <w:tr>
+        <w:trPr/>
+        <w:tc>
+          <w:tcPr>
+            <w:tcBorders/>
+            <w:tcW w:w="1701" w:type="dxa"/>
+          </w:tcPr>
+          <w:p>
+            <w:pPr>
+              <w:pBdr/>
+              <w:spacing/>
+              <w:ind/>
+              <w:rPr>
+                <w:b/>
+                <w:bCs/>
+                <w:sz w:val="22"/>
+                <w:szCs w:val="22"/>
+              </w:rPr>
+            </w:pPr>
+            <w:r>
+              <w:rPr>
+                <w:b/>
+                <w:bCs/>
+                <w:sz w:val="22"/>
+                <w:szCs w:val="22"/>
+                <w:lang w:val="pt-BR"/>
+              </w:rPr>
+              <w:t xml:space="preserve">Disco</w:t>
+            </w:r>
+            <w:r>
+              <w:rPr>
+                <w:b/>
+                <w:bCs/>
+                <w:sz w:val="22"/>
+                <w:szCs w:val="22"/>
+              </w:rPr>
+            </w:r>
+          </w:p>
+        </w:tc>
+        <w:tc>
+          <w:tcPr>
+            <w:tcBorders/>
+            <w:tcW w:w="1701" w:type="dxa"/>
+          </w:tcPr>
+          <w:p>
+            <w:pPr>
+              <w:pBdr/>
+              <w:spacing/>
+              <w:ind/>
+              <w:rPr>
+                <w:sz w:val="22"/>
+                <w:szCs w:val="22"/>
+              </w:rPr>
+            </w:pPr>
+            <w:r>
+              <w:rPr>
+                <w:sz w:val="22"/>
+                <w:szCs w:val="22"/>
+                <w:lang w:val="pt-BR"/>
+              </w:rPr>
+              <w:t xml:space="preserve">42 KB (Bin</w:t>
+            </w:r>
+            <w:r>
+              <w:rPr>
+                <w:sz w:val="22"/>
+                <w:szCs w:val="22"/>
+                <w:lang w:val="pt-BR"/>
+              </w:rPr>
+              <w:t xml:space="preserve">ário)</w:t>
+            </w:r>
+            <w:r>
+              <w:rPr>
+                <w:sz w:val="22"/>
+                <w:szCs w:val="22"/>
+              </w:rPr>
+            </w:r>
+          </w:p>
+        </w:tc>
+        <w:tc>
+          <w:tcPr>
+            <w:tcBorders/>
+            <w:tcW w:w="1701" w:type="dxa"/>
+          </w:tcPr>
+          <w:p>
+            <w:pPr>
+              <w:pBdr/>
+              <w:spacing/>
+              <w:ind/>
+              <w:rPr>
+                <w:sz w:val="22"/>
+                <w:szCs w:val="22"/>
+              </w:rPr>
+            </w:pPr>
+            <w:r>
+              <w:rPr>
+                <w:sz w:val="22"/>
+                <w:szCs w:val="22"/>
+                <w:lang w:val="pt-BR"/>
+              </w:rPr>
+              <w:t xml:space="preserve">-</w:t>
+            </w:r>
+            <w:r>
+              <w:rPr>
+                <w:sz w:val="22"/>
+                <w:szCs w:val="22"/>
+              </w:rPr>
+            </w:r>
+          </w:p>
+        </w:tc>
+        <w:tc>
+          <w:tcPr>
+            <w:tcBorders/>
+            <w:tcW w:w="1701" w:type="dxa"/>
+          </w:tcPr>
+          <w:p>
+            <w:pPr>
+              <w:pBdr/>
+              <w:spacing/>
+              <w:ind/>
+              <w:rPr>
+                <w:sz w:val="22"/>
+                <w:szCs w:val="22"/>
+              </w:rPr>
+            </w:pPr>
+            <w:r>
+              <w:rPr>
+                <w:sz w:val="22"/>
+                <w:szCs w:val="22"/>
+                <w:lang w:val="pt-BR"/>
+              </w:rPr>
+              <w:t xml:space="preserve">21 KB (Bin</w:t>
+            </w:r>
+            <w:r>
+              <w:rPr>
+                <w:sz w:val="22"/>
+                <w:szCs w:val="22"/>
+                <w:lang w:val="pt-BR"/>
+              </w:rPr>
+              <w:t xml:space="preserve">ário)</w:t>
+            </w:r>
+            <w:r>
+              <w:rPr>
+                <w:sz w:val="22"/>
+                <w:szCs w:val="22"/>
+              </w:rPr>
+            </w:r>
+          </w:p>
+        </w:tc>
+        <w:tc>
+          <w:tcPr>
+            <w:tcBorders/>
+            <w:tcW w:w="1701" w:type="dxa"/>
+          </w:tcPr>
+          <w:p>
+            <w:pPr>
+              <w:pBdr/>
+              <w:spacing/>
+              <w:ind/>
+              <w:rPr>
+                <w:sz w:val="22"/>
+                <w:szCs w:val="22"/>
+              </w:rPr>
+            </w:pPr>
+            <w:r>
+              <w:rPr>
+                <w:sz w:val="22"/>
+                <w:szCs w:val="22"/>
+                <w:lang w:val="pt-BR"/>
+              </w:rPr>
+              <w:t xml:space="preserve">M</w:t>
+            </w:r>
+            <w:r>
+              <w:rPr>
+                <w:sz w:val="22"/>
+                <w:szCs w:val="22"/>
+                <w:lang w:val="pt-BR"/>
+              </w:rPr>
+              <w:t xml:space="preserve">últiplos GB</w:t>
+            </w:r>
+            <w:r>
+              <w:rPr>
+                <w:sz w:val="22"/>
+                <w:szCs w:val="22"/>
+              </w:rPr>
+            </w:r>
+          </w:p>
+        </w:tc>
+      </w:tr>
+    </w:tbl>
+    <w:p>
+      <w:pPr>
+        <w:pBdr/>
+        <w:spacing/>
+        <w:ind/>
+        <w:rPr/>
+      </w:pPr>
+      <w:r/>
+      <w:r/>
+      <w:r/>
+    </w:p>
+    <w:p>
+      <w:pPr>
+        <w:pStyle w:val="961"/>
+        <w:pBdr/>
+        <w:spacing/>
+        <w:ind/>
+        <w:rPr/>
+      </w:pPr>
       <w:r>
         <w:rPr>
           <w:lang w:val="pt-BR"/>
         </w:rPr>
-        <w:t xml:space="preserve">)</w:t>
+        <w:t xml:space="preserve">Requisitos de </w:t>
+      </w:r>
+      <w:r>
+        <w:t xml:space="preserve">Software</w:t>
       </w:r>
       <w:r/>
     </w:p>
     <w:p>
       <w:pPr>
-        <w:pStyle w:val="961"/>
+        <w:pStyle w:val="966"/>
+        <w:numPr>
+          <w:ilvl w:val="0"/>
+          <w:numId w:val="18"/>
+        </w:numPr>
         <w:pBdr/>
         <w:spacing/>
         <w:ind/>
         <w:rPr/>
       </w:pPr>
+      <w:r>
+        <w:rPr>
+          <w:b/>
+          <w:bCs/>
+        </w:rPr>
+        <w:t xml:space="preserve">Cliente:</w:t>
+      </w:r>
+      <w:r>
+        <w:t xml:space="preserve"> Windows (com ws2_32.lib) ou Linux, Terminal com suporte a cores, WireGuard.</w:t>
+      </w:r>
       <w:r/>
-      <w:bookmarkStart w:id="11" w:name="_Toc38219558"/>
+    </w:p>
+    <w:p>
+      <w:pPr>
+        <w:pStyle w:val="966"/>
+        <w:numPr>
+          <w:ilvl w:val="0"/>
+          <w:numId w:val="18"/>
+        </w:numPr>
+        <w:pBdr/>
+        <w:spacing/>
+        <w:ind/>
+        <w:rPr/>
+      </w:pPr>
       <w:r>
-        <w:t xml:space="preserve">Mínimos</w:t>
+        <w:rPr>
+          <w:b/>
+          <w:bCs/>
+        </w:rPr>
+        <w:t xml:space="preserve">Servidor:</w:t>
       </w:r>
-      <w:bookmarkEnd w:id="11"/>
+      <w:r>
+        <w:t xml:space="preserve"> Debian/Ubuntu, WireGuard, acesso root (para leitura de /etc/shadow).</w:t>
+      </w:r>
+      <w:r/>
       <w:r/>
       <w:r/>
     </w:p>
     <w:p>
       <w:pPr>
-        <w:pStyle w:val="965"/>
-        <w:numPr>
-          <w:ilvl w:val="0"/>
-          <w:numId w:val="3"/>
-        </w:numPr>
-        <w:pBdr/>
-        <w:spacing/>
-        <w:ind/>
+        <w:pBdr/>
+        <w:shd w:val="nil"/>
+        <w:spacing/>
+        <w:ind/>
+        <w:rPr/>
+      </w:pPr>
+      <w:r>
         <w:rPr>
+          <w:highlight w:val="none"/>
           <w:lang w:val="pt-BR"/>
         </w:rPr>
-      </w:pPr>
-      <w:r>
-        <w:rPr>
-          <w:lang w:val="pt-BR"/>
-        </w:rPr>
-        <w:t xml:space="preserve">Velocidade da rede acima dos 0 bps</w:t>
+        <w:br w:type="page" w:clear="all"/>
       </w:r>
-      <w:r>
-        <w:rPr>
-          <w:lang w:val="pt-BR"/>
-        </w:rPr>
-      </w:r>
-    </w:p>
-    <w:p>
-      <w:pPr>
-        <w:pStyle w:val="965"/>
-        <w:numPr>
-          <w:ilvl w:val="0"/>
-          <w:numId w:val="3"/>
-        </w:numPr>
-        <w:pBdr/>
-        <w:spacing/>
-        <w:ind/>
-        <w:rPr/>
-      </w:pPr>
-      <w:r>
-        <w:rPr>
-          <w:lang w:val="pt-BR"/>
-        </w:rPr>
-        <w:t xml:space="preserve">CPU 1 n</w:t>
-      </w:r>
-      <w:r>
-        <w:rPr>
-          <w:lang w:val="pt-BR"/>
-        </w:rPr>
-        <w:t xml:space="preserve">úcleo</w:t>
-      </w:r>
-      <w:r/>
-    </w:p>
-    <w:p>
-      <w:pPr>
-        <w:pStyle w:val="965"/>
-        <w:numPr>
-          <w:ilvl w:val="0"/>
-          <w:numId w:val="3"/>
-        </w:numPr>
-        <w:pBdr/>
-        <w:spacing/>
-        <w:ind/>
-        <w:rPr/>
-      </w:pPr>
       <w:r>
         <w:rPr>
           <w:highlight w:val="none"/>
@@ -3114,652 +4372,18 @@
           <w:highlight w:val="none"/>
           <w:lang w:val="pt-BR"/>
         </w:rPr>
-        <w:t xml:space="preserve">10 MB RAM</w:t>
       </w:r>
-      <w:r/>
     </w:p>
     <w:p>
       <w:pPr>
-        <w:pStyle w:val="965"/>
-        <w:numPr>
-          <w:ilvl w:val="0"/>
-          <w:numId w:val="3"/>
-        </w:numPr>
-        <w:pBdr/>
-        <w:spacing/>
-        <w:ind/>
-        <w:rPr/>
-      </w:pPr>
-      <w:r>
+        <w:pStyle w:val="961"/>
+        <w:pBdr/>
+        <w:spacing/>
+        <w:ind/>
         <w:rPr>
           <w:highlight w:val="none"/>
           <w:lang w:val="pt-BR"/>
         </w:rPr>
-        <w:t xml:space="preserve">42 KB de espaço livre no disco</w:t>
-      </w:r>
-      <w:r>
-        <w:rPr>
-          <w:highlight w:val="none"/>
-          <w:lang w:val="pt-BR"/>
-        </w:rPr>
-      </w:r>
-      <w:r/>
-    </w:p>
-    <w:p>
-      <w:pPr>
-        <w:pStyle w:val="961"/>
-        <w:pBdr/>
-        <w:spacing/>
-        <w:ind/>
-        <w:rPr/>
-      </w:pPr>
-      <w:r/>
-      <w:bookmarkStart w:id="12" w:name="_Toc38219559"/>
-      <w:r>
-        <w:t xml:space="preserve">Ótimos</w:t>
-      </w:r>
-      <w:bookmarkEnd w:id="12"/>
-      <w:r>
-        <w:rPr>
-          <w:lang w:val="pt-BR"/>
-        </w:rPr>
-      </w:r>
-      <w:r/>
-    </w:p>
-    <w:p>
-      <w:pPr>
-        <w:pStyle w:val="965"/>
-        <w:numPr>
-          <w:ilvl w:val="0"/>
-          <w:numId w:val="4"/>
-        </w:numPr>
-        <w:pBdr/>
-        <w:spacing/>
-        <w:ind/>
-        <w:rPr/>
-      </w:pPr>
-      <w:r>
-        <w:rPr>
-          <w:lang w:val="pt-BR"/>
-        </w:rPr>
-        <w:t xml:space="preserve">Velocidade da rede acima ou equivalente </w:t>
-      </w:r>
-      <w:r>
-        <w:rPr>
-          <w:lang w:val="pt-BR"/>
-        </w:rPr>
-        <w:t xml:space="preserve">à velocidade do disco</w:t>
-      </w:r>
-      <w:r/>
-    </w:p>
-    <w:p>
-      <w:pPr>
-        <w:pStyle w:val="965"/>
-        <w:numPr>
-          <w:ilvl w:val="0"/>
-          <w:numId w:val="4"/>
-        </w:numPr>
-        <w:pBdr/>
-        <w:spacing/>
-        <w:ind/>
-        <w:rPr/>
-      </w:pPr>
-      <w:r>
-        <w:rPr>
-          <w:highlight w:val="none"/>
-          <w:lang w:val="pt-BR"/>
-        </w:rPr>
-        <w:t xml:space="preserve">CPU 2 ou mais n</w:t>
-      </w:r>
-      <w:r>
-        <w:rPr>
-          <w:highlight w:val="none"/>
-          <w:lang w:val="pt-BR"/>
-        </w:rPr>
-        <w:t xml:space="preserve">úcleos</w:t>
-      </w:r>
-      <w:r/>
-    </w:p>
-    <w:p>
-      <w:pPr>
-        <w:pStyle w:val="965"/>
-        <w:numPr>
-          <w:ilvl w:val="0"/>
-          <w:numId w:val="4"/>
-        </w:numPr>
-        <w:pBdr/>
-        <w:spacing/>
-        <w:ind/>
-        <w:rPr/>
-      </w:pPr>
-      <w:r>
-        <w:rPr>
-          <w:highlight w:val="none"/>
-          <w:lang w:val="pt-BR"/>
-        </w:rPr>
-        <w:t xml:space="preserve">2 ou mais GB RAM</w:t>
-      </w:r>
-      <w:r>
-        <w:rPr>
-          <w:highlight w:val="none"/>
-          <w:lang w:val="pt-BR"/>
-        </w:rPr>
-      </w:r>
-      <w:r/>
-    </w:p>
-    <w:p>
-      <w:pPr>
-        <w:pStyle w:val="960"/>
-        <w:pBdr/>
-        <w:spacing/>
-        <w:ind/>
-        <w:rPr/>
-      </w:pPr>
-      <w:r>
-        <w:t xml:space="preserve">Requisitos de hardware</w:t>
-      </w:r>
-      <w:r>
-        <w:rPr>
-          <w:lang w:val="pt-BR"/>
-        </w:rPr>
-        <w:t xml:space="preserve"> (Servidor)</w:t>
-      </w:r>
-      <w:r/>
-    </w:p>
-    <w:p>
-      <w:pPr>
-        <w:pStyle w:val="961"/>
-        <w:pBdr/>
-        <w:spacing/>
-        <w:ind/>
-        <w:rPr/>
-      </w:pPr>
-      <w:r>
-        <w:t xml:space="preserve">Mínimos</w:t>
-      </w:r>
-      <w:r/>
-    </w:p>
-    <w:p>
-      <w:pPr>
-        <w:pStyle w:val="965"/>
-        <w:numPr>
-          <w:ilvl w:val="0"/>
-          <w:numId w:val="7"/>
-        </w:numPr>
-        <w:pBdr/>
-        <w:spacing/>
-        <w:ind/>
-        <w:rPr>
-          <w:lang w:val="pt-BR"/>
-        </w:rPr>
-      </w:pPr>
-      <w:r>
-        <w:rPr>
-          <w:lang w:val="pt-BR"/>
-        </w:rPr>
-        <w:t xml:space="preserve">Velocidade da rede acima dos 0 bps</w:t>
-      </w:r>
-      <w:r>
-        <w:rPr>
-          <w:lang w:val="pt-BR"/>
-        </w:rPr>
-      </w:r>
-      <w:r>
-        <w:rPr>
-          <w:lang w:val="pt-BR"/>
-        </w:rPr>
-      </w:r>
-    </w:p>
-    <w:p>
-      <w:pPr>
-        <w:pStyle w:val="965"/>
-        <w:numPr>
-          <w:ilvl w:val="0"/>
-          <w:numId w:val="8"/>
-        </w:numPr>
-        <w:pBdr/>
-        <w:spacing/>
-        <w:ind/>
-        <w:rPr/>
-      </w:pPr>
-      <w:r>
-        <w:rPr>
-          <w:lang w:val="pt-BR"/>
-        </w:rPr>
-        <w:t xml:space="preserve">CPU 1 n</w:t>
-      </w:r>
-      <w:r>
-        <w:rPr>
-          <w:lang w:val="pt-BR"/>
-        </w:rPr>
-        <w:t xml:space="preserve">úcleo</w:t>
-      </w:r>
-      <w:r>
-        <w:rPr>
-          <w:lang w:val="pt-BR"/>
-        </w:rPr>
-      </w:r>
-      <w:r/>
-    </w:p>
-    <w:p>
-      <w:pPr>
-        <w:pStyle w:val="965"/>
-        <w:numPr>
-          <w:ilvl w:val="0"/>
-          <w:numId w:val="9"/>
-        </w:numPr>
-        <w:pBdr/>
-        <w:spacing/>
-        <w:ind/>
-        <w:rPr/>
-      </w:pPr>
-      <w:r>
-        <w:rPr>
-          <w:highlight w:val="none"/>
-          <w:lang w:val="pt-BR"/>
-        </w:rPr>
-        <w:t xml:space="preserve">1 M</w:t>
-      </w:r>
-      <w:r>
-        <w:rPr>
-          <w:highlight w:val="none"/>
-          <w:lang w:val="pt-BR"/>
-        </w:rPr>
-        <w:t xml:space="preserve">B RAM</w:t>
-      </w:r>
-      <w:r/>
-    </w:p>
-    <w:p>
-      <w:pPr>
-        <w:pStyle w:val="965"/>
-        <w:numPr>
-          <w:ilvl w:val="0"/>
-          <w:numId w:val="10"/>
-        </w:numPr>
-        <w:pBdr/>
-        <w:spacing/>
-        <w:ind/>
-        <w:rPr/>
-      </w:pPr>
-      <w:r>
-        <w:rPr>
-          <w:highlight w:val="none"/>
-          <w:lang w:val="pt-BR"/>
-        </w:rPr>
-        <w:t xml:space="preserve">21 KB de espaço livre no disco</w:t>
-      </w:r>
-      <w:r>
-        <w:rPr>
-          <w:highlight w:val="none"/>
-          <w:lang w:val="pt-BR"/>
-        </w:rPr>
-      </w:r>
-      <w:r/>
-    </w:p>
-    <w:p>
-      <w:pPr>
-        <w:pStyle w:val="961"/>
-        <w:pBdr/>
-        <w:spacing/>
-        <w:ind/>
-        <w:rPr>
-          <w:highlight w:val="none"/>
-        </w:rPr>
-      </w:pPr>
-      <w:r>
-        <w:t xml:space="preserve">Ótimos</w:t>
-      </w:r>
-      <w:r>
-        <w:rPr>
-          <w:highlight w:val="none"/>
-        </w:rPr>
-      </w:r>
-      <w:r>
-        <w:rPr>
-          <w:highlight w:val="none"/>
-        </w:rPr>
-      </w:r>
-    </w:p>
-    <w:p>
-      <w:pPr>
-        <w:pStyle w:val="965"/>
-        <w:numPr>
-          <w:ilvl w:val="0"/>
-          <w:numId w:val="6"/>
-        </w:numPr>
-        <w:pBdr/>
-        <w:spacing/>
-        <w:ind/>
-        <w:rPr/>
-      </w:pPr>
-      <w:r>
-        <w:rPr>
-          <w:lang w:val="pt-BR"/>
-        </w:rPr>
-        <w:t xml:space="preserve">Velocidade da rede acima ou equivalente </w:t>
-      </w:r>
-      <w:r>
-        <w:rPr>
-          <w:lang w:val="pt-BR"/>
-        </w:rPr>
-        <w:t xml:space="preserve">à velocidade do disco</w:t>
-      </w:r>
-      <w:r/>
-    </w:p>
-    <w:p>
-      <w:pPr>
-        <w:pStyle w:val="965"/>
-        <w:numPr>
-          <w:ilvl w:val="0"/>
-          <w:numId w:val="6"/>
-        </w:numPr>
-        <w:pBdr/>
-        <w:spacing/>
-        <w:ind/>
-        <w:rPr/>
-      </w:pPr>
-      <w:r>
-        <w:rPr>
-          <w:highlight w:val="none"/>
-          <w:lang w:val="pt-BR"/>
-        </w:rPr>
-        <w:t xml:space="preserve">CPU 4 ou mais n</w:t>
-      </w:r>
-      <w:r>
-        <w:rPr>
-          <w:highlight w:val="none"/>
-          <w:lang w:val="pt-BR"/>
-        </w:rPr>
-        <w:t xml:space="preserve">úcleos</w:t>
-      </w:r>
-      <w:r/>
-    </w:p>
-    <w:p>
-      <w:pPr>
-        <w:pStyle w:val="965"/>
-        <w:numPr>
-          <w:ilvl w:val="0"/>
-          <w:numId w:val="6"/>
-        </w:numPr>
-        <w:pBdr/>
-        <w:spacing/>
-        <w:ind/>
-        <w:rPr/>
-      </w:pPr>
-      <w:r>
-        <w:rPr>
-          <w:highlight w:val="none"/>
-          <w:lang w:val="pt-BR"/>
-        </w:rPr>
-        <w:t xml:space="preserve">6 ou mais GB RAM</w:t>
-      </w:r>
-      <w:r>
-        <w:rPr>
-          <w:highlight w:val="none"/>
-        </w:rPr>
-      </w:r>
-      <w:r/>
-    </w:p>
-    <w:p>
-      <w:pPr>
-        <w:pStyle w:val="965"/>
-        <w:numPr>
-          <w:ilvl w:val="0"/>
-          <w:numId w:val="11"/>
-        </w:numPr>
-        <w:pBdr/>
-        <w:spacing/>
-        <w:ind/>
-        <w:rPr/>
-      </w:pPr>
-      <w:r>
-        <w:rPr>
-          <w:highlight w:val="none"/>
-          <w:lang w:val="pt-BR"/>
-        </w:rPr>
-        <w:t xml:space="preserve">M</w:t>
-      </w:r>
-      <w:r>
-        <w:rPr>
-          <w:highlight w:val="none"/>
-          <w:lang w:val="pt-BR"/>
-        </w:rPr>
-        <w:t xml:space="preserve">últiplos G</w:t>
-      </w:r>
-      <w:r>
-        <w:rPr>
-          <w:highlight w:val="none"/>
-          <w:lang w:val="pt-BR"/>
-        </w:rPr>
-        <w:t xml:space="preserve">B de espaço livre no disco</w:t>
-      </w:r>
-      <w:r>
-        <w:rPr>
-          <w:highlight w:val="none"/>
-        </w:rPr>
-      </w:r>
-      <w:r/>
-    </w:p>
-    <w:p>
-      <w:pPr>
-        <w:pStyle w:val="960"/>
-        <w:pBdr/>
-        <w:spacing/>
-        <w:ind/>
-        <w:rPr/>
-      </w:pPr>
-      <w:r/>
-      <w:bookmarkStart w:id="13" w:name="_Toc38219560"/>
-      <w:r>
-        <w:t xml:space="preserve">Requisitos de software</w:t>
-      </w:r>
-      <w:bookmarkEnd w:id="13"/>
-      <w:r>
-        <w:rPr>
-          <w:lang w:val="pt-BR"/>
-        </w:rPr>
-        <w:t xml:space="preserve"> (Cliente)</w:t>
-      </w:r>
-      <w:r/>
-    </w:p>
-    <w:p>
-      <w:pPr>
-        <w:pStyle w:val="965"/>
-        <w:numPr>
-          <w:ilvl w:val="0"/>
-          <w:numId w:val="5"/>
-        </w:numPr>
-        <w:pBdr/>
-        <w:spacing/>
-        <w:ind/>
-        <w:rPr/>
-      </w:pPr>
-      <w:r>
-        <w:rPr>
-          <w:lang w:val="pt-BR"/>
-        </w:rPr>
-        <w:t xml:space="preserve">Terminal ou linha de comandos</w:t>
-      </w:r>
-      <w:r/>
-    </w:p>
-    <w:p>
-      <w:pPr>
-        <w:pStyle w:val="965"/>
-        <w:numPr>
-          <w:ilvl w:val="0"/>
-          <w:numId w:val="5"/>
-        </w:numPr>
-        <w:pBdr/>
-        <w:spacing/>
-        <w:ind/>
-        <w:rPr/>
-      </w:pPr>
-      <w:r>
-        <w:rPr>
-          <w:highlight w:val="none"/>
-          <w:lang w:val="pt-BR"/>
-        </w:rPr>
-        <w:t xml:space="preserve">Sistema Operativo Windows ou Linux-Based (suporte para MacOS n</w:t>
-      </w:r>
-      <w:r>
-        <w:rPr>
-          <w:highlight w:val="none"/>
-          <w:lang w:val="pt-BR"/>
-        </w:rPr>
-        <w:t xml:space="preserve">ão </w:t>
-      </w:r>
-      <w:r>
-        <w:rPr>
-          <w:highlight w:val="none"/>
-          <w:lang w:val="pt-BR"/>
-        </w:rPr>
-        <w:t xml:space="preserve">é garantido)</w:t>
-      </w:r>
-      <w:r/>
-    </w:p>
-    <w:p>
-      <w:pPr>
-        <w:pStyle w:val="965"/>
-        <w:numPr>
-          <w:ilvl w:val="0"/>
-          <w:numId w:val="5"/>
-        </w:numPr>
-        <w:pBdr/>
-        <w:spacing/>
-        <w:ind/>
-        <w:rPr/>
-      </w:pPr>
-      <w:r>
-        <w:rPr>
-          <w:highlight w:val="none"/>
-          <w:lang w:val="pt-BR"/>
-        </w:rPr>
-        <w:t xml:space="preserve">wireguard</w:t>
-      </w:r>
-      <w:r>
-        <w:rPr>
-          <w:highlight w:val="none"/>
-          <w:lang w:val="pt-BR"/>
-        </w:rPr>
-      </w:r>
-      <w:r/>
-    </w:p>
-    <w:p>
-      <w:pPr>
-        <w:pStyle w:val="960"/>
-        <w:pBdr/>
-        <w:spacing/>
-        <w:ind/>
-        <w:rPr/>
-      </w:pPr>
-      <w:r/>
-      <w:r/>
-    </w:p>
-    <w:p>
-      <w:pPr>
-        <w:pStyle w:val="960"/>
-        <w:pBdr/>
-        <w:spacing/>
-        <w:ind/>
-        <w:rPr/>
-      </w:pPr>
-      <w:r>
-        <w:t xml:space="preserve">Requisitos de software</w:t>
-      </w:r>
-      <w:r>
-        <w:rPr>
-          <w:lang w:val="pt-BR"/>
-        </w:rPr>
-        <w:t xml:space="preserve"> (Servidor)</w:t>
-      </w:r>
-      <w:r/>
-    </w:p>
-    <w:p>
-      <w:pPr>
-        <w:pStyle w:val="965"/>
-        <w:numPr>
-          <w:ilvl w:val="0"/>
-          <w:numId w:val="12"/>
-        </w:numPr>
-        <w:pBdr/>
-        <w:spacing/>
-        <w:ind/>
-        <w:rPr/>
-      </w:pPr>
-      <w:r>
-        <w:rPr>
-          <w:lang w:val="pt-BR"/>
-        </w:rPr>
-        <w:t xml:space="preserve">Terminal ou linha de comandos</w:t>
-      </w:r>
-      <w:r/>
-    </w:p>
-    <w:p>
-      <w:pPr>
-        <w:pStyle w:val="965"/>
-        <w:numPr>
-          <w:ilvl w:val="0"/>
-          <w:numId w:val="12"/>
-        </w:numPr>
-        <w:pBdr/>
-        <w:spacing/>
-        <w:ind/>
-        <w:rPr/>
-      </w:pPr>
-      <w:r>
-        <w:rPr>
-          <w:highlight w:val="none"/>
-          <w:lang w:val="pt-BR"/>
-        </w:rPr>
-        <w:t xml:space="preserve">Sistema Operativo Linux-Based</w:t>
-      </w:r>
-      <w:r/>
-    </w:p>
-    <w:p>
-      <w:pPr>
-        <w:pStyle w:val="965"/>
-        <w:numPr>
-          <w:ilvl w:val="0"/>
-          <w:numId w:val="12"/>
-        </w:numPr>
-        <w:pBdr/>
-        <w:spacing/>
-        <w:ind/>
-        <w:rPr/>
-      </w:pPr>
-      <w:r>
-        <w:rPr>
-          <w:highlight w:val="none"/>
-          <w:lang w:val="pt-BR"/>
-        </w:rPr>
-        <w:t xml:space="preserve">wireguard</w:t>
-      </w:r>
-      <w:r>
-        <w:rPr>
-          <w:highlight w:val="none"/>
-          <w:lang w:val="pt-BR"/>
-        </w:rPr>
-      </w:r>
-      <w:r/>
-    </w:p>
-    <w:p>
-      <w:pPr>
-        <w:pStyle w:val="960"/>
-        <w:pBdr/>
-        <w:spacing/>
-        <w:ind/>
-        <w:rPr/>
-      </w:pPr>
-      <w:r/>
-      <w:r/>
-    </w:p>
-    <w:p>
-      <w:pPr>
-        <w:pStyle w:val="960"/>
-        <w:pBdr/>
-        <w:spacing/>
-        <w:ind/>
-        <w:rPr/>
       </w:pPr>
       <w:r/>
       <w:bookmarkStart w:id="14" w:name="_Toc38219561"/>
@@ -3777,88 +4401,126 @@
     </w:p>
     <w:p>
       <w:pPr>
-        <w:pBdr/>
-        <w:spacing/>
-        <w:ind/>
-        <w:rPr>
-          <w:highlight w:val="none"/>
-          <w:lang w:val="pt-BR"/>
-        </w:rPr>
+        <w:pStyle w:val="966"/>
+        <w:numPr>
+          <w:ilvl w:val="0"/>
+          <w:numId w:val="19"/>
+        </w:numPr>
+        <w:pBdr/>
+        <w:spacing/>
+        <w:ind/>
+        <w:rPr/>
       </w:pPr>
       <w:r>
         <w:rPr>
-          <w:lang w:val="pt-BR"/>
-        </w:rPr>
-        <w:t xml:space="preserve">Instala </w:t>
-      </w:r>
-      <w:r>
-        <w:rPr>
-          <w:lang w:val="pt-BR"/>
-        </w:rPr>
-        <w:t xml:space="preserve">WireGuard (</w:t>
-      </w:r>
-      <w:hyperlink r:id="rId15" w:tooltip="https://www.wireguard.com/" w:history="1">
-        <w:r>
-          <w:rPr>
-            <w:rStyle w:val="973"/>
-            <w:lang w:val="pt-BR"/>
-          </w:rPr>
-          <w:t xml:space="preserve">https://www.wireguard.com/</w:t>
-        </w:r>
-        <w:r>
-          <w:rPr>
-            <w:rStyle w:val="973"/>
-            <w:lang w:val="pt-BR"/>
-          </w:rPr>
-        </w:r>
-        <w:r>
-          <w:rPr>
-            <w:rStyle w:val="973"/>
-          </w:rPr>
-        </w:r>
-      </w:hyperlink>
-      <w:r>
-        <w:rPr>
-          <w:lang w:val="pt-BR"/>
-        </w:rPr>
-        <w:t xml:space="preserve">)</w:t>
-      </w:r>
-      <w:r>
-        <w:rPr>
-          <w:highlight w:val="none"/>
-          <w:lang w:val="pt-BR"/>
-        </w:rPr>
-      </w:r>
-      <w:r>
-        <w:rPr>
-          <w:highlight w:val="none"/>
-          <w:lang w:val="pt-BR"/>
-        </w:rPr>
-      </w:r>
-    </w:p>
-    <w:p>
-      <w:pPr>
-        <w:pBdr/>
-        <w:spacing/>
-        <w:ind/>
-        <w:rPr>
+          <w:b/>
+          <w:bCs/>
           <w:highlight w:val="none"/>
           <w:lang w:val="pt-BR" w:bidi="pt-BR"/>
         </w:rPr>
-      </w:pPr>
-      <w:r>
-        <w:rPr>
-          <w:highlight w:val="none"/>
-          <w:lang w:val="pt-BR" w:bidi="pt-BR"/>
-        </w:rPr>
+        <w:t xml:space="preserve">VPN: </w:t>
       </w:r>
       <w:r>
         <w:rPr>
           <w:highlight w:val="none"/>
           <w:lang w:val="pt-BR" w:bidi="pt-BR"/>
         </w:rPr>
-        <w:t xml:space="preserve">Contacta o administrador do servidor para que o mesmo possa criar uma conta no servidor</w:t>
+        <w:t xml:space="preserve">Instale o WireGuard e configure o túnel para o IP do servidor (Padrão: 10.0.0.1).</w:t>
       </w:r>
+      <w:r/>
+    </w:p>
+    <w:p>
+      <w:pPr>
+        <w:pStyle w:val="966"/>
+        <w:numPr>
+          <w:ilvl w:val="0"/>
+          <w:numId w:val="19"/>
+        </w:numPr>
+        <w:pBdr/>
+        <w:spacing/>
+        <w:ind/>
+        <w:rPr/>
+      </w:pPr>
+      <w:r>
+        <w:rPr>
+          <w:b/>
+          <w:bCs/>
+          <w:highlight w:val="none"/>
+          <w:lang w:val="pt-BR" w:bidi="pt-BR"/>
+        </w:rPr>
+        <w:t xml:space="preserve">Compilação (Linux):</w:t>
+      </w:r>
+      <w:r>
+        <w:rPr>
+          <w:highlight w:val="none"/>
+          <w:lang w:val="pt-BR" w:bidi="pt-BR"/>
+        </w:rPr>
+        <w:t xml:space="preserve"> gcc main2.c -lncurses -o cloudstar_client</w:t>
+      </w:r>
+      <w:r/>
+    </w:p>
+    <w:p>
+      <w:pPr>
+        <w:pStyle w:val="966"/>
+        <w:numPr>
+          <w:ilvl w:val="0"/>
+          <w:numId w:val="19"/>
+        </w:numPr>
+        <w:pBdr/>
+        <w:spacing/>
+        <w:ind/>
+        <w:rPr/>
+      </w:pPr>
+      <w:r>
+        <w:rPr>
+          <w:b/>
+          <w:bCs/>
+          <w:highlight w:val="none"/>
+          <w:lang w:val="pt-BR" w:bidi="pt-BR"/>
+        </w:rPr>
+        <w:t xml:space="preserve">Compilação (Windows):</w:t>
+      </w:r>
+      <w:r>
+        <w:rPr>
+          <w:highlight w:val="none"/>
+          <w:lang w:val="pt-BR" w:bidi="pt-BR"/>
+        </w:rPr>
+        <w:t xml:space="preserve"> Utilize o GCC (MinGW) linkando a biblioteca de sockets: gcc main2.c -lws2_32 -o cloudstar_client.exe</w:t>
+      </w:r>
+      <w:r/>
+    </w:p>
+    <w:p>
+      <w:pPr>
+        <w:pStyle w:val="966"/>
+        <w:numPr>
+          <w:ilvl w:val="0"/>
+          <w:numId w:val="19"/>
+        </w:numPr>
+        <w:pBdr/>
+        <w:spacing/>
+        <w:ind/>
+        <w:rPr>
+          <w:highlight w:val="none"/>
+          <w:lang w:val="pt-BR" w:bidi="pt-BR"/>
+        </w:rPr>
+      </w:pPr>
+      <w:r>
+        <w:rPr>
+          <w:b/>
+          <w:bCs/>
+          <w:highlight w:val="none"/>
+          <w:lang w:val="pt-BR" w:bidi="pt-BR"/>
+        </w:rPr>
+        <w:t xml:space="preserve">Execução:</w:t>
+      </w:r>
+      <w:r>
+        <w:rPr>
+          <w:highlight w:val="none"/>
+          <w:lang w:val="pt-BR" w:bidi="pt-BR"/>
+        </w:rPr>
+        <w:t xml:space="preserve"> Certifique-se de que a VPN está ativa antes de iniciar o binário.</w:t>
+      </w:r>
+      <w:r/>
       <w:r>
         <w:rPr>
           <w:highlight w:val="none"/>
@@ -3879,39 +4541,197 @@
         <w:ind/>
         <w:rPr>
           <w:highlight w:val="none"/>
+          <w:vertAlign w:val="baseline"/>
         </w:rPr>
       </w:pPr>
       <w:r>
+        <w:rPr>
+          <w:highlight w:val="none"/>
+          <w:lang w:val="pt-BR" w:bidi="pt-BR"/>
+        </w:rPr>
+      </w:r>
+      <w:r>
+        <w:rPr>
+          <w:highlight w:val="none"/>
+          <w:vertAlign w:val="baseline"/>
+        </w:rPr>
+      </w:r>
+      <w:r>
+        <w:rPr>
+          <w:highlight w:val="none"/>
+          <w:vertAlign w:val="baseline"/>
+        </w:rPr>
+      </w:r>
+    </w:p>
+    <w:p>
+      <w:pPr>
+        <w:pStyle w:val="961"/>
+        <w:pBdr/>
+        <w:spacing/>
+        <w:ind/>
         <w:rPr>
           <w:lang w:val="pt-BR"/>
         </w:rPr>
+      </w:pPr>
+      <w:r>
+        <w:t xml:space="preserve">Procedimentos de instalação</w:t>
       </w:r>
       <w:r>
         <w:rPr>
           <w:lang w:val="pt-BR"/>
         </w:rPr>
-        <w:t xml:space="preserve">Descarrega: </w:t>
+        <w:t xml:space="preserve"> (Servidor)</w:t>
       </w:r>
-      <w:hyperlink r:id="rId16" w:tooltip="https://github.com/Afonso-47/PAP-server/blob/main/client/src/main" w:history="1">
-        <w:r>
-          <w:rPr>
-            <w:rStyle w:val="973"/>
-            <w:lang w:val="pt-BR"/>
-          </w:rPr>
-          <w:t xml:space="preserve">https://github.com/Afonso-47/PAP-server/blob/main/client/src/main</w:t>
-        </w:r>
-        <w:r>
-          <w:rPr>
-            <w:rStyle w:val="973"/>
-            <w:lang w:val="pt-BR"/>
-          </w:rPr>
-        </w:r>
-        <w:r>
-          <w:rPr>
-            <w:rStyle w:val="973"/>
-          </w:rPr>
-        </w:r>
-      </w:hyperlink>
+      <w:r/>
+    </w:p>
+    <w:p>
+      <w:pPr>
+        <w:pStyle w:val="966"/>
+        <w:numPr>
+          <w:ilvl w:val="0"/>
+          <w:numId w:val="20"/>
+        </w:numPr>
+        <w:pBdr/>
+        <w:spacing/>
+        <w:ind/>
+        <w:rPr/>
+      </w:pPr>
+      <w:r>
+        <w:rPr>
+          <w:b/>
+          <w:bCs/>
+        </w:rPr>
+        <w:t xml:space="preserve">Rede:</w:t>
+      </w:r>
+      <w:r>
+        <w:t xml:space="preserve"> No router, configure o Port Forwarding da porta 9001 para o IP estático do servidor. Ative o Dynamic DNS se necessário.</w:t>
+      </w:r>
+      <w:r/>
+    </w:p>
+    <w:p>
+      <w:pPr>
+        <w:pStyle w:val="966"/>
+        <w:numPr>
+          <w:ilvl w:val="0"/>
+          <w:numId w:val="20"/>
+        </w:numPr>
+        <w:pBdr/>
+        <w:spacing/>
+        <w:ind/>
+        <w:rPr/>
+      </w:pPr>
+      <w:r>
+        <w:rPr>
+          <w:b/>
+          <w:bCs/>
+        </w:rPr>
+        <w:t xml:space="preserve">Dependências:</w:t>
+      </w:r>
+      <w:r>
+        <w:t xml:space="preserve"> Garanta a presença de build-essential para ter acesso ao GCC e bibliotecas de criptografia.</w:t>
+      </w:r>
+      <w:r/>
+    </w:p>
+    <w:p>
+      <w:pPr>
+        <w:pStyle w:val="966"/>
+        <w:numPr>
+          <w:ilvl w:val="0"/>
+          <w:numId w:val="20"/>
+        </w:numPr>
+        <w:pBdr/>
+        <w:spacing/>
+        <w:ind/>
+        <w:rPr/>
+      </w:pPr>
+      <w:r>
+        <w:rPr>
+          <w:b/>
+          <w:bCs/>
+        </w:rPr>
+        <w:t xml:space="preserve">Compilação:</w:t>
+      </w:r>
+      <w:r>
+        <w:t xml:space="preserve"> gcc main.c session.c -lcrypt -o cloudstar_server</w:t>
+      </w:r>
+      <w:r/>
+    </w:p>
+    <w:p>
+      <w:pPr>
+        <w:pStyle w:val="966"/>
+        <w:numPr>
+          <w:ilvl w:val="0"/>
+          <w:numId w:val="20"/>
+        </w:numPr>
+        <w:pBdr/>
+        <w:spacing/>
+        <w:ind/>
+        <w:rPr/>
+      </w:pPr>
+      <w:r>
+        <w:rPr>
+          <w:b/>
+          <w:bCs/>
+        </w:rPr>
+        <w:t xml:space="preserve">Permissões:</w:t>
+      </w:r>
+      <w:r>
+        <w:t xml:space="preserve"> O servidor deve ser executado com privilégios que permitam a leitura de /etc/shadow (ex: sudo ./cloudstar_server).</w:t>
+      </w:r>
+      <w:r/>
+      <w:r>
+        <w:br w:type="page" w:clear="all"/>
+      </w:r>
+      <w:r/>
+      <w:r/>
+      <w:r/>
+    </w:p>
+    <w:p>
+      <w:pPr>
+        <w:pStyle w:val="960"/>
+        <w:pBdr/>
+        <w:spacing/>
+        <w:ind/>
+        <w:rPr/>
+      </w:pPr>
+      <w:r/>
+      <w:bookmarkStart w:id="15" w:name="_Toc38219562"/>
+      <w:r>
+        <w:t xml:space="preserve">Instruções de </w:t>
+      </w:r>
+      <w:r>
+        <w:rPr>
+          <w:lang w:val="pt-BR"/>
+        </w:rPr>
+        <w:t xml:space="preserve">Utilizaç</w:t>
+      </w:r>
+      <w:r>
+        <w:rPr>
+          <w:lang w:val="pt-BR"/>
+        </w:rPr>
+        <w:t xml:space="preserve">ão e Manutenç</w:t>
+      </w:r>
+      <w:r>
+        <w:rPr>
+          <w:lang w:val="pt-BR"/>
+        </w:rPr>
+        <w:t xml:space="preserve">ão</w:t>
+      </w:r>
+      <w:r/>
+    </w:p>
+    <w:p>
+      <w:pPr>
+        <w:pStyle w:val="961"/>
+        <w:pBdr/>
+        <w:spacing/>
+        <w:ind/>
+        <w:rPr/>
+      </w:pPr>
+      <w:r>
+        <w:rPr>
+          <w:highlight w:val="none"/>
+        </w:rPr>
+      </w:r>
       <w:r>
         <w:rPr>
           <w:highlight w:val="none"/>
@@ -3925,128 +4745,195 @@
     </w:p>
     <w:p>
       <w:pPr>
+        <w:pStyle w:val="961"/>
         <w:pBdr/>
         <w:spacing/>
         <w:ind/>
         <w:rPr>
           <w:highlight w:val="none"/>
-          <w:lang w:val="pt-BR" w:bidi="pt-BR"/>
         </w:rPr>
+      </w:pPr>
+      <w:r>
+        <w:t xml:space="preserve">Manipulação de Software</w:t>
+      </w:r>
+      <w:r/>
+    </w:p>
+    <w:p>
+      <w:pPr>
+        <w:pStyle w:val="966"/>
+        <w:numPr>
+          <w:ilvl w:val="0"/>
+          <w:numId w:val="21"/>
+        </w:numPr>
+        <w:pBdr/>
+        <w:spacing/>
+        <w:ind/>
+        <w:rPr/>
+      </w:pPr>
+      <w:r>
+        <w:rPr>
+          <w:b/>
+          <w:bCs/>
+        </w:rPr>
+        <w:t xml:space="preserve">Navegação:</w:t>
+      </w:r>
+      <w:r>
+        <w:t xml:space="preserve"> Use as setas do teclado. A interface mascara as passwords com *.</w:t>
+      </w:r>
+      <w:r/>
+    </w:p>
+    <w:p>
+      <w:pPr>
+        <w:pStyle w:val="966"/>
+        <w:numPr>
+          <w:ilvl w:val="0"/>
+          <w:numId w:val="21"/>
+        </w:numPr>
+        <w:pBdr/>
+        <w:spacing/>
+        <w:ind/>
+        <w:rPr/>
+      </w:pPr>
+      <w:r>
+        <w:rPr>
+          <w:b/>
+          <w:bCs/>
+        </w:rPr>
+        <w:t xml:space="preserve">Expansão de Caminhos:</w:t>
+      </w:r>
+      <w:r>
+        <w:t xml:space="preserve"> O sistema suporta nativamente o símbolo ~. Exemplo: ~/backups será automaticamente expandido para /home/utilizador/backups.</w:t>
+      </w:r>
+      <w:r/>
+    </w:p>
+    <w:p>
+      <w:pPr>
+        <w:pStyle w:val="966"/>
+        <w:numPr>
+          <w:ilvl w:val="0"/>
+          <w:numId w:val="21"/>
+        </w:numPr>
+        <w:pBdr/>
+        <w:spacing/>
+        <w:ind/>
+        <w:rPr/>
+      </w:pPr>
+      <w:r>
+        <w:rPr>
+          <w:b/>
+          <w:bCs/>
+        </w:rPr>
+        <w:t xml:space="preserve">Transferências: </w:t>
+      </w:r>
+      <w:r>
+        <w:t xml:space="preserve">No modo Upload, o servidor utiliza ensure_parent_dirs para criar automaticamente a árvore de diretórios necessária no destino.</w:t>
+      </w:r>
+      <w:r/>
+      <w:r/>
+      <w:r/>
+    </w:p>
+    <w:p>
+      <w:pPr>
+        <w:pStyle w:val="961"/>
+        <w:pBdr/>
+        <w:spacing/>
+        <w:ind/>
+        <w:rPr/>
       </w:pPr>
       <w:r>
         <w:rPr>
           <w:highlight w:val="none"/>
-          <w:lang w:val="pt-BR" w:bidi="pt-BR"/>
+          <w:lang w:val="pt-BR"/>
         </w:rPr>
-        <w:t xml:space="preserve">Corre o ficheiro </w:t>
+        <w:t xml:space="preserve">Manipulaç</w:t>
       </w:r>
       <w:r>
         <w:rPr>
           <w:highlight w:val="none"/>
-          <w:lang w:val="pt-BR" w:bidi="pt-BR"/>
+          <w:lang w:val="pt-BR"/>
         </w:rPr>
-        <w:t xml:space="preserve">👍</w:t>
+        <w:t xml:space="preserve">ão de Hardware</w:t>
+      </w:r>
+      <w:r/>
+    </w:p>
+    <w:p>
+      <w:pPr>
+        <w:pStyle w:val="966"/>
+        <w:numPr>
+          <w:ilvl w:val="0"/>
+          <w:numId w:val="23"/>
+        </w:numPr>
+        <w:pBdr/>
+        <w:spacing/>
+        <w:ind/>
+        <w:rPr>
+          <w:highlight w:val="none"/>
+        </w:rPr>
+      </w:pPr>
+      <w:r>
+        <w:rPr>
+          <w:b/>
+          <w:bCs/>
+          <w:highlight w:val="none"/>
+        </w:rPr>
+        <w:t xml:space="preserve">Estabilidade:</w:t>
       </w:r>
       <w:r>
         <w:rPr>
           <w:highlight w:val="none"/>
-          <w:vertAlign w:val="baseline"/>
+        </w:rPr>
+        <w:t xml:space="preserve"> Para o servidor, recomenda-se o uso de ligação por cabo (Ethernet) para minimizar a flutuação de latência, crítica para o protocolo binário.</w:t>
+      </w:r>
+      <w:r>
+        <w:rPr>
+          <w:highlight w:val="none"/>
+        </w:rPr>
+      </w:r>
+    </w:p>
+    <w:p>
+      <w:pPr>
+        <w:pStyle w:val="966"/>
+        <w:numPr>
+          <w:ilvl w:val="0"/>
+          <w:numId w:val="23"/>
+        </w:numPr>
+        <w:pBdr/>
+        <w:spacing/>
+        <w:ind/>
+        <w:rPr>
+          <w:highlight w:val="none"/>
+        </w:rPr>
+      </w:pPr>
+      <w:r>
+        <w:rPr>
+          <w:highlight w:val="none"/>
         </w:rPr>
       </w:r>
       <w:r>
         <w:rPr>
+          <w:b/>
+          <w:bCs/>
           <w:highlight w:val="none"/>
-          <w:lang w:val="pt-BR" w:bidi="pt-BR"/>
         </w:rPr>
-      </w:r>
-    </w:p>
-    <w:p>
-      <w:pPr>
-        <w:pBdr/>
-        <w:spacing/>
-        <w:ind/>
-        <w:rPr>
-          <w:highlight w:val="none"/>
-          <w:vertAlign w:val="baseline"/>
-        </w:rPr>
-      </w:pPr>
-      <w:r>
-        <w:rPr>
-          <w:highlight w:val="none"/>
-          <w:lang w:val="pt-BR" w:bidi="pt-BR"/>
-        </w:rPr>
+        <w:t xml:space="preserve">Router: </w:t>
       </w:r>
       <w:r>
         <w:rPr>
           <w:highlight w:val="none"/>
-          <w:lang w:val="pt-BR" w:bidi="pt-BR"/>
         </w:rPr>
+        <w:t xml:space="preserve">Verifique mensalmente se as tabelas de NAT/Port Forwarding não foram reiniciadas pelo ISP.</w:t>
       </w:r>
       <w:r>
         <w:rPr>
           <w:highlight w:val="none"/>
-          <w:vertAlign w:val="baseline"/>
         </w:rPr>
-      </w:r>
-    </w:p>
-    <w:p>
-      <w:pPr>
-        <w:pStyle w:val="960"/>
-        <w:pBdr/>
-        <w:spacing/>
-        <w:ind/>
-        <w:rPr/>
-      </w:pPr>
-      <w:r>
-        <w:t xml:space="preserve">Procedimentos de instalação</w:t>
-      </w:r>
-      <w:r>
-        <w:rPr>
-          <w:lang w:val="pt-BR"/>
-        </w:rPr>
-        <w:t xml:space="preserve"> (Servidor)</w:t>
       </w:r>
       <w:r/>
     </w:p>
     <w:p>
       <w:pPr>
-        <w:pStyle w:val="960"/>
-        <w:pBdr/>
-        <w:spacing/>
-        <w:ind/>
-        <w:rPr/>
-      </w:pPr>
-      <w:r>
-        <w:br w:type="page" w:clear="all"/>
-      </w:r>
-      <w:r/>
-    </w:p>
-    <w:p>
-      <w:pPr>
-        <w:pStyle w:val="959"/>
-        <w:pBdr/>
-        <w:spacing/>
-        <w:ind/>
-        <w:rPr/>
-      </w:pPr>
-      <w:r/>
-      <w:bookmarkStart w:id="15" w:name="_Toc38219562"/>
-      <w:r>
-        <w:t xml:space="preserve">Instruções de instalação</w:t>
-      </w:r>
-      <w:r>
-        <w:t xml:space="preserve">/</w:t>
-      </w:r>
-      <w:r>
-        <w:t xml:space="preserve">operacionalização/manutenção</w:t>
-      </w:r>
-      <w:bookmarkEnd w:id="15"/>
-      <w:r/>
-      <w:r/>
-    </w:p>
-    <w:p>
-      <w:pPr>
-        <w:pBdr/>
+        <w:pBdr/>
+        <w:shd w:val="nil"/>
         <w:spacing/>
         <w:ind/>
         <w:rPr>
@@ -4056,6 +4943,139 @@
           <w:szCs w:val="32"/>
         </w:rPr>
       </w:pPr>
+      <w:r>
+        <w:rPr>
+          <w:highlight w:val="none"/>
+        </w:rPr>
+      </w:r>
+      <w:r>
+        <w:br w:type="page" w:clear="all"/>
+      </w:r>
+      <w:r>
+        <w:rPr>
+          <w:rFonts w:asciiTheme="majorHAnsi" w:hAnsiTheme="majorHAnsi" w:eastAsiaTheme="majorEastAsia" w:cstheme="majorBidi"/>
+          <w:color w:val="2f5496" w:themeColor="accent1" w:themeShade="BF"/>
+          <w:sz w:val="32"/>
+          <w:szCs w:val="32"/>
+        </w:rPr>
+      </w:r>
+      <w:r/>
+      <w:r/>
+      <w:r>
+        <w:rPr>
+          <w:rFonts w:asciiTheme="majorHAnsi" w:hAnsiTheme="majorHAnsi" w:eastAsiaTheme="majorEastAsia" w:cstheme="majorBidi"/>
+          <w:color w:val="2f5496" w:themeColor="accent1" w:themeShade="BF"/>
+          <w:sz w:val="32"/>
+          <w:szCs w:val="32"/>
+        </w:rPr>
+      </w:r>
+    </w:p>
+    <w:p>
+      <w:pPr>
+        <w:pStyle w:val="960"/>
+        <w:pBdr/>
+        <w:spacing/>
+        <w:ind/>
+        <w:rPr/>
+      </w:pPr>
+      <w:r/>
+      <w:bookmarkStart w:id="19" w:name="_Toc38219566"/>
+      <w:r>
+        <w:t xml:space="preserve">FAQs (Perguntas frequentes)</w:t>
+      </w:r>
+      <w:bookmarkEnd w:id="19"/>
+      <w:r/>
+      <w:r/>
+    </w:p>
+    <w:p>
+      <w:pPr>
+        <w:pBdr/>
+        <w:spacing/>
+        <w:ind/>
+        <w:rPr/>
+      </w:pPr>
+      <w:r>
+        <w:rPr>
+          <w:b/>
+          <w:bCs/>
+        </w:rPr>
+        <w:t xml:space="preserve">Como é garantida a segurança se o protocolo é binário?</w:t>
+      </w:r>
+      <w:r>
+        <w:t xml:space="preserve"> A segurança é multicamada: o WireGuard encripta o transporte, e a autenticação utiliza um desafio-resposta onde a password nunca circula na rede, apenas a sua hash processada com salt.</w:t>
+      </w:r>
+      <w:r/>
+    </w:p>
+    <w:p>
+      <w:pPr>
+        <w:pBdr/>
+        <w:spacing/>
+        <w:ind/>
+        <w:rPr/>
+      </w:pPr>
+      <w:r>
+        <w:rPr>
+          <w:b/>
+          <w:bCs/>
+        </w:rPr>
+        <w:t xml:space="preserve">O que evita que um utilizador apague ficheiros do sistema?</w:t>
+      </w:r>
+      <w:r>
+        <w:t xml:space="preserve"> O código implementa uma política restritiva baseada em realpath. Qualquer caminho que aponte para fora da diretoria /home/utilizador é rejeitado antes de qualquer operação de I/O.</w:t>
+      </w:r>
+      <w:r/>
+    </w:p>
+    <w:p>
+      <w:pPr>
+        <w:pBdr/>
+        <w:spacing/>
+        <w:ind/>
+        <w:rPr/>
+      </w:pPr>
+      <w:r>
+        <w:rPr>
+          <w:b/>
+          <w:bCs/>
+        </w:rPr>
+        <w:t xml:space="preserve">O servidor suporta muitos utilizadores?</w:t>
+      </w:r>
+      <w:r>
+        <w:t xml:space="preserve"> Sim. O backend em C </w:t>
+      </w:r>
+      <w:r>
+        <w:t xml:space="preserve">é</w:t>
+      </w:r>
+      <w:r>
+        <w:rPr>
+          <w:lang w:val="pt-BR"/>
+        </w:rPr>
+        <w:t xml:space="preserve"> esperado gerir </w:t>
+      </w:r>
+      <w:r>
+        <w:t xml:space="preserve">sessões de forma eficiente, embora a versão v0.1 BETA seja otimizada para uso pessoal e pequenos grupos</w:t>
+      </w:r>
+      <w:r>
+        <w:rPr>
+          <w:lang w:val="pt-BR"/>
+        </w:rPr>
+        <w:t xml:space="preserve"> por n</w:t>
+      </w:r>
+      <w:r>
+        <w:rPr>
+          <w:lang w:val="pt-BR"/>
+        </w:rPr>
+        <w:t xml:space="preserve">ão incluir qualquer implementaç</w:t>
+      </w:r>
+      <w:r>
+        <w:rPr>
+          <w:lang w:val="pt-BR"/>
+        </w:rPr>
+        <w:t xml:space="preserve">ão de threads</w:t>
+      </w:r>
+      <w:r>
+        <w:t xml:space="preserve">.</w:t>
+      </w:r>
+      <w:r/>
       <w:r>
         <w:br w:type="page" w:clear="all"/>
       </w:r>
@@ -4075,170 +5095,11 @@
           <w:szCs w:val="32"/>
         </w:rPr>
       </w:r>
-    </w:p>
-    <w:p>
-      <w:pPr>
-        <w:pStyle w:val="959"/>
-        <w:pBdr/>
-        <w:spacing/>
-        <w:ind/>
-        <w:rPr/>
-      </w:pPr>
-      <w:r/>
-      <w:bookmarkStart w:id="16" w:name="_Toc38219563"/>
-      <w:r>
-        <w:t xml:space="preserve">Instruções de utilização</w:t>
-      </w:r>
-      <w:bookmarkEnd w:id="16"/>
-      <w:r>
-        <w:t xml:space="preserve"> </w:t>
-      </w:r>
       <w:r/>
     </w:p>
     <w:p>
       <w:pPr>
-        <w:pBdr/>
-        <w:spacing/>
-        <w:ind/>
-        <w:rPr/>
-      </w:pPr>
-      <w:r/>
-      <w:r/>
-    </w:p>
-    <w:p>
-      <w:pPr>
         <w:pStyle w:val="960"/>
-        <w:pBdr/>
-        <w:spacing/>
-        <w:ind/>
-        <w:rPr/>
-      </w:pPr>
-      <w:r/>
-      <w:bookmarkStart w:id="17" w:name="_Toc38219564"/>
-      <w:r>
-        <w:t xml:space="preserve">Manipulação de </w:t>
-      </w:r>
-      <w:r>
-        <w:t xml:space="preserve">software</w:t>
-      </w:r>
-      <w:bookmarkEnd w:id="17"/>
-      <w:r/>
-      <w:r/>
-    </w:p>
-    <w:p>
-      <w:pPr>
-        <w:pBdr/>
-        <w:spacing/>
-        <w:ind/>
-        <w:rPr/>
-      </w:pPr>
-      <w:r/>
-      <w:r/>
-    </w:p>
-    <w:p>
-      <w:pPr>
-        <w:pStyle w:val="960"/>
-        <w:pBdr/>
-        <w:spacing/>
-        <w:ind/>
-        <w:rPr/>
-      </w:pPr>
-      <w:r/>
-      <w:bookmarkStart w:id="18" w:name="_Toc38219565"/>
-      <w:r>
-        <w:t xml:space="preserve">Manipulação de</w:t>
-      </w:r>
-      <w:r>
-        <w:t xml:space="preserve"> hardware</w:t>
-      </w:r>
-      <w:bookmarkEnd w:id="18"/>
-      <w:r/>
-      <w:r/>
-    </w:p>
-    <w:p>
-      <w:pPr>
-        <w:pBdr/>
-        <w:spacing/>
-        <w:ind/>
-        <w:rPr>
-          <w:rFonts w:asciiTheme="majorHAnsi" w:hAnsiTheme="majorHAnsi" w:eastAsiaTheme="majorEastAsia" w:cstheme="majorBidi"/>
-          <w:color w:val="2f5496" w:themeColor="accent1" w:themeShade="BF"/>
-          <w:sz w:val="32"/>
-          <w:szCs w:val="32"/>
-        </w:rPr>
-      </w:pPr>
-      <w:r>
-        <w:br w:type="page" w:clear="all"/>
-      </w:r>
-      <w:r>
-        <w:rPr>
-          <w:rFonts w:asciiTheme="majorHAnsi" w:hAnsiTheme="majorHAnsi" w:eastAsiaTheme="majorEastAsia" w:cstheme="majorBidi"/>
-          <w:color w:val="2f5496" w:themeColor="accent1" w:themeShade="BF"/>
-          <w:sz w:val="32"/>
-          <w:szCs w:val="32"/>
-        </w:rPr>
-      </w:r>
-      <w:r>
-        <w:rPr>
-          <w:rFonts w:asciiTheme="majorHAnsi" w:hAnsiTheme="majorHAnsi" w:eastAsiaTheme="majorEastAsia" w:cstheme="majorBidi"/>
-          <w:color w:val="2f5496" w:themeColor="accent1" w:themeShade="BF"/>
-          <w:sz w:val="32"/>
-          <w:szCs w:val="32"/>
-        </w:rPr>
-      </w:r>
-    </w:p>
-    <w:p>
-      <w:pPr>
-        <w:pStyle w:val="959"/>
-        <w:pBdr/>
-        <w:spacing/>
-        <w:ind/>
-        <w:rPr/>
-      </w:pPr>
-      <w:r/>
-      <w:bookmarkStart w:id="19" w:name="_Toc38219566"/>
-      <w:r>
-        <w:t xml:space="preserve">FAQs (Perguntas frequentes)</w:t>
-      </w:r>
-      <w:bookmarkEnd w:id="19"/>
-      <w:r/>
-      <w:r/>
-    </w:p>
-    <w:p>
-      <w:pPr>
-        <w:pBdr/>
-        <w:spacing/>
-        <w:ind/>
-        <w:rPr>
-          <w:rFonts w:asciiTheme="majorHAnsi" w:hAnsiTheme="majorHAnsi" w:eastAsiaTheme="majorEastAsia" w:cstheme="majorBidi"/>
-          <w:color w:val="2f5496" w:themeColor="accent1" w:themeShade="BF"/>
-          <w:sz w:val="32"/>
-          <w:szCs w:val="32"/>
-        </w:rPr>
-      </w:pPr>
-      <w:r>
-        <w:br w:type="page" w:clear="all"/>
-      </w:r>
-      <w:r>
-        <w:rPr>
-          <w:rFonts w:asciiTheme="majorHAnsi" w:hAnsiTheme="majorHAnsi" w:eastAsiaTheme="majorEastAsia" w:cstheme="majorBidi"/>
-          <w:color w:val="2f5496" w:themeColor="accent1" w:themeShade="BF"/>
-          <w:sz w:val="32"/>
-          <w:szCs w:val="32"/>
-        </w:rPr>
-      </w:r>
-      <w:r>
-        <w:rPr>
-          <w:rFonts w:asciiTheme="majorHAnsi" w:hAnsiTheme="majorHAnsi" w:eastAsiaTheme="majorEastAsia" w:cstheme="majorBidi"/>
-          <w:color w:val="2f5496" w:themeColor="accent1" w:themeShade="BF"/>
-          <w:sz w:val="32"/>
-          <w:szCs w:val="32"/>
-        </w:rPr>
-      </w:r>
-    </w:p>
-    <w:p>
-      <w:pPr>
-        <w:pStyle w:val="959"/>
         <w:pBdr/>
         <w:spacing/>
         <w:ind/>
@@ -4255,10 +5116,10 @@
     </w:p>
     <w:p>
       <w:pPr>
-        <w:pBdr/>
-        <w:spacing/>
-        <w:ind/>
-        <w:jc w:val="center"/>
+        <w:pStyle w:val="961"/>
+        <w:pBdr/>
+        <w:spacing/>
+        <w:ind/>
         <w:rPr>
           <w:b/>
           <w:bCs/>
@@ -4281,6 +5142,7 @@
           <w:sz w:val="28"/>
           <w:szCs w:val="28"/>
         </w:rPr>
+        <w:t xml:space="preserve">Tabela de Sprites ASCII</w:t>
       </w:r>
       <w:r>
         <w:rPr>
@@ -4288,6 +5150,123 @@
           <w:bCs/>
           <w:sz w:val="28"/>
           <w:szCs w:val="28"/>
+          <w:lang w:val="pt-BR"/>
+        </w:rPr>
+        <w:t xml:space="preserve">:</w:t>
+      </w:r>
+      <w:r>
+        <w:rPr>
+          <w:b/>
+          <w:bCs/>
+          <w:sz w:val="28"/>
+          <w:szCs w:val="28"/>
+        </w:rPr>
+      </w:r>
+    </w:p>
+    <w:p>
+      <w:pPr>
+        <w:pBdr/>
+        <w:spacing/>
+        <w:ind/>
+        <w:rPr>
+          <w:rFonts w:ascii="Adwaita Mono" w:hAnsi="Adwaita Mono" w:cs="Adwaita Mono"/>
+          <w14:ligatures w14:val="none"/>
+        </w:rPr>
+      </w:pPr>
+      <w:r>
+        <w:rPr>
+          <w:rFonts w:ascii="Adwaita Mono" w:hAnsi="Adwaita Mono" w:eastAsia="Adwaita Mono" w:cs="Adwaita Mono"/>
+          <w:lang w:val="pt-BR"/>
+        </w:rPr>
+      </w:r>
+      <w:r>
+        <w:rPr>
+          <w:b/>
+          <w:bCs/>
+          <w:sz w:val="28"/>
+          <w:szCs w:val="28"/>
+        </w:rPr>
+      </w:r>
+      <w:r>
+        <mc:AlternateContent>
+          <mc:Choice Requires="wpg">
+            <w:drawing>
+              <wp:inline xmlns:wp="http://schemas.openxmlformats.org/drawingml/2006/wordprocessingDrawing" distT="0" distB="0" distL="0" distR="0">
+                <wp:extent cx="4991100" cy="5238750"/>
+                <wp:effectExtent l="0" t="0" r="0" b="0"/>
+                <wp:docPr id="4" name=""/>
+                <wp:cNvGraphicFramePr>
+                  <a:graphicFrameLocks xmlns:a="http://schemas.openxmlformats.org/drawingml/2006/main" noChangeAspect="1"/>
+                </wp:cNvGraphicFramePr>
+                <a:graphic xmlns:a="http://schemas.openxmlformats.org/drawingml/2006/main">
+                  <a:graphicData uri="http://schemas.openxmlformats.org/drawingml/2006/picture">
+                    <pic:pic xmlns:pic="http://schemas.openxmlformats.org/drawingml/2006/picture">
+                      <pic:nvPicPr>
+                        <pic:cNvPr id="1457190764" name=""/>
+                        <pic:cNvPicPr>
+                          <a:picLocks noChangeAspect="1"/>
+                        </pic:cNvPicPr>
+                        <pic:nvPr/>
+                      </pic:nvPicPr>
+                      <pic:blipFill rotWithShape="1">
+                        <a:blip r:embed="rId15"/>
+                        <a:stretch/>
+                      </pic:blipFill>
+                      <pic:spPr bwMode="auto">
+                        <a:xfrm>
+                          <a:off x="0" y="0"/>
+                          <a:ext cx="4991099" cy="5238749"/>
+                        </a:xfrm>
+                        <a:prstGeom prst="rect">
+                          <a:avLst/>
+                        </a:prstGeom>
+                      </pic:spPr>
+                    </pic:pic>
+                  </a:graphicData>
+                </a:graphic>
+              </wp:inline>
+            </w:drawing>
+          </mc:Choice>
+          <mc:Fallback>
+            <w:pict>
+              <v:shapetype id="_x0000_t75" coordsize="21600,21600" o:spt="75" o:preferrelative="t" path="m@4@5l@4@11@9@11@9@5xe" filled="f" stroked="f">
+                <v:stroke joinstyle="miter"/>
+                <v:formulas>
+                  <v:f eqn="if lineDrawn pixelLineWidth 0"/>
+                  <v:f eqn="sum @0 1 0"/>
+                  <v:f eqn="sum 0 0 @1"/>
+                  <v:f eqn="prod @2 1 2"/>
+                  <v:f eqn="prod @3 21600 pixelWidth"/>
+                  <v:f eqn="prod @3 21600 pixelHeight"/>
+                  <v:f eqn="sum @0 0 1"/>
+                  <v:f eqn="prod @6 1 2"/>
+                  <v:f eqn="prod @7 21600 pixelWidth"/>
+                  <v:f eqn="sum @8 21600 0"/>
+                  <v:f eqn="prod @7 21600 pixelHeight"/>
+                  <v:f eqn="sum @10 21600 0"/>
+                </v:formulas>
+                <v:path o:extrusionok="f" gradientshapeok="t" o:connecttype="rect"/>
+                <o:lock v:ext="edit" aspectratio="t"/>
+              </v:shapetype>
+              <v:shape id="_x0000_i3" o:spid="_x0000_s3" type="#_x0000_t75" style="width:393.00pt;height:412.50pt;mso-wrap-distance-left:0.00pt;mso-wrap-distance-top:0.00pt;mso-wrap-distance-right:0.00pt;mso-wrap-distance-bottom:0.00pt;z-index:1;" stroked="false">
+                <v:imagedata r:id="rId15" o:title=""/>
+                <o:lock v:ext="edit" rotation="t"/>
+              </v:shape>
+            </w:pict>
+          </mc:Fallback>
+        </mc:AlternateContent>
+      </w:r>
+      <w:r>
+        <w:rPr>
+          <w:b/>
+          <w:bCs/>
+          <w:sz w:val="28"/>
+          <w:szCs w:val="28"/>
+        </w:rPr>
+      </w:r>
+      <w:r>
+        <w:rPr>
+          <w:rFonts w:ascii="Adwaita Mono" w:hAnsi="Adwaita Mono" w:cs="Adwaita Mono"/>
         </w:rPr>
       </w:r>
     </w:p>
@@ -4354,7 +5333,7 @@
     <w:sdtContent>
       <w:p>
         <w:pPr>
-          <w:pStyle w:val="969"/>
+          <w:pStyle w:val="970"/>
           <w:pBdr/>
           <w:spacing/>
           <w:ind/>
@@ -4593,7 +5572,7 @@
 <w:hdr xmlns:wpc="http://schemas.microsoft.com/office/word/2010/wordprocessingCanvas" xmlns:mc="http://schemas.openxmlformats.org/markup-compatibility/2006" xmlns:o="urn:schemas-microsoft-com:office:office" xmlns:r="http://schemas.openxmlformats.org/officeDocument/2006/relationships" xmlns:m="http://schemas.openxmlformats.org/officeDocument/2006/math" xmlns:v="urn:schemas-microsoft-com:vml" xmlns:wp14="http://schemas.microsoft.com/office/word/2010/wordprocessingDrawing" xmlns:wp="http://schemas.openxmlformats.org/drawingml/2006/wordprocessingDrawing" xmlns:w10="urn:schemas-microsoft-com:office:word" xmlns:w="http://schemas.openxmlformats.org/wordprocessingml/2006/main" xmlns:w14="http://schemas.microsoft.com/office/word/2010/wordml" xmlns:w15="http://schemas.microsoft.com/office/word/2012/wordml" xmlns:wpg="http://schemas.microsoft.com/office/word/2010/wordprocessingGroup" xmlns:wpi="http://schemas.microsoft.com/office/word/2010/wordprocessingInk" xmlns:wne="http://schemas.microsoft.com/office/word/2006/wordml" xmlns:a="http://schemas.openxmlformats.org/drawingml/2006/main" xmlns:wps="http://schemas.microsoft.com/office/word/2010/wordprocessingShape" mc:Ignorable="w14 w15 wp14">
   <w:p>
     <w:pPr>
-      <w:pStyle w:val="967"/>
+      <w:pStyle w:val="968"/>
       <w:pBdr/>
       <w:spacing/>
       <w:ind/>
@@ -6387,6 +7366,1605 @@
         <w:pBdr/>
         <w:spacing/>
         <w:ind w:hanging="360" w:left="6469"/>
+      </w:pPr>
+      <w:rPr>
+        <w:rFonts w:hint="default" w:ascii="Wingdings" w:hAnsi="Wingdings" w:eastAsia="Wingdings" w:cs="Wingdings"/>
+      </w:rPr>
+      <w:start w:val="1"/>
+      <w:suff w:val="tab"/>
+    </w:lvl>
+  </w:abstractNum>
+  <w:abstractNum w:abstractNumId="12">
+    <w:nsid w:val="5CC27336"/>
+    <w:lvl w:ilvl="0">
+      <w:isLgl w:val="false"/>
+      <w:lvlJc w:val="left"/>
+      <w:lvlText w:val="·"/>
+      <w:numFmt w:val="bullet"/>
+      <w:pPr>
+        <w:pBdr/>
+        <w:spacing/>
+        <w:ind w:hanging="360" w:left="720"/>
+      </w:pPr>
+      <w:rPr>
+        <w:rFonts w:hint="default" w:ascii="Symbol" w:hAnsi="Symbol" w:eastAsia="Symbol" w:cs="Symbol"/>
+      </w:rPr>
+      <w:start w:val="1"/>
+      <w:suff w:val="tab"/>
+    </w:lvl>
+    <w:lvl w:ilvl="1">
+      <w:isLgl w:val="false"/>
+      <w:lvlJc w:val="left"/>
+      <w:lvlText w:val="o"/>
+      <w:numFmt w:val="bullet"/>
+      <w:pPr>
+        <w:pBdr/>
+        <w:spacing/>
+        <w:ind w:hanging="360" w:left="1440"/>
+      </w:pPr>
+      <w:rPr>
+        <w:rFonts w:hint="default" w:ascii="Courier New" w:hAnsi="Courier New" w:eastAsia="Courier New" w:cs="Courier New"/>
+      </w:rPr>
+      <w:start w:val="1"/>
+      <w:suff w:val="tab"/>
+    </w:lvl>
+    <w:lvl w:ilvl="2">
+      <w:isLgl w:val="false"/>
+      <w:lvlJc w:val="left"/>
+      <w:lvlText w:val="§"/>
+      <w:numFmt w:val="bullet"/>
+      <w:pPr>
+        <w:pBdr/>
+        <w:spacing/>
+        <w:ind w:hanging="360" w:left="2160"/>
+      </w:pPr>
+      <w:rPr>
+        <w:rFonts w:hint="default" w:ascii="Wingdings" w:hAnsi="Wingdings" w:eastAsia="Wingdings" w:cs="Wingdings"/>
+      </w:rPr>
+      <w:start w:val="1"/>
+      <w:suff w:val="tab"/>
+    </w:lvl>
+    <w:lvl w:ilvl="3">
+      <w:isLgl w:val="false"/>
+      <w:lvlJc w:val="left"/>
+      <w:lvlText w:val="·"/>
+      <w:numFmt w:val="bullet"/>
+      <w:pPr>
+        <w:pBdr/>
+        <w:spacing/>
+        <w:ind w:hanging="360" w:left="2880"/>
+      </w:pPr>
+      <w:rPr>
+        <w:rFonts w:hint="default" w:ascii="Symbol" w:hAnsi="Symbol" w:eastAsia="Symbol" w:cs="Symbol"/>
+      </w:rPr>
+      <w:start w:val="1"/>
+      <w:suff w:val="tab"/>
+    </w:lvl>
+    <w:lvl w:ilvl="4">
+      <w:isLgl w:val="false"/>
+      <w:lvlJc w:val="left"/>
+      <w:lvlText w:val="o"/>
+      <w:numFmt w:val="bullet"/>
+      <w:pPr>
+        <w:pBdr/>
+        <w:spacing/>
+        <w:ind w:hanging="360" w:left="3600"/>
+      </w:pPr>
+      <w:rPr>
+        <w:rFonts w:hint="default" w:ascii="Courier New" w:hAnsi="Courier New" w:eastAsia="Courier New" w:cs="Courier New"/>
+      </w:rPr>
+      <w:start w:val="1"/>
+      <w:suff w:val="tab"/>
+    </w:lvl>
+    <w:lvl w:ilvl="5">
+      <w:isLgl w:val="false"/>
+      <w:lvlJc w:val="left"/>
+      <w:lvlText w:val="§"/>
+      <w:numFmt w:val="bullet"/>
+      <w:pPr>
+        <w:pBdr/>
+        <w:spacing/>
+        <w:ind w:hanging="360" w:left="4320"/>
+      </w:pPr>
+      <w:rPr>
+        <w:rFonts w:hint="default" w:ascii="Wingdings" w:hAnsi="Wingdings" w:eastAsia="Wingdings" w:cs="Wingdings"/>
+      </w:rPr>
+      <w:start w:val="1"/>
+      <w:suff w:val="tab"/>
+    </w:lvl>
+    <w:lvl w:ilvl="6">
+      <w:isLgl w:val="false"/>
+      <w:lvlJc w:val="left"/>
+      <w:lvlText w:val="·"/>
+      <w:numFmt w:val="bullet"/>
+      <w:pPr>
+        <w:pBdr/>
+        <w:spacing/>
+        <w:ind w:hanging="360" w:left="5040"/>
+      </w:pPr>
+      <w:rPr>
+        <w:rFonts w:hint="default" w:ascii="Symbol" w:hAnsi="Symbol" w:eastAsia="Symbol" w:cs="Symbol"/>
+      </w:rPr>
+      <w:start w:val="1"/>
+      <w:suff w:val="tab"/>
+    </w:lvl>
+    <w:lvl w:ilvl="7">
+      <w:isLgl w:val="false"/>
+      <w:lvlJc w:val="left"/>
+      <w:lvlText w:val="o"/>
+      <w:numFmt w:val="bullet"/>
+      <w:pPr>
+        <w:pBdr/>
+        <w:spacing/>
+        <w:ind w:hanging="360" w:left="5760"/>
+      </w:pPr>
+      <w:rPr>
+        <w:rFonts w:hint="default" w:ascii="Courier New" w:hAnsi="Courier New" w:eastAsia="Courier New" w:cs="Courier New"/>
+      </w:rPr>
+      <w:start w:val="1"/>
+      <w:suff w:val="tab"/>
+    </w:lvl>
+    <w:lvl w:ilvl="8">
+      <w:isLgl w:val="false"/>
+      <w:lvlJc w:val="left"/>
+      <w:lvlText w:val="§"/>
+      <w:numFmt w:val="bullet"/>
+      <w:pPr>
+        <w:pBdr/>
+        <w:spacing/>
+        <w:ind w:hanging="360" w:left="6480"/>
+      </w:pPr>
+      <w:rPr>
+        <w:rFonts w:hint="default" w:ascii="Wingdings" w:hAnsi="Wingdings" w:eastAsia="Wingdings" w:cs="Wingdings"/>
+      </w:rPr>
+      <w:start w:val="1"/>
+      <w:suff w:val="tab"/>
+    </w:lvl>
+  </w:abstractNum>
+  <w:abstractNum w:abstractNumId="13">
+    <w:nsid w:val="76D2A665"/>
+    <w:lvl w:ilvl="0">
+      <w:isLgl w:val="false"/>
+      <w:lvlJc w:val="left"/>
+      <w:lvlText w:val="·"/>
+      <w:numFmt w:val="bullet"/>
+      <w:pPr>
+        <w:pBdr/>
+        <w:spacing/>
+        <w:ind w:hanging="360" w:left="720"/>
+      </w:pPr>
+      <w:rPr>
+        <w:rFonts w:hint="default" w:ascii="Symbol" w:hAnsi="Symbol" w:eastAsia="Symbol" w:cs="Symbol"/>
+      </w:rPr>
+      <w:start w:val="1"/>
+      <w:suff w:val="tab"/>
+    </w:lvl>
+    <w:lvl w:ilvl="1">
+      <w:isLgl w:val="false"/>
+      <w:lvlJc w:val="left"/>
+      <w:lvlText w:val="o"/>
+      <w:numFmt w:val="bullet"/>
+      <w:pPr>
+        <w:pBdr/>
+        <w:spacing/>
+        <w:ind w:hanging="360" w:left="1440"/>
+      </w:pPr>
+      <w:rPr>
+        <w:rFonts w:hint="default" w:ascii="Courier New" w:hAnsi="Courier New" w:eastAsia="Courier New" w:cs="Courier New"/>
+      </w:rPr>
+      <w:start w:val="1"/>
+      <w:suff w:val="tab"/>
+    </w:lvl>
+    <w:lvl w:ilvl="2">
+      <w:isLgl w:val="false"/>
+      <w:lvlJc w:val="left"/>
+      <w:lvlText w:val="§"/>
+      <w:numFmt w:val="bullet"/>
+      <w:pPr>
+        <w:pBdr/>
+        <w:spacing/>
+        <w:ind w:hanging="360" w:left="2160"/>
+      </w:pPr>
+      <w:rPr>
+        <w:rFonts w:hint="default" w:ascii="Wingdings" w:hAnsi="Wingdings" w:eastAsia="Wingdings" w:cs="Wingdings"/>
+      </w:rPr>
+      <w:start w:val="1"/>
+      <w:suff w:val="tab"/>
+    </w:lvl>
+    <w:lvl w:ilvl="3">
+      <w:isLgl w:val="false"/>
+      <w:lvlJc w:val="left"/>
+      <w:lvlText w:val="·"/>
+      <w:numFmt w:val="bullet"/>
+      <w:pPr>
+        <w:pBdr/>
+        <w:spacing/>
+        <w:ind w:hanging="360" w:left="2880"/>
+      </w:pPr>
+      <w:rPr>
+        <w:rFonts w:hint="default" w:ascii="Symbol" w:hAnsi="Symbol" w:eastAsia="Symbol" w:cs="Symbol"/>
+      </w:rPr>
+      <w:start w:val="1"/>
+      <w:suff w:val="tab"/>
+    </w:lvl>
+    <w:lvl w:ilvl="4">
+      <w:isLgl w:val="false"/>
+      <w:lvlJc w:val="left"/>
+      <w:lvlText w:val="o"/>
+      <w:numFmt w:val="bullet"/>
+      <w:pPr>
+        <w:pBdr/>
+        <w:spacing/>
+        <w:ind w:hanging="360" w:left="3600"/>
+      </w:pPr>
+      <w:rPr>
+        <w:rFonts w:hint="default" w:ascii="Courier New" w:hAnsi="Courier New" w:eastAsia="Courier New" w:cs="Courier New"/>
+      </w:rPr>
+      <w:start w:val="1"/>
+      <w:suff w:val="tab"/>
+    </w:lvl>
+    <w:lvl w:ilvl="5">
+      <w:isLgl w:val="false"/>
+      <w:lvlJc w:val="left"/>
+      <w:lvlText w:val="§"/>
+      <w:numFmt w:val="bullet"/>
+      <w:pPr>
+        <w:pBdr/>
+        <w:spacing/>
+        <w:ind w:hanging="360" w:left="4320"/>
+      </w:pPr>
+      <w:rPr>
+        <w:rFonts w:hint="default" w:ascii="Wingdings" w:hAnsi="Wingdings" w:eastAsia="Wingdings" w:cs="Wingdings"/>
+      </w:rPr>
+      <w:start w:val="1"/>
+      <w:suff w:val="tab"/>
+    </w:lvl>
+    <w:lvl w:ilvl="6">
+      <w:isLgl w:val="false"/>
+      <w:lvlJc w:val="left"/>
+      <w:lvlText w:val="·"/>
+      <w:numFmt w:val="bullet"/>
+      <w:pPr>
+        <w:pBdr/>
+        <w:spacing/>
+        <w:ind w:hanging="360" w:left="5040"/>
+      </w:pPr>
+      <w:rPr>
+        <w:rFonts w:hint="default" w:ascii="Symbol" w:hAnsi="Symbol" w:eastAsia="Symbol" w:cs="Symbol"/>
+      </w:rPr>
+      <w:start w:val="1"/>
+      <w:suff w:val="tab"/>
+    </w:lvl>
+    <w:lvl w:ilvl="7">
+      <w:isLgl w:val="false"/>
+      <w:lvlJc w:val="left"/>
+      <w:lvlText w:val="o"/>
+      <w:numFmt w:val="bullet"/>
+      <w:pPr>
+        <w:pBdr/>
+        <w:spacing/>
+        <w:ind w:hanging="360" w:left="5760"/>
+      </w:pPr>
+      <w:rPr>
+        <w:rFonts w:hint="default" w:ascii="Courier New" w:hAnsi="Courier New" w:eastAsia="Courier New" w:cs="Courier New"/>
+      </w:rPr>
+      <w:start w:val="1"/>
+      <w:suff w:val="tab"/>
+    </w:lvl>
+    <w:lvl w:ilvl="8">
+      <w:isLgl w:val="false"/>
+      <w:lvlJc w:val="left"/>
+      <w:lvlText w:val="§"/>
+      <w:numFmt w:val="bullet"/>
+      <w:pPr>
+        <w:pBdr/>
+        <w:spacing/>
+        <w:ind w:hanging="360" w:left="6480"/>
+      </w:pPr>
+      <w:rPr>
+        <w:rFonts w:hint="default" w:ascii="Wingdings" w:hAnsi="Wingdings" w:eastAsia="Wingdings" w:cs="Wingdings"/>
+      </w:rPr>
+      <w:start w:val="1"/>
+      <w:suff w:val="tab"/>
+    </w:lvl>
+  </w:abstractNum>
+  <w:abstractNum w:abstractNumId="14">
+    <w:nsid w:val="687ADF3F"/>
+    <w:lvl w:ilvl="0">
+      <w:isLgl w:val="false"/>
+      <w:lvlJc w:val="left"/>
+      <w:lvlText w:val="%1."/>
+      <w:numFmt w:val="decimal"/>
+      <w:pPr>
+        <w:pBdr/>
+        <w:spacing/>
+        <w:ind w:hanging="360" w:left="720"/>
+      </w:pPr>
+      <w:rPr/>
+      <w:start w:val="1"/>
+      <w:suff w:val="tab"/>
+    </w:lvl>
+    <w:lvl w:ilvl="1">
+      <w:isLgl w:val="false"/>
+      <w:lvlJc w:val="left"/>
+      <w:lvlText w:val="%2."/>
+      <w:numFmt w:val="lowerLetter"/>
+      <w:pPr>
+        <w:pBdr/>
+        <w:spacing/>
+        <w:ind w:hanging="360" w:left="1440"/>
+      </w:pPr>
+      <w:rPr/>
+      <w:start w:val="1"/>
+      <w:suff w:val="tab"/>
+    </w:lvl>
+    <w:lvl w:ilvl="2">
+      <w:isLgl w:val="false"/>
+      <w:lvlJc w:val="right"/>
+      <w:lvlText w:val="%3."/>
+      <w:numFmt w:val="lowerRoman"/>
+      <w:pPr>
+        <w:pBdr/>
+        <w:spacing/>
+        <w:ind w:hanging="180" w:left="2160"/>
+      </w:pPr>
+      <w:rPr/>
+      <w:start w:val="1"/>
+      <w:suff w:val="tab"/>
+    </w:lvl>
+    <w:lvl w:ilvl="3">
+      <w:isLgl w:val="false"/>
+      <w:lvlJc w:val="left"/>
+      <w:lvlText w:val="%4."/>
+      <w:numFmt w:val="decimal"/>
+      <w:pPr>
+        <w:pBdr/>
+        <w:spacing/>
+        <w:ind w:hanging="360" w:left="2880"/>
+      </w:pPr>
+      <w:rPr/>
+      <w:start w:val="1"/>
+      <w:suff w:val="tab"/>
+    </w:lvl>
+    <w:lvl w:ilvl="4">
+      <w:isLgl w:val="false"/>
+      <w:lvlJc w:val="left"/>
+      <w:lvlText w:val="%5."/>
+      <w:numFmt w:val="lowerLetter"/>
+      <w:pPr>
+        <w:pBdr/>
+        <w:spacing/>
+        <w:ind w:hanging="360" w:left="3600"/>
+      </w:pPr>
+      <w:rPr/>
+      <w:start w:val="1"/>
+      <w:suff w:val="tab"/>
+    </w:lvl>
+    <w:lvl w:ilvl="5">
+      <w:isLgl w:val="false"/>
+      <w:lvlJc w:val="right"/>
+      <w:lvlText w:val="%6."/>
+      <w:numFmt w:val="lowerRoman"/>
+      <w:pPr>
+        <w:pBdr/>
+        <w:spacing/>
+        <w:ind w:hanging="180" w:left="4320"/>
+      </w:pPr>
+      <w:rPr/>
+      <w:start w:val="1"/>
+      <w:suff w:val="tab"/>
+    </w:lvl>
+    <w:lvl w:ilvl="6">
+      <w:isLgl w:val="false"/>
+      <w:lvlJc w:val="left"/>
+      <w:lvlText w:val="%7."/>
+      <w:numFmt w:val="decimal"/>
+      <w:pPr>
+        <w:pBdr/>
+        <w:spacing/>
+        <w:ind w:hanging="360" w:left="5040"/>
+      </w:pPr>
+      <w:rPr/>
+      <w:start w:val="1"/>
+      <w:suff w:val="tab"/>
+    </w:lvl>
+    <w:lvl w:ilvl="7">
+      <w:isLgl w:val="false"/>
+      <w:lvlJc w:val="left"/>
+      <w:lvlText w:val="%8."/>
+      <w:numFmt w:val="lowerLetter"/>
+      <w:pPr>
+        <w:pBdr/>
+        <w:spacing/>
+        <w:ind w:hanging="360" w:left="5760"/>
+      </w:pPr>
+      <w:rPr/>
+      <w:start w:val="1"/>
+      <w:suff w:val="tab"/>
+    </w:lvl>
+    <w:lvl w:ilvl="8">
+      <w:isLgl w:val="false"/>
+      <w:lvlJc w:val="right"/>
+      <w:lvlText w:val="%9."/>
+      <w:numFmt w:val="lowerRoman"/>
+      <w:pPr>
+        <w:pBdr/>
+        <w:spacing/>
+        <w:ind w:hanging="180" w:left="6480"/>
+      </w:pPr>
+      <w:rPr/>
+      <w:start w:val="1"/>
+      <w:suff w:val="tab"/>
+    </w:lvl>
+  </w:abstractNum>
+  <w:abstractNum w:abstractNumId="15">
+    <w:nsid w:val="52D0F304"/>
+    <w:lvl w:ilvl="0">
+      <w:isLgl w:val="false"/>
+      <w:lvlJc w:val="left"/>
+      <w:lvlText w:val="·"/>
+      <w:numFmt w:val="bullet"/>
+      <w:pPr>
+        <w:pBdr/>
+        <w:spacing/>
+        <w:ind w:hanging="360" w:left="720"/>
+      </w:pPr>
+      <w:rPr>
+        <w:rFonts w:hint="default" w:ascii="Symbol" w:hAnsi="Symbol" w:eastAsia="Symbol" w:cs="Symbol"/>
+      </w:rPr>
+      <w:start w:val="1"/>
+      <w:suff w:val="tab"/>
+    </w:lvl>
+    <w:lvl w:ilvl="1">
+      <w:isLgl w:val="false"/>
+      <w:lvlJc w:val="left"/>
+      <w:lvlText w:val="o"/>
+      <w:numFmt w:val="bullet"/>
+      <w:pPr>
+        <w:pBdr/>
+        <w:spacing/>
+        <w:ind w:hanging="360" w:left="1440"/>
+      </w:pPr>
+      <w:rPr>
+        <w:rFonts w:hint="default" w:ascii="Courier New" w:hAnsi="Courier New" w:eastAsia="Courier New" w:cs="Courier New"/>
+      </w:rPr>
+      <w:start w:val="1"/>
+      <w:suff w:val="tab"/>
+    </w:lvl>
+    <w:lvl w:ilvl="2">
+      <w:isLgl w:val="false"/>
+      <w:lvlJc w:val="left"/>
+      <w:lvlText w:val="§"/>
+      <w:numFmt w:val="bullet"/>
+      <w:pPr>
+        <w:pBdr/>
+        <w:spacing/>
+        <w:ind w:hanging="360" w:left="2160"/>
+      </w:pPr>
+      <w:rPr>
+        <w:rFonts w:hint="default" w:ascii="Wingdings" w:hAnsi="Wingdings" w:eastAsia="Wingdings" w:cs="Wingdings"/>
+      </w:rPr>
+      <w:start w:val="1"/>
+      <w:suff w:val="tab"/>
+    </w:lvl>
+    <w:lvl w:ilvl="3">
+      <w:isLgl w:val="false"/>
+      <w:lvlJc w:val="left"/>
+      <w:lvlText w:val="·"/>
+      <w:numFmt w:val="bullet"/>
+      <w:pPr>
+        <w:pBdr/>
+        <w:spacing/>
+        <w:ind w:hanging="360" w:left="2880"/>
+      </w:pPr>
+      <w:rPr>
+        <w:rFonts w:hint="default" w:ascii="Symbol" w:hAnsi="Symbol" w:eastAsia="Symbol" w:cs="Symbol"/>
+      </w:rPr>
+      <w:start w:val="1"/>
+      <w:suff w:val="tab"/>
+    </w:lvl>
+    <w:lvl w:ilvl="4">
+      <w:isLgl w:val="false"/>
+      <w:lvlJc w:val="left"/>
+      <w:lvlText w:val="o"/>
+      <w:numFmt w:val="bullet"/>
+      <w:pPr>
+        <w:pBdr/>
+        <w:spacing/>
+        <w:ind w:hanging="360" w:left="3600"/>
+      </w:pPr>
+      <w:rPr>
+        <w:rFonts w:hint="default" w:ascii="Courier New" w:hAnsi="Courier New" w:eastAsia="Courier New" w:cs="Courier New"/>
+      </w:rPr>
+      <w:start w:val="1"/>
+      <w:suff w:val="tab"/>
+    </w:lvl>
+    <w:lvl w:ilvl="5">
+      <w:isLgl w:val="false"/>
+      <w:lvlJc w:val="left"/>
+      <w:lvlText w:val="§"/>
+      <w:numFmt w:val="bullet"/>
+      <w:pPr>
+        <w:pBdr/>
+        <w:spacing/>
+        <w:ind w:hanging="360" w:left="4320"/>
+      </w:pPr>
+      <w:rPr>
+        <w:rFonts w:hint="default" w:ascii="Wingdings" w:hAnsi="Wingdings" w:eastAsia="Wingdings" w:cs="Wingdings"/>
+      </w:rPr>
+      <w:start w:val="1"/>
+      <w:suff w:val="tab"/>
+    </w:lvl>
+    <w:lvl w:ilvl="6">
+      <w:isLgl w:val="false"/>
+      <w:lvlJc w:val="left"/>
+      <w:lvlText w:val="·"/>
+      <w:numFmt w:val="bullet"/>
+      <w:pPr>
+        <w:pBdr/>
+        <w:spacing/>
+        <w:ind w:hanging="360" w:left="5040"/>
+      </w:pPr>
+      <w:rPr>
+        <w:rFonts w:hint="default" w:ascii="Symbol" w:hAnsi="Symbol" w:eastAsia="Symbol" w:cs="Symbol"/>
+      </w:rPr>
+      <w:start w:val="1"/>
+      <w:suff w:val="tab"/>
+    </w:lvl>
+    <w:lvl w:ilvl="7">
+      <w:isLgl w:val="false"/>
+      <w:lvlJc w:val="left"/>
+      <w:lvlText w:val="o"/>
+      <w:numFmt w:val="bullet"/>
+      <w:pPr>
+        <w:pBdr/>
+        <w:spacing/>
+        <w:ind w:hanging="360" w:left="5760"/>
+      </w:pPr>
+      <w:rPr>
+        <w:rFonts w:hint="default" w:ascii="Courier New" w:hAnsi="Courier New" w:eastAsia="Courier New" w:cs="Courier New"/>
+      </w:rPr>
+      <w:start w:val="1"/>
+      <w:suff w:val="tab"/>
+    </w:lvl>
+    <w:lvl w:ilvl="8">
+      <w:isLgl w:val="false"/>
+      <w:lvlJc w:val="left"/>
+      <w:lvlText w:val="§"/>
+      <w:numFmt w:val="bullet"/>
+      <w:pPr>
+        <w:pBdr/>
+        <w:spacing/>
+        <w:ind w:hanging="360" w:left="6480"/>
+      </w:pPr>
+      <w:rPr>
+        <w:rFonts w:hint="default" w:ascii="Wingdings" w:hAnsi="Wingdings" w:eastAsia="Wingdings" w:cs="Wingdings"/>
+      </w:rPr>
+      <w:start w:val="1"/>
+      <w:suff w:val="tab"/>
+    </w:lvl>
+  </w:abstractNum>
+  <w:abstractNum w:abstractNumId="16">
+    <w:nsid w:val="2F1128B9"/>
+    <w:lvl w:ilvl="0">
+      <w:isLgl w:val="false"/>
+      <w:lvlJc w:val="left"/>
+      <w:lvlText w:val="·"/>
+      <w:numFmt w:val="bullet"/>
+      <w:pPr>
+        <w:pBdr/>
+        <w:spacing/>
+        <w:ind w:hanging="360" w:left="720"/>
+      </w:pPr>
+      <w:rPr>
+        <w:rFonts w:hint="default" w:ascii="Symbol" w:hAnsi="Symbol" w:eastAsia="Symbol" w:cs="Symbol"/>
+      </w:rPr>
+      <w:start w:val="1"/>
+      <w:suff w:val="tab"/>
+    </w:lvl>
+    <w:lvl w:ilvl="1">
+      <w:isLgl w:val="false"/>
+      <w:lvlJc w:val="left"/>
+      <w:lvlText w:val="o"/>
+      <w:numFmt w:val="bullet"/>
+      <w:pPr>
+        <w:pBdr/>
+        <w:spacing/>
+        <w:ind w:hanging="360" w:left="1440"/>
+      </w:pPr>
+      <w:rPr>
+        <w:rFonts w:hint="default" w:ascii="Courier New" w:hAnsi="Courier New" w:eastAsia="Courier New" w:cs="Courier New"/>
+      </w:rPr>
+      <w:start w:val="1"/>
+      <w:suff w:val="tab"/>
+    </w:lvl>
+    <w:lvl w:ilvl="2">
+      <w:isLgl w:val="false"/>
+      <w:lvlJc w:val="left"/>
+      <w:lvlText w:val="§"/>
+      <w:numFmt w:val="bullet"/>
+      <w:pPr>
+        <w:pBdr/>
+        <w:spacing/>
+        <w:ind w:hanging="360" w:left="2160"/>
+      </w:pPr>
+      <w:rPr>
+        <w:rFonts w:hint="default" w:ascii="Wingdings" w:hAnsi="Wingdings" w:eastAsia="Wingdings" w:cs="Wingdings"/>
+      </w:rPr>
+      <w:start w:val="1"/>
+      <w:suff w:val="tab"/>
+    </w:lvl>
+    <w:lvl w:ilvl="3">
+      <w:isLgl w:val="false"/>
+      <w:lvlJc w:val="left"/>
+      <w:lvlText w:val="·"/>
+      <w:numFmt w:val="bullet"/>
+      <w:pPr>
+        <w:pBdr/>
+        <w:spacing/>
+        <w:ind w:hanging="360" w:left="2880"/>
+      </w:pPr>
+      <w:rPr>
+        <w:rFonts w:hint="default" w:ascii="Symbol" w:hAnsi="Symbol" w:eastAsia="Symbol" w:cs="Symbol"/>
+      </w:rPr>
+      <w:start w:val="1"/>
+      <w:suff w:val="tab"/>
+    </w:lvl>
+    <w:lvl w:ilvl="4">
+      <w:isLgl w:val="false"/>
+      <w:lvlJc w:val="left"/>
+      <w:lvlText w:val="o"/>
+      <w:numFmt w:val="bullet"/>
+      <w:pPr>
+        <w:pBdr/>
+        <w:spacing/>
+        <w:ind w:hanging="360" w:left="3600"/>
+      </w:pPr>
+      <w:rPr>
+        <w:rFonts w:hint="default" w:ascii="Courier New" w:hAnsi="Courier New" w:eastAsia="Courier New" w:cs="Courier New"/>
+      </w:rPr>
+      <w:start w:val="1"/>
+      <w:suff w:val="tab"/>
+    </w:lvl>
+    <w:lvl w:ilvl="5">
+      <w:isLgl w:val="false"/>
+      <w:lvlJc w:val="left"/>
+      <w:lvlText w:val="§"/>
+      <w:numFmt w:val="bullet"/>
+      <w:pPr>
+        <w:pBdr/>
+        <w:spacing/>
+        <w:ind w:hanging="360" w:left="4320"/>
+      </w:pPr>
+      <w:rPr>
+        <w:rFonts w:hint="default" w:ascii="Wingdings" w:hAnsi="Wingdings" w:eastAsia="Wingdings" w:cs="Wingdings"/>
+      </w:rPr>
+      <w:start w:val="1"/>
+      <w:suff w:val="tab"/>
+    </w:lvl>
+    <w:lvl w:ilvl="6">
+      <w:isLgl w:val="false"/>
+      <w:lvlJc w:val="left"/>
+      <w:lvlText w:val="·"/>
+      <w:numFmt w:val="bullet"/>
+      <w:pPr>
+        <w:pBdr/>
+        <w:spacing/>
+        <w:ind w:hanging="360" w:left="5040"/>
+      </w:pPr>
+      <w:rPr>
+        <w:rFonts w:hint="default" w:ascii="Symbol" w:hAnsi="Symbol" w:eastAsia="Symbol" w:cs="Symbol"/>
+      </w:rPr>
+      <w:start w:val="1"/>
+      <w:suff w:val="tab"/>
+    </w:lvl>
+    <w:lvl w:ilvl="7">
+      <w:isLgl w:val="false"/>
+      <w:lvlJc w:val="left"/>
+      <w:lvlText w:val="o"/>
+      <w:numFmt w:val="bullet"/>
+      <w:pPr>
+        <w:pBdr/>
+        <w:spacing/>
+        <w:ind w:hanging="360" w:left="5760"/>
+      </w:pPr>
+      <w:rPr>
+        <w:rFonts w:hint="default" w:ascii="Courier New" w:hAnsi="Courier New" w:eastAsia="Courier New" w:cs="Courier New"/>
+      </w:rPr>
+      <w:start w:val="1"/>
+      <w:suff w:val="tab"/>
+    </w:lvl>
+    <w:lvl w:ilvl="8">
+      <w:isLgl w:val="false"/>
+      <w:lvlJc w:val="left"/>
+      <w:lvlText w:val="§"/>
+      <w:numFmt w:val="bullet"/>
+      <w:pPr>
+        <w:pBdr/>
+        <w:spacing/>
+        <w:ind w:hanging="360" w:left="6480"/>
+      </w:pPr>
+      <w:rPr>
+        <w:rFonts w:hint="default" w:ascii="Wingdings" w:hAnsi="Wingdings" w:eastAsia="Wingdings" w:cs="Wingdings"/>
+      </w:rPr>
+      <w:start w:val="1"/>
+      <w:suff w:val="tab"/>
+    </w:lvl>
+  </w:abstractNum>
+  <w:abstractNum w:abstractNumId="17">
+    <w:nsid w:val="0B7BF116"/>
+    <w:lvl w:ilvl="0">
+      <w:isLgl w:val="false"/>
+      <w:lvlJc w:val="left"/>
+      <w:lvlText w:val="·"/>
+      <w:numFmt w:val="bullet"/>
+      <w:pPr>
+        <w:pBdr/>
+        <w:spacing/>
+        <w:ind w:hanging="360" w:left="720"/>
+      </w:pPr>
+      <w:rPr>
+        <w:rFonts w:hint="default" w:ascii="Symbol" w:hAnsi="Symbol" w:eastAsia="Symbol" w:cs="Symbol"/>
+      </w:rPr>
+      <w:start w:val="1"/>
+      <w:suff w:val="tab"/>
+    </w:lvl>
+    <w:lvl w:ilvl="1">
+      <w:isLgl w:val="false"/>
+      <w:lvlJc w:val="left"/>
+      <w:lvlText w:val="o"/>
+      <w:numFmt w:val="bullet"/>
+      <w:pPr>
+        <w:pBdr/>
+        <w:spacing/>
+        <w:ind w:hanging="360" w:left="1440"/>
+      </w:pPr>
+      <w:rPr>
+        <w:rFonts w:hint="default" w:ascii="Courier New" w:hAnsi="Courier New" w:eastAsia="Courier New" w:cs="Courier New"/>
+      </w:rPr>
+      <w:start w:val="1"/>
+      <w:suff w:val="tab"/>
+    </w:lvl>
+    <w:lvl w:ilvl="2">
+      <w:isLgl w:val="false"/>
+      <w:lvlJc w:val="left"/>
+      <w:lvlText w:val="§"/>
+      <w:numFmt w:val="bullet"/>
+      <w:pPr>
+        <w:pBdr/>
+        <w:spacing/>
+        <w:ind w:hanging="360" w:left="2160"/>
+      </w:pPr>
+      <w:rPr>
+        <w:rFonts w:hint="default" w:ascii="Wingdings" w:hAnsi="Wingdings" w:eastAsia="Wingdings" w:cs="Wingdings"/>
+      </w:rPr>
+      <w:start w:val="1"/>
+      <w:suff w:val="tab"/>
+    </w:lvl>
+    <w:lvl w:ilvl="3">
+      <w:isLgl w:val="false"/>
+      <w:lvlJc w:val="left"/>
+      <w:lvlText w:val="·"/>
+      <w:numFmt w:val="bullet"/>
+      <w:pPr>
+        <w:pBdr/>
+        <w:spacing/>
+        <w:ind w:hanging="360" w:left="2880"/>
+      </w:pPr>
+      <w:rPr>
+        <w:rFonts w:hint="default" w:ascii="Symbol" w:hAnsi="Symbol" w:eastAsia="Symbol" w:cs="Symbol"/>
+      </w:rPr>
+      <w:start w:val="1"/>
+      <w:suff w:val="tab"/>
+    </w:lvl>
+    <w:lvl w:ilvl="4">
+      <w:isLgl w:val="false"/>
+      <w:lvlJc w:val="left"/>
+      <w:lvlText w:val="o"/>
+      <w:numFmt w:val="bullet"/>
+      <w:pPr>
+        <w:pBdr/>
+        <w:spacing/>
+        <w:ind w:hanging="360" w:left="3600"/>
+      </w:pPr>
+      <w:rPr>
+        <w:rFonts w:hint="default" w:ascii="Courier New" w:hAnsi="Courier New" w:eastAsia="Courier New" w:cs="Courier New"/>
+      </w:rPr>
+      <w:start w:val="1"/>
+      <w:suff w:val="tab"/>
+    </w:lvl>
+    <w:lvl w:ilvl="5">
+      <w:isLgl w:val="false"/>
+      <w:lvlJc w:val="left"/>
+      <w:lvlText w:val="§"/>
+      <w:numFmt w:val="bullet"/>
+      <w:pPr>
+        <w:pBdr/>
+        <w:spacing/>
+        <w:ind w:hanging="360" w:left="4320"/>
+      </w:pPr>
+      <w:rPr>
+        <w:rFonts w:hint="default" w:ascii="Wingdings" w:hAnsi="Wingdings" w:eastAsia="Wingdings" w:cs="Wingdings"/>
+      </w:rPr>
+      <w:start w:val="1"/>
+      <w:suff w:val="tab"/>
+    </w:lvl>
+    <w:lvl w:ilvl="6">
+      <w:isLgl w:val="false"/>
+      <w:lvlJc w:val="left"/>
+      <w:lvlText w:val="·"/>
+      <w:numFmt w:val="bullet"/>
+      <w:pPr>
+        <w:pBdr/>
+        <w:spacing/>
+        <w:ind w:hanging="360" w:left="5040"/>
+      </w:pPr>
+      <w:rPr>
+        <w:rFonts w:hint="default" w:ascii="Symbol" w:hAnsi="Symbol" w:eastAsia="Symbol" w:cs="Symbol"/>
+      </w:rPr>
+      <w:start w:val="1"/>
+      <w:suff w:val="tab"/>
+    </w:lvl>
+    <w:lvl w:ilvl="7">
+      <w:isLgl w:val="false"/>
+      <w:lvlJc w:val="left"/>
+      <w:lvlText w:val="o"/>
+      <w:numFmt w:val="bullet"/>
+      <w:pPr>
+        <w:pBdr/>
+        <w:spacing/>
+        <w:ind w:hanging="360" w:left="5760"/>
+      </w:pPr>
+      <w:rPr>
+        <w:rFonts w:hint="default" w:ascii="Courier New" w:hAnsi="Courier New" w:eastAsia="Courier New" w:cs="Courier New"/>
+      </w:rPr>
+      <w:start w:val="1"/>
+      <w:suff w:val="tab"/>
+    </w:lvl>
+    <w:lvl w:ilvl="8">
+      <w:isLgl w:val="false"/>
+      <w:lvlJc w:val="left"/>
+      <w:lvlText w:val="§"/>
+      <w:numFmt w:val="bullet"/>
+      <w:pPr>
+        <w:pBdr/>
+        <w:spacing/>
+        <w:ind w:hanging="360" w:left="6480"/>
+      </w:pPr>
+      <w:rPr>
+        <w:rFonts w:hint="default" w:ascii="Wingdings" w:hAnsi="Wingdings" w:eastAsia="Wingdings" w:cs="Wingdings"/>
+      </w:rPr>
+      <w:start w:val="1"/>
+      <w:suff w:val="tab"/>
+    </w:lvl>
+  </w:abstractNum>
+  <w:abstractNum w:abstractNumId="18">
+    <w:nsid w:val="31573B9B"/>
+    <w:lvl w:ilvl="0">
+      <w:isLgl w:val="false"/>
+      <w:lvlJc w:val="left"/>
+      <w:lvlText w:val="·"/>
+      <w:numFmt w:val="bullet"/>
+      <w:pPr>
+        <w:pBdr/>
+        <w:spacing/>
+        <w:ind w:hanging="360" w:left="720"/>
+      </w:pPr>
+      <w:rPr>
+        <w:rFonts w:hint="default" w:ascii="Symbol" w:hAnsi="Symbol" w:eastAsia="Symbol" w:cs="Symbol"/>
+      </w:rPr>
+      <w:start w:val="1"/>
+      <w:suff w:val="tab"/>
+    </w:lvl>
+    <w:lvl w:ilvl="1">
+      <w:isLgl w:val="false"/>
+      <w:lvlJc w:val="left"/>
+      <w:lvlText w:val="o"/>
+      <w:numFmt w:val="bullet"/>
+      <w:pPr>
+        <w:pBdr/>
+        <w:spacing/>
+        <w:ind w:hanging="360" w:left="1440"/>
+      </w:pPr>
+      <w:rPr>
+        <w:rFonts w:hint="default" w:ascii="Courier New" w:hAnsi="Courier New" w:eastAsia="Courier New" w:cs="Courier New"/>
+      </w:rPr>
+      <w:start w:val="1"/>
+      <w:suff w:val="tab"/>
+    </w:lvl>
+    <w:lvl w:ilvl="2">
+      <w:isLgl w:val="false"/>
+      <w:lvlJc w:val="left"/>
+      <w:lvlText w:val="§"/>
+      <w:numFmt w:val="bullet"/>
+      <w:pPr>
+        <w:pBdr/>
+        <w:spacing/>
+        <w:ind w:hanging="360" w:left="2160"/>
+      </w:pPr>
+      <w:rPr>
+        <w:rFonts w:hint="default" w:ascii="Wingdings" w:hAnsi="Wingdings" w:eastAsia="Wingdings" w:cs="Wingdings"/>
+      </w:rPr>
+      <w:start w:val="1"/>
+      <w:suff w:val="tab"/>
+    </w:lvl>
+    <w:lvl w:ilvl="3">
+      <w:isLgl w:val="false"/>
+      <w:lvlJc w:val="left"/>
+      <w:lvlText w:val="·"/>
+      <w:numFmt w:val="bullet"/>
+      <w:pPr>
+        <w:pBdr/>
+        <w:spacing/>
+        <w:ind w:hanging="360" w:left="2880"/>
+      </w:pPr>
+      <w:rPr>
+        <w:rFonts w:hint="default" w:ascii="Symbol" w:hAnsi="Symbol" w:eastAsia="Symbol" w:cs="Symbol"/>
+      </w:rPr>
+      <w:start w:val="1"/>
+      <w:suff w:val="tab"/>
+    </w:lvl>
+    <w:lvl w:ilvl="4">
+      <w:isLgl w:val="false"/>
+      <w:lvlJc w:val="left"/>
+      <w:lvlText w:val="o"/>
+      <w:numFmt w:val="bullet"/>
+      <w:pPr>
+        <w:pBdr/>
+        <w:spacing/>
+        <w:ind w:hanging="360" w:left="3600"/>
+      </w:pPr>
+      <w:rPr>
+        <w:rFonts w:hint="default" w:ascii="Courier New" w:hAnsi="Courier New" w:eastAsia="Courier New" w:cs="Courier New"/>
+      </w:rPr>
+      <w:start w:val="1"/>
+      <w:suff w:val="tab"/>
+    </w:lvl>
+    <w:lvl w:ilvl="5">
+      <w:isLgl w:val="false"/>
+      <w:lvlJc w:val="left"/>
+      <w:lvlText w:val="§"/>
+      <w:numFmt w:val="bullet"/>
+      <w:pPr>
+        <w:pBdr/>
+        <w:spacing/>
+        <w:ind w:hanging="360" w:left="4320"/>
+      </w:pPr>
+      <w:rPr>
+        <w:rFonts w:hint="default" w:ascii="Wingdings" w:hAnsi="Wingdings" w:eastAsia="Wingdings" w:cs="Wingdings"/>
+      </w:rPr>
+      <w:start w:val="1"/>
+      <w:suff w:val="tab"/>
+    </w:lvl>
+    <w:lvl w:ilvl="6">
+      <w:isLgl w:val="false"/>
+      <w:lvlJc w:val="left"/>
+      <w:lvlText w:val="·"/>
+      <w:numFmt w:val="bullet"/>
+      <w:pPr>
+        <w:pBdr/>
+        <w:spacing/>
+        <w:ind w:hanging="360" w:left="5040"/>
+      </w:pPr>
+      <w:rPr>
+        <w:rFonts w:hint="default" w:ascii="Symbol" w:hAnsi="Symbol" w:eastAsia="Symbol" w:cs="Symbol"/>
+      </w:rPr>
+      <w:start w:val="1"/>
+      <w:suff w:val="tab"/>
+    </w:lvl>
+    <w:lvl w:ilvl="7">
+      <w:isLgl w:val="false"/>
+      <w:lvlJc w:val="left"/>
+      <w:lvlText w:val="o"/>
+      <w:numFmt w:val="bullet"/>
+      <w:pPr>
+        <w:pBdr/>
+        <w:spacing/>
+        <w:ind w:hanging="360" w:left="5760"/>
+      </w:pPr>
+      <w:rPr>
+        <w:rFonts w:hint="default" w:ascii="Courier New" w:hAnsi="Courier New" w:eastAsia="Courier New" w:cs="Courier New"/>
+      </w:rPr>
+      <w:start w:val="1"/>
+      <w:suff w:val="tab"/>
+    </w:lvl>
+    <w:lvl w:ilvl="8">
+      <w:isLgl w:val="false"/>
+      <w:lvlJc w:val="left"/>
+      <w:lvlText w:val="§"/>
+      <w:numFmt w:val="bullet"/>
+      <w:pPr>
+        <w:pBdr/>
+        <w:spacing/>
+        <w:ind w:hanging="360" w:left="6480"/>
+      </w:pPr>
+      <w:rPr>
+        <w:rFonts w:hint="default" w:ascii="Wingdings" w:hAnsi="Wingdings" w:eastAsia="Wingdings" w:cs="Wingdings"/>
+      </w:rPr>
+      <w:start w:val="1"/>
+      <w:suff w:val="tab"/>
+    </w:lvl>
+  </w:abstractNum>
+  <w:abstractNum w:abstractNumId="19">
+    <w:nsid w:val="56C628A2"/>
+    <w:lvl w:ilvl="0">
+      <w:isLgl w:val="false"/>
+      <w:lvlJc w:val="left"/>
+      <w:lvlText w:val="·"/>
+      <w:numFmt w:val="bullet"/>
+      <w:pPr>
+        <w:pBdr/>
+        <w:spacing/>
+        <w:ind w:hanging="360" w:left="720"/>
+      </w:pPr>
+      <w:rPr>
+        <w:rFonts w:hint="default" w:ascii="Symbol" w:hAnsi="Symbol" w:eastAsia="Symbol" w:cs="Symbol"/>
+      </w:rPr>
+      <w:start w:val="1"/>
+      <w:suff w:val="tab"/>
+    </w:lvl>
+    <w:lvl w:ilvl="1">
+      <w:isLgl w:val="false"/>
+      <w:lvlJc w:val="left"/>
+      <w:lvlText w:val="o"/>
+      <w:numFmt w:val="bullet"/>
+      <w:pPr>
+        <w:pBdr/>
+        <w:spacing/>
+        <w:ind w:hanging="360" w:left="1440"/>
+      </w:pPr>
+      <w:rPr>
+        <w:rFonts w:hint="default" w:ascii="Courier New" w:hAnsi="Courier New" w:eastAsia="Courier New" w:cs="Courier New"/>
+      </w:rPr>
+      <w:start w:val="1"/>
+      <w:suff w:val="tab"/>
+    </w:lvl>
+    <w:lvl w:ilvl="2">
+      <w:isLgl w:val="false"/>
+      <w:lvlJc w:val="left"/>
+      <w:lvlText w:val="§"/>
+      <w:numFmt w:val="bullet"/>
+      <w:pPr>
+        <w:pBdr/>
+        <w:spacing/>
+        <w:ind w:hanging="360" w:left="2160"/>
+      </w:pPr>
+      <w:rPr>
+        <w:rFonts w:hint="default" w:ascii="Wingdings" w:hAnsi="Wingdings" w:eastAsia="Wingdings" w:cs="Wingdings"/>
+      </w:rPr>
+      <w:start w:val="1"/>
+      <w:suff w:val="tab"/>
+    </w:lvl>
+    <w:lvl w:ilvl="3">
+      <w:isLgl w:val="false"/>
+      <w:lvlJc w:val="left"/>
+      <w:lvlText w:val="·"/>
+      <w:numFmt w:val="bullet"/>
+      <w:pPr>
+        <w:pBdr/>
+        <w:spacing/>
+        <w:ind w:hanging="360" w:left="2880"/>
+      </w:pPr>
+      <w:rPr>
+        <w:rFonts w:hint="default" w:ascii="Symbol" w:hAnsi="Symbol" w:eastAsia="Symbol" w:cs="Symbol"/>
+      </w:rPr>
+      <w:start w:val="1"/>
+      <w:suff w:val="tab"/>
+    </w:lvl>
+    <w:lvl w:ilvl="4">
+      <w:isLgl w:val="false"/>
+      <w:lvlJc w:val="left"/>
+      <w:lvlText w:val="o"/>
+      <w:numFmt w:val="bullet"/>
+      <w:pPr>
+        <w:pBdr/>
+        <w:spacing/>
+        <w:ind w:hanging="360" w:left="3600"/>
+      </w:pPr>
+      <w:rPr>
+        <w:rFonts w:hint="default" w:ascii="Courier New" w:hAnsi="Courier New" w:eastAsia="Courier New" w:cs="Courier New"/>
+      </w:rPr>
+      <w:start w:val="1"/>
+      <w:suff w:val="tab"/>
+    </w:lvl>
+    <w:lvl w:ilvl="5">
+      <w:isLgl w:val="false"/>
+      <w:lvlJc w:val="left"/>
+      <w:lvlText w:val="§"/>
+      <w:numFmt w:val="bullet"/>
+      <w:pPr>
+        <w:pBdr/>
+        <w:spacing/>
+        <w:ind w:hanging="360" w:left="4320"/>
+      </w:pPr>
+      <w:rPr>
+        <w:rFonts w:hint="default" w:ascii="Wingdings" w:hAnsi="Wingdings" w:eastAsia="Wingdings" w:cs="Wingdings"/>
+      </w:rPr>
+      <w:start w:val="1"/>
+      <w:suff w:val="tab"/>
+    </w:lvl>
+    <w:lvl w:ilvl="6">
+      <w:isLgl w:val="false"/>
+      <w:lvlJc w:val="left"/>
+      <w:lvlText w:val="·"/>
+      <w:numFmt w:val="bullet"/>
+      <w:pPr>
+        <w:pBdr/>
+        <w:spacing/>
+        <w:ind w:hanging="360" w:left="5040"/>
+      </w:pPr>
+      <w:rPr>
+        <w:rFonts w:hint="default" w:ascii="Symbol" w:hAnsi="Symbol" w:eastAsia="Symbol" w:cs="Symbol"/>
+      </w:rPr>
+      <w:start w:val="1"/>
+      <w:suff w:val="tab"/>
+    </w:lvl>
+    <w:lvl w:ilvl="7">
+      <w:isLgl w:val="false"/>
+      <w:lvlJc w:val="left"/>
+      <w:lvlText w:val="o"/>
+      <w:numFmt w:val="bullet"/>
+      <w:pPr>
+        <w:pBdr/>
+        <w:spacing/>
+        <w:ind w:hanging="360" w:left="5760"/>
+      </w:pPr>
+      <w:rPr>
+        <w:rFonts w:hint="default" w:ascii="Courier New" w:hAnsi="Courier New" w:eastAsia="Courier New" w:cs="Courier New"/>
+      </w:rPr>
+      <w:start w:val="1"/>
+      <w:suff w:val="tab"/>
+    </w:lvl>
+    <w:lvl w:ilvl="8">
+      <w:isLgl w:val="false"/>
+      <w:lvlJc w:val="left"/>
+      <w:lvlText w:val="§"/>
+      <w:numFmt w:val="bullet"/>
+      <w:pPr>
+        <w:pBdr/>
+        <w:spacing/>
+        <w:ind w:hanging="360" w:left="6480"/>
+      </w:pPr>
+      <w:rPr>
+        <w:rFonts w:hint="default" w:ascii="Wingdings" w:hAnsi="Wingdings" w:eastAsia="Wingdings" w:cs="Wingdings"/>
+      </w:rPr>
+      <w:start w:val="1"/>
+      <w:suff w:val="tab"/>
+    </w:lvl>
+  </w:abstractNum>
+  <w:abstractNum w:abstractNumId="20">
+    <w:nsid w:val="681790D0"/>
+    <w:lvl w:ilvl="0">
+      <w:isLgl w:val="false"/>
+      <w:lvlJc w:val="left"/>
+      <w:lvlText w:val="·"/>
+      <w:numFmt w:val="bullet"/>
+      <w:pPr>
+        <w:pBdr/>
+        <w:spacing/>
+        <w:ind w:hanging="360" w:left="720"/>
+      </w:pPr>
+      <w:rPr>
+        <w:rFonts w:hint="default" w:ascii="Symbol" w:hAnsi="Symbol" w:eastAsia="Symbol" w:cs="Symbol"/>
+      </w:rPr>
+      <w:start w:val="1"/>
+      <w:suff w:val="tab"/>
+    </w:lvl>
+    <w:lvl w:ilvl="1">
+      <w:isLgl w:val="false"/>
+      <w:lvlJc w:val="left"/>
+      <w:lvlText w:val="o"/>
+      <w:numFmt w:val="bullet"/>
+      <w:pPr>
+        <w:pBdr/>
+        <w:spacing/>
+        <w:ind w:hanging="360" w:left="1440"/>
+      </w:pPr>
+      <w:rPr>
+        <w:rFonts w:hint="default" w:ascii="Courier New" w:hAnsi="Courier New" w:eastAsia="Courier New" w:cs="Courier New"/>
+      </w:rPr>
+      <w:start w:val="1"/>
+      <w:suff w:val="tab"/>
+    </w:lvl>
+    <w:lvl w:ilvl="2">
+      <w:isLgl w:val="false"/>
+      <w:lvlJc w:val="left"/>
+      <w:lvlText w:val="§"/>
+      <w:numFmt w:val="bullet"/>
+      <w:pPr>
+        <w:pBdr/>
+        <w:spacing/>
+        <w:ind w:hanging="360" w:left="2160"/>
+      </w:pPr>
+      <w:rPr>
+        <w:rFonts w:hint="default" w:ascii="Wingdings" w:hAnsi="Wingdings" w:eastAsia="Wingdings" w:cs="Wingdings"/>
+      </w:rPr>
+      <w:start w:val="1"/>
+      <w:suff w:val="tab"/>
+    </w:lvl>
+    <w:lvl w:ilvl="3">
+      <w:isLgl w:val="false"/>
+      <w:lvlJc w:val="left"/>
+      <w:lvlText w:val="·"/>
+      <w:numFmt w:val="bullet"/>
+      <w:pPr>
+        <w:pBdr/>
+        <w:spacing/>
+        <w:ind w:hanging="360" w:left="2880"/>
+      </w:pPr>
+      <w:rPr>
+        <w:rFonts w:hint="default" w:ascii="Symbol" w:hAnsi="Symbol" w:eastAsia="Symbol" w:cs="Symbol"/>
+      </w:rPr>
+      <w:start w:val="1"/>
+      <w:suff w:val="tab"/>
+    </w:lvl>
+    <w:lvl w:ilvl="4">
+      <w:isLgl w:val="false"/>
+      <w:lvlJc w:val="left"/>
+      <w:lvlText w:val="o"/>
+      <w:numFmt w:val="bullet"/>
+      <w:pPr>
+        <w:pBdr/>
+        <w:spacing/>
+        <w:ind w:hanging="360" w:left="3600"/>
+      </w:pPr>
+      <w:rPr>
+        <w:rFonts w:hint="default" w:ascii="Courier New" w:hAnsi="Courier New" w:eastAsia="Courier New" w:cs="Courier New"/>
+      </w:rPr>
+      <w:start w:val="1"/>
+      <w:suff w:val="tab"/>
+    </w:lvl>
+    <w:lvl w:ilvl="5">
+      <w:isLgl w:val="false"/>
+      <w:lvlJc w:val="left"/>
+      <w:lvlText w:val="§"/>
+      <w:numFmt w:val="bullet"/>
+      <w:pPr>
+        <w:pBdr/>
+        <w:spacing/>
+        <w:ind w:hanging="360" w:left="4320"/>
+      </w:pPr>
+      <w:rPr>
+        <w:rFonts w:hint="default" w:ascii="Wingdings" w:hAnsi="Wingdings" w:eastAsia="Wingdings" w:cs="Wingdings"/>
+      </w:rPr>
+      <w:start w:val="1"/>
+      <w:suff w:val="tab"/>
+    </w:lvl>
+    <w:lvl w:ilvl="6">
+      <w:isLgl w:val="false"/>
+      <w:lvlJc w:val="left"/>
+      <w:lvlText w:val="·"/>
+      <w:numFmt w:val="bullet"/>
+      <w:pPr>
+        <w:pBdr/>
+        <w:spacing/>
+        <w:ind w:hanging="360" w:left="5040"/>
+      </w:pPr>
+      <w:rPr>
+        <w:rFonts w:hint="default" w:ascii="Symbol" w:hAnsi="Symbol" w:eastAsia="Symbol" w:cs="Symbol"/>
+      </w:rPr>
+      <w:start w:val="1"/>
+      <w:suff w:val="tab"/>
+    </w:lvl>
+    <w:lvl w:ilvl="7">
+      <w:isLgl w:val="false"/>
+      <w:lvlJc w:val="left"/>
+      <w:lvlText w:val="o"/>
+      <w:numFmt w:val="bullet"/>
+      <w:pPr>
+        <w:pBdr/>
+        <w:spacing/>
+        <w:ind w:hanging="360" w:left="5760"/>
+      </w:pPr>
+      <w:rPr>
+        <w:rFonts w:hint="default" w:ascii="Courier New" w:hAnsi="Courier New" w:eastAsia="Courier New" w:cs="Courier New"/>
+      </w:rPr>
+      <w:start w:val="1"/>
+      <w:suff w:val="tab"/>
+    </w:lvl>
+    <w:lvl w:ilvl="8">
+      <w:isLgl w:val="false"/>
+      <w:lvlJc w:val="left"/>
+      <w:lvlText w:val="§"/>
+      <w:numFmt w:val="bullet"/>
+      <w:pPr>
+        <w:pBdr/>
+        <w:spacing/>
+        <w:ind w:hanging="360" w:left="6480"/>
+      </w:pPr>
+      <w:rPr>
+        <w:rFonts w:hint="default" w:ascii="Wingdings" w:hAnsi="Wingdings" w:eastAsia="Wingdings" w:cs="Wingdings"/>
+      </w:rPr>
+      <w:start w:val="1"/>
+      <w:suff w:val="tab"/>
+    </w:lvl>
+  </w:abstractNum>
+  <w:abstractNum w:abstractNumId="21">
+    <w:nsid w:val="240B3CDB"/>
+    <w:lvl w:ilvl="0">
+      <w:isLgl w:val="false"/>
+      <w:lvlJc w:val="left"/>
+      <w:lvlText w:val="·"/>
+      <w:numFmt w:val="bullet"/>
+      <w:pPr>
+        <w:pBdr/>
+        <w:spacing/>
+        <w:ind w:hanging="360" w:left="709"/>
+      </w:pPr>
+      <w:rPr>
+        <w:rFonts w:hint="default" w:ascii="Symbol" w:hAnsi="Symbol" w:eastAsia="Symbol" w:cs="Symbol"/>
+      </w:rPr>
+      <w:start w:val="1"/>
+      <w:suff w:val="tab"/>
+    </w:lvl>
+    <w:lvl w:ilvl="1">
+      <w:isLgl w:val="false"/>
+      <w:lvlJc w:val="left"/>
+      <w:lvlText w:val="o"/>
+      <w:numFmt w:val="bullet"/>
+      <w:pPr>
+        <w:pBdr/>
+        <w:spacing/>
+        <w:ind w:hanging="360" w:left="1429"/>
+      </w:pPr>
+      <w:rPr>
+        <w:rFonts w:hint="default" w:ascii="Courier New" w:hAnsi="Courier New" w:eastAsia="Courier New" w:cs="Courier New"/>
+      </w:rPr>
+      <w:start w:val="1"/>
+      <w:suff w:val="tab"/>
+    </w:lvl>
+    <w:lvl w:ilvl="2">
+      <w:isLgl w:val="false"/>
+      <w:lvlJc w:val="left"/>
+      <w:lvlText w:val="§"/>
+      <w:numFmt w:val="bullet"/>
+      <w:pPr>
+        <w:pBdr/>
+        <w:spacing/>
+        <w:ind w:hanging="360" w:left="2149"/>
+      </w:pPr>
+      <w:rPr>
+        <w:rFonts w:hint="default" w:ascii="Wingdings" w:hAnsi="Wingdings" w:eastAsia="Wingdings" w:cs="Wingdings"/>
+      </w:rPr>
+      <w:start w:val="1"/>
+      <w:suff w:val="tab"/>
+    </w:lvl>
+    <w:lvl w:ilvl="3">
+      <w:isLgl w:val="false"/>
+      <w:lvlJc w:val="left"/>
+      <w:lvlText w:val="·"/>
+      <w:numFmt w:val="bullet"/>
+      <w:pPr>
+        <w:pBdr/>
+        <w:spacing/>
+        <w:ind w:hanging="360" w:left="2869"/>
+      </w:pPr>
+      <w:rPr>
+        <w:rFonts w:hint="default" w:ascii="Symbol" w:hAnsi="Symbol" w:eastAsia="Symbol" w:cs="Symbol"/>
+      </w:rPr>
+      <w:start w:val="1"/>
+      <w:suff w:val="tab"/>
+    </w:lvl>
+    <w:lvl w:ilvl="4">
+      <w:isLgl w:val="false"/>
+      <w:lvlJc w:val="left"/>
+      <w:lvlText w:val="o"/>
+      <w:numFmt w:val="bullet"/>
+      <w:pPr>
+        <w:pBdr/>
+        <w:spacing/>
+        <w:ind w:hanging="360" w:left="3589"/>
+      </w:pPr>
+      <w:rPr>
+        <w:rFonts w:hint="default" w:ascii="Courier New" w:hAnsi="Courier New" w:eastAsia="Courier New" w:cs="Courier New"/>
+      </w:rPr>
+      <w:start w:val="1"/>
+      <w:suff w:val="tab"/>
+    </w:lvl>
+    <w:lvl w:ilvl="5">
+      <w:isLgl w:val="false"/>
+      <w:lvlJc w:val="left"/>
+      <w:lvlText w:val="§"/>
+      <w:numFmt w:val="bullet"/>
+      <w:pPr>
+        <w:pBdr/>
+        <w:spacing/>
+        <w:ind w:hanging="360" w:left="4309"/>
+      </w:pPr>
+      <w:rPr>
+        <w:rFonts w:hint="default" w:ascii="Wingdings" w:hAnsi="Wingdings" w:eastAsia="Wingdings" w:cs="Wingdings"/>
+      </w:rPr>
+      <w:start w:val="1"/>
+      <w:suff w:val="tab"/>
+    </w:lvl>
+    <w:lvl w:ilvl="6">
+      <w:isLgl w:val="false"/>
+      <w:lvlJc w:val="left"/>
+      <w:lvlText w:val="·"/>
+      <w:numFmt w:val="bullet"/>
+      <w:pPr>
+        <w:pBdr/>
+        <w:spacing/>
+        <w:ind w:hanging="360" w:left="5029"/>
+      </w:pPr>
+      <w:rPr>
+        <w:rFonts w:hint="default" w:ascii="Symbol" w:hAnsi="Symbol" w:eastAsia="Symbol" w:cs="Symbol"/>
+      </w:rPr>
+      <w:start w:val="1"/>
+      <w:suff w:val="tab"/>
+    </w:lvl>
+    <w:lvl w:ilvl="7">
+      <w:isLgl w:val="false"/>
+      <w:lvlJc w:val="left"/>
+      <w:lvlText w:val="o"/>
+      <w:numFmt w:val="bullet"/>
+      <w:pPr>
+        <w:pBdr/>
+        <w:spacing/>
+        <w:ind w:hanging="360" w:left="5749"/>
+      </w:pPr>
+      <w:rPr>
+        <w:rFonts w:hint="default" w:ascii="Courier New" w:hAnsi="Courier New" w:eastAsia="Courier New" w:cs="Courier New"/>
+      </w:rPr>
+      <w:start w:val="1"/>
+      <w:suff w:val="tab"/>
+    </w:lvl>
+    <w:lvl w:ilvl="8">
+      <w:isLgl w:val="false"/>
+      <w:lvlJc w:val="left"/>
+      <w:lvlText w:val="§"/>
+      <w:numFmt w:val="bullet"/>
+      <w:pPr>
+        <w:pBdr/>
+        <w:spacing/>
+        <w:ind w:hanging="360" w:left="6469"/>
+      </w:pPr>
+      <w:rPr>
+        <w:rFonts w:hint="default" w:ascii="Wingdings" w:hAnsi="Wingdings" w:eastAsia="Wingdings" w:cs="Wingdings"/>
+      </w:rPr>
+      <w:start w:val="1"/>
+      <w:suff w:val="tab"/>
+    </w:lvl>
+  </w:abstractNum>
+  <w:abstractNum w:abstractNumId="22">
+    <w:nsid w:val="5EFD02D0"/>
+    <w:lvl w:ilvl="0">
+      <w:isLgl w:val="false"/>
+      <w:lvlJc w:val="left"/>
+      <w:lvlText w:val="·"/>
+      <w:numFmt w:val="bullet"/>
+      <w:pPr>
+        <w:pBdr/>
+        <w:spacing/>
+        <w:ind w:hanging="360" w:left="709"/>
+      </w:pPr>
+      <w:rPr>
+        <w:rFonts w:hint="default" w:ascii="Symbol" w:hAnsi="Symbol" w:eastAsia="Symbol" w:cs="Symbol"/>
+      </w:rPr>
+      <w:start w:val="1"/>
+      <w:suff w:val="tab"/>
+    </w:lvl>
+    <w:lvl w:ilvl="1">
+      <w:isLgl w:val="false"/>
+      <w:lvlJc w:val="left"/>
+      <w:lvlText w:val="o"/>
+      <w:numFmt w:val="bullet"/>
+      <w:pPr>
+        <w:pBdr/>
+        <w:spacing/>
+        <w:ind w:hanging="360" w:left="1440"/>
+      </w:pPr>
+      <w:rPr>
+        <w:rFonts w:hint="default" w:ascii="Courier New" w:hAnsi="Courier New" w:eastAsia="Courier New" w:cs="Courier New"/>
+      </w:rPr>
+      <w:start w:val="1"/>
+      <w:suff w:val="tab"/>
+    </w:lvl>
+    <w:lvl w:ilvl="2">
+      <w:isLgl w:val="false"/>
+      <w:lvlJc w:val="left"/>
+      <w:lvlText w:val="§"/>
+      <w:numFmt w:val="bullet"/>
+      <w:pPr>
+        <w:pBdr/>
+        <w:spacing/>
+        <w:ind w:hanging="360" w:left="2160"/>
+      </w:pPr>
+      <w:rPr>
+        <w:rFonts w:hint="default" w:ascii="Wingdings" w:hAnsi="Wingdings" w:eastAsia="Wingdings" w:cs="Wingdings"/>
+      </w:rPr>
+      <w:start w:val="1"/>
+      <w:suff w:val="tab"/>
+    </w:lvl>
+    <w:lvl w:ilvl="3">
+      <w:isLgl w:val="false"/>
+      <w:lvlJc w:val="left"/>
+      <w:lvlText w:val="·"/>
+      <w:numFmt w:val="bullet"/>
+      <w:pPr>
+        <w:pBdr/>
+        <w:spacing/>
+        <w:ind w:hanging="360" w:left="2880"/>
+      </w:pPr>
+      <w:rPr>
+        <w:rFonts w:hint="default" w:ascii="Symbol" w:hAnsi="Symbol" w:eastAsia="Symbol" w:cs="Symbol"/>
+      </w:rPr>
+      <w:start w:val="1"/>
+      <w:suff w:val="tab"/>
+    </w:lvl>
+    <w:lvl w:ilvl="4">
+      <w:isLgl w:val="false"/>
+      <w:lvlJc w:val="left"/>
+      <w:lvlText w:val="o"/>
+      <w:numFmt w:val="bullet"/>
+      <w:pPr>
+        <w:pBdr/>
+        <w:spacing/>
+        <w:ind w:hanging="360" w:left="3600"/>
+      </w:pPr>
+      <w:rPr>
+        <w:rFonts w:hint="default" w:ascii="Courier New" w:hAnsi="Courier New" w:eastAsia="Courier New" w:cs="Courier New"/>
+      </w:rPr>
+      <w:start w:val="1"/>
+      <w:suff w:val="tab"/>
+    </w:lvl>
+    <w:lvl w:ilvl="5">
+      <w:isLgl w:val="false"/>
+      <w:lvlJc w:val="left"/>
+      <w:lvlText w:val="§"/>
+      <w:numFmt w:val="bullet"/>
+      <w:pPr>
+        <w:pBdr/>
+        <w:spacing/>
+        <w:ind w:hanging="360" w:left="4320"/>
+      </w:pPr>
+      <w:rPr>
+        <w:rFonts w:hint="default" w:ascii="Wingdings" w:hAnsi="Wingdings" w:eastAsia="Wingdings" w:cs="Wingdings"/>
+      </w:rPr>
+      <w:start w:val="1"/>
+      <w:suff w:val="tab"/>
+    </w:lvl>
+    <w:lvl w:ilvl="6">
+      <w:isLgl w:val="false"/>
+      <w:lvlJc w:val="left"/>
+      <w:lvlText w:val="·"/>
+      <w:numFmt w:val="bullet"/>
+      <w:pPr>
+        <w:pBdr/>
+        <w:spacing/>
+        <w:ind w:hanging="360" w:left="5040"/>
+      </w:pPr>
+      <w:rPr>
+        <w:rFonts w:hint="default" w:ascii="Symbol" w:hAnsi="Symbol" w:eastAsia="Symbol" w:cs="Symbol"/>
+      </w:rPr>
+      <w:start w:val="1"/>
+      <w:suff w:val="tab"/>
+    </w:lvl>
+    <w:lvl w:ilvl="7">
+      <w:isLgl w:val="false"/>
+      <w:lvlJc w:val="left"/>
+      <w:lvlText w:val="o"/>
+      <w:numFmt w:val="bullet"/>
+      <w:pPr>
+        <w:pBdr/>
+        <w:spacing/>
+        <w:ind w:hanging="360" w:left="5760"/>
+      </w:pPr>
+      <w:rPr>
+        <w:rFonts w:hint="default" w:ascii="Courier New" w:hAnsi="Courier New" w:eastAsia="Courier New" w:cs="Courier New"/>
+      </w:rPr>
+      <w:start w:val="1"/>
+      <w:suff w:val="tab"/>
+    </w:lvl>
+    <w:lvl w:ilvl="8">
+      <w:isLgl w:val="false"/>
+      <w:lvlJc w:val="left"/>
+      <w:lvlText w:val="§"/>
+      <w:numFmt w:val="bullet"/>
+      <w:pPr>
+        <w:pBdr/>
+        <w:spacing/>
+        <w:ind w:hanging="360" w:left="6480"/>
       </w:pPr>
       <w:rPr>
         <w:rFonts w:hint="default" w:ascii="Wingdings" w:hAnsi="Wingdings" w:eastAsia="Wingdings" w:cs="Wingdings"/>
@@ -6430,6 +9008,39 @@
   </w:num>
   <w:num w:numId="12">
     <w:abstractNumId w:val="11"/>
+  </w:num>
+  <w:num w:numId="13">
+    <w:abstractNumId w:val="12"/>
+  </w:num>
+  <w:num w:numId="14">
+    <w:abstractNumId w:val="13"/>
+  </w:num>
+  <w:num w:numId="15">
+    <w:abstractNumId w:val="14"/>
+  </w:num>
+  <w:num w:numId="16">
+    <w:abstractNumId w:val="15"/>
+  </w:num>
+  <w:num w:numId="17">
+    <w:abstractNumId w:val="16"/>
+  </w:num>
+  <w:num w:numId="18">
+    <w:abstractNumId w:val="17"/>
+  </w:num>
+  <w:num w:numId="19">
+    <w:abstractNumId w:val="18"/>
+  </w:num>
+  <w:num w:numId="20">
+    <w:abstractNumId w:val="19"/>
+  </w:num>
+  <w:num w:numId="21">
+    <w:abstractNumId w:val="20"/>
+  </w:num>
+  <w:num w:numId="22">
+    <w:abstractNumId w:val="21"/>
+  </w:num>
+  <w:num w:numId="23">
+    <w:abstractNumId w:val="22"/>
   </w:num>
 </w:numbering>
 </file>
@@ -6592,9 +9203,9 @@
     <w:lsdException w:name="Bibliography" w:uiPriority="37"/>
     <w:lsdException w:name="TOC Heading" w:uiPriority="39" w:qFormat="1"/>
   </w:latentStyles>
-  <w:style w:type="table" w:styleId="783">
+  <w:style w:type="table" w:styleId="784">
     <w:name w:val="Table Grid"/>
-    <w:basedOn w:val="963"/>
+    <w:basedOn w:val="964"/>
     <w:uiPriority w:val="59"/>
     <w:pPr>
       <w:pBdr/>
@@ -6791,9 +9402,9 @@
       </w:tcPr>
     </w:tblStylePr>
   </w:style>
-  <w:style w:type="table" w:styleId="784">
+  <w:style w:type="table" w:styleId="785">
     <w:name w:val="Table Grid Light"/>
-    <w:basedOn w:val="963"/>
+    <w:basedOn w:val="964"/>
     <w:uiPriority w:val="59"/>
     <w:pPr>
       <w:pBdr/>
@@ -6990,9 +9601,9 @@
       </w:tcPr>
     </w:tblStylePr>
   </w:style>
-  <w:style w:type="table" w:styleId="785">
+  <w:style w:type="table" w:styleId="786">
     <w:name w:val="Plain Table 1"/>
-    <w:basedOn w:val="963"/>
+    <w:basedOn w:val="964"/>
     <w:uiPriority w:val="59"/>
     <w:pPr>
       <w:pBdr/>
@@ -7215,9 +9826,9 @@
       </w:tcPr>
     </w:tblStylePr>
   </w:style>
-  <w:style w:type="table" w:styleId="786">
+  <w:style w:type="table" w:styleId="787">
     <w:name w:val="Plain Table 2"/>
-    <w:basedOn w:val="963"/>
+    <w:basedOn w:val="964"/>
     <w:uiPriority w:val="59"/>
     <w:pPr>
       <w:pBdr/>
@@ -7448,9 +10059,9 @@
       </w:tcPr>
     </w:tblStylePr>
   </w:style>
-  <w:style w:type="table" w:styleId="787">
+  <w:style w:type="table" w:styleId="788">
     <w:name w:val="Plain Table 3"/>
-    <w:basedOn w:val="963"/>
+    <w:basedOn w:val="964"/>
     <w:uiPriority w:val="99"/>
     <w:pPr>
       <w:pBdr/>
@@ -7678,9 +10289,9 @@
       </w:tcPr>
     </w:tblStylePr>
   </w:style>
-  <w:style w:type="table" w:styleId="788">
+  <w:style w:type="table" w:styleId="789">
     <w:name w:val="Plain Table 4"/>
-    <w:basedOn w:val="963"/>
+    <w:basedOn w:val="964"/>
     <w:uiPriority w:val="99"/>
     <w:pPr>
       <w:pBdr/>
@@ -7894,9 +10505,9 @@
       </w:tcPr>
     </w:tblStylePr>
   </w:style>
-  <w:style w:type="table" w:styleId="789">
+  <w:style w:type="table" w:styleId="790">
     <w:name w:val="Plain Table 5"/>
-    <w:basedOn w:val="963"/>
+    <w:basedOn w:val="964"/>
     <w:uiPriority w:val="99"/>
     <w:pPr>
       <w:pBdr/>
@@ -8127,9 +10738,9 @@
       </w:tcPr>
     </w:tblStylePr>
   </w:style>
-  <w:style w:type="table" w:styleId="790">
+  <w:style w:type="table" w:styleId="791">
     <w:name w:val="Grid Table 1 Light"/>
-    <w:basedOn w:val="963"/>
+    <w:basedOn w:val="964"/>
     <w:uiPriority w:val="99"/>
     <w:pPr>
       <w:pBdr/>
@@ -8350,9 +10961,9 @@
       </w:tcPr>
     </w:tblStylePr>
   </w:style>
-  <w:style w:type="table" w:styleId="791">
+  <w:style w:type="table" w:styleId="792">
     <w:name w:val="Grid Table 1 Light - Accent 1"/>
-    <w:basedOn w:val="963"/>
+    <w:basedOn w:val="964"/>
     <w:uiPriority w:val="99"/>
     <w:pPr>
       <w:pBdr/>
@@ -8573,9 +11184,9 @@
       </w:tcPr>
     </w:tblStylePr>
   </w:style>
-  <w:style w:type="table" w:styleId="792">
+  <w:style w:type="table" w:styleId="793">
     <w:name w:val="Grid Table 1 Light - Accent 2"/>
-    <w:basedOn w:val="963"/>
+    <w:basedOn w:val="964"/>
     <w:uiPriority w:val="99"/>
     <w:pPr>
       <w:pBdr/>
@@ -8796,9 +11407,9 @@
       </w:tcPr>
     </w:tblStylePr>
   </w:style>
-  <w:style w:type="table" w:styleId="793">
+  <w:style w:type="table" w:styleId="794">
     <w:name w:val="Grid Table 1 Light - Accent 3"/>
-    <w:basedOn w:val="963"/>
+    <w:basedOn w:val="964"/>
     <w:uiPriority w:val="99"/>
     <w:pPr>
       <w:pBdr/>
@@ -9019,9 +11630,9 @@
       </w:tcPr>
     </w:tblStylePr>
   </w:style>
-  <w:style w:type="table" w:styleId="794">
+  <w:style w:type="table" w:styleId="795">
     <w:name w:val="Grid Table 1 Light - Accent 4"/>
-    <w:basedOn w:val="963"/>
+    <w:basedOn w:val="964"/>
     <w:uiPriority w:val="99"/>
     <w:pPr>
       <w:pBdr/>
@@ -9242,9 +11853,9 @@
       </w:tcPr>
     </w:tblStylePr>
   </w:style>
-  <w:style w:type="table" w:styleId="795">
+  <w:style w:type="table" w:styleId="796">
     <w:name w:val="Grid Table 1 Light - Accent 5"/>
-    <w:basedOn w:val="963"/>
+    <w:basedOn w:val="964"/>
     <w:uiPriority w:val="99"/>
     <w:pPr>
       <w:pBdr/>
@@ -9465,9 +12076,9 @@
       </w:tcPr>
     </w:tblStylePr>
   </w:style>
-  <w:style w:type="table" w:styleId="796">
+  <w:style w:type="table" w:styleId="797">
     <w:name w:val="Grid Table 1 Light - Accent 6"/>
-    <w:basedOn w:val="963"/>
+    <w:basedOn w:val="964"/>
     <w:uiPriority w:val="99"/>
     <w:pPr>
       <w:pBdr/>
@@ -9688,9 +12299,9 @@
       </w:tcPr>
     </w:tblStylePr>
   </w:style>
-  <w:style w:type="table" w:styleId="797">
+  <w:style w:type="table" w:styleId="798">
     <w:name w:val="Grid Table 2"/>
-    <w:basedOn w:val="963"/>
+    <w:basedOn w:val="964"/>
     <w:uiPriority w:val="99"/>
     <w:pPr>
       <w:pBdr/>
@@ -9920,9 +12531,9 @@
       </w:tcPr>
     </w:tblStylePr>
   </w:style>
-  <w:style w:type="table" w:styleId="798">
+  <w:style w:type="table" w:styleId="799">
     <w:name w:val="Grid Table 2 - Accent 1"/>
-    <w:basedOn w:val="963"/>
+    <w:basedOn w:val="964"/>
     <w:uiPriority w:val="99"/>
     <w:pPr>
       <w:pBdr/>
@@ -10152,9 +12763,9 @@
       </w:tcPr>
     </w:tblStylePr>
   </w:style>
-  <w:style w:type="table" w:styleId="799">
+  <w:style w:type="table" w:styleId="800">
     <w:name w:val="Grid Table 2 - Accent 2"/>
-    <w:basedOn w:val="963"/>
+    <w:basedOn w:val="964"/>
     <w:uiPriority w:val="99"/>
     <w:pPr>
       <w:pBdr/>
@@ -10384,9 +12995,9 @@
       </w:tcPr>
     </w:tblStylePr>
   </w:style>
-  <w:style w:type="table" w:styleId="800">
+  <w:style w:type="table" w:styleId="801">
     <w:name w:val="Grid Table 2 - Accent 3"/>
-    <w:basedOn w:val="963"/>
+    <w:basedOn w:val="964"/>
     <w:uiPriority w:val="99"/>
     <w:pPr>
       <w:pBdr/>
@@ -10616,9 +13227,9 @@
       </w:tcPr>
     </w:tblStylePr>
   </w:style>
-  <w:style w:type="table" w:styleId="801">
+  <w:style w:type="table" w:styleId="802">
     <w:name w:val="Grid Table 2 - Accent 4"/>
-    <w:basedOn w:val="963"/>
+    <w:basedOn w:val="964"/>
     <w:uiPriority w:val="99"/>
     <w:pPr>
       <w:pBdr/>
@@ -10848,9 +13459,9 @@
       </w:tcPr>
     </w:tblStylePr>
   </w:style>
-  <w:style w:type="table" w:styleId="802">
+  <w:style w:type="table" w:styleId="803">
     <w:name w:val="Grid Table 2 - Accent 5"/>
-    <w:basedOn w:val="963"/>
+    <w:basedOn w:val="964"/>
     <w:uiPriority w:val="99"/>
     <w:pPr>
       <w:pBdr/>
@@ -11080,9 +13691,9 @@
       </w:tcPr>
     </w:tblStylePr>
   </w:style>
-  <w:style w:type="table" w:styleId="803">
+  <w:style w:type="table" w:styleId="804">
     <w:name w:val="Grid Table 2 - Accent 6"/>
-    <w:basedOn w:val="963"/>
+    <w:basedOn w:val="964"/>
     <w:uiPriority w:val="99"/>
     <w:pPr>
       <w:pBdr/>
@@ -11312,9 +13923,9 @@
       </w:tcPr>
     </w:tblStylePr>
   </w:style>
-  <w:style w:type="table" w:styleId="804">
+  <w:style w:type="table" w:styleId="805">
     <w:name w:val="Grid Table 3"/>
-    <w:basedOn w:val="963"/>
+    <w:basedOn w:val="964"/>
     <w:uiPriority w:val="99"/>
     <w:pPr>
       <w:pBdr/>
@@ -11557,9 +14168,9 @@
       </w:tcPr>
     </w:tblStylePr>
   </w:style>
-  <w:style w:type="table" w:styleId="805">
+  <w:style w:type="table" w:styleId="806">
     <w:name w:val="Grid Table 3 - Accent 1"/>
-    <w:basedOn w:val="963"/>
+    <w:basedOn w:val="964"/>
     <w:uiPriority w:val="99"/>
     <w:pPr>
       <w:pBdr/>
@@ -11802,9 +14413,9 @@
       </w:tcPr>
     </w:tblStylePr>
   </w:style>
-  <w:style w:type="table" w:styleId="806">
+  <w:style w:type="table" w:styleId="807">
     <w:name w:val="Grid Table 3 - Accent 2"/>
-    <w:basedOn w:val="963"/>
+    <w:basedOn w:val="964"/>
     <w:uiPriority w:val="99"/>
     <w:pPr>
       <w:pBdr/>
@@ -12047,9 +14658,9 @@
       </w:tcPr>
     </w:tblStylePr>
   </w:style>
-  <w:style w:type="table" w:styleId="807">
+  <w:style w:type="table" w:styleId="808">
     <w:name w:val="Grid Table 3 - Accent 3"/>
-    <w:basedOn w:val="963"/>
+    <w:basedOn w:val="964"/>
     <w:uiPriority w:val="99"/>
     <w:pPr>
       <w:pBdr/>
@@ -12292,9 +14903,9 @@
       </w:tcPr>
     </w:tblStylePr>
   </w:style>
-  <w:style w:type="table" w:styleId="808">
+  <w:style w:type="table" w:styleId="809">
     <w:name w:val="Grid Table 3 - Accent 4"/>
-    <w:basedOn w:val="963"/>
+    <w:basedOn w:val="964"/>
     <w:uiPriority w:val="99"/>
     <w:pPr>
       <w:pBdr/>
@@ -12537,9 +15148,9 @@
       </w:tcPr>
     </w:tblStylePr>
   </w:style>
-  <w:style w:type="table" w:styleId="809">
+  <w:style w:type="table" w:styleId="810">
     <w:name w:val="Grid Table 3 - Accent 5"/>
-    <w:basedOn w:val="963"/>
+    <w:basedOn w:val="964"/>
     <w:uiPriority w:val="99"/>
     <w:pPr>
       <w:pBdr/>
@@ -12782,9 +15393,9 @@
       </w:tcPr>
     </w:tblStylePr>
   </w:style>
-  <w:style w:type="table" w:styleId="810">
+  <w:style w:type="table" w:styleId="811">
     <w:name w:val="Grid Table 3 - Accent 6"/>
-    <w:basedOn w:val="963"/>
+    <w:basedOn w:val="964"/>
     <w:uiPriority w:val="99"/>
     <w:pPr>
       <w:pBdr/>
@@ -13027,9 +15638,9 @@
       </w:tcPr>
     </w:tblStylePr>
   </w:style>
-  <w:style w:type="table" w:styleId="811">
+  <w:style w:type="table" w:styleId="812">
     <w:name w:val="Grid Table 4"/>
-    <w:basedOn w:val="963"/>
+    <w:basedOn w:val="964"/>
     <w:uiPriority w:val="59"/>
     <w:pPr>
       <w:pBdr/>
@@ -13260,9 +15871,9 @@
       </w:tcPr>
     </w:tblStylePr>
   </w:style>
-  <w:style w:type="table" w:styleId="812">
+  <w:style w:type="table" w:styleId="813">
     <w:name w:val="Grid Table 4 - Accent 1"/>
-    <w:basedOn w:val="963"/>
+    <w:basedOn w:val="964"/>
     <w:uiPriority w:val="59"/>
     <w:pPr>
       <w:pBdr/>
@@ -13493,9 +16104,9 @@
       </w:tcPr>
     </w:tblStylePr>
   </w:style>
-  <w:style w:type="table" w:styleId="813">
+  <w:style w:type="table" w:styleId="814">
     <w:name w:val="Grid Table 4 - Accent 2"/>
-    <w:basedOn w:val="963"/>
+    <w:basedOn w:val="964"/>
     <w:uiPriority w:val="59"/>
     <w:pPr>
       <w:pBdr/>
@@ -13726,9 +16337,9 @@
       </w:tcPr>
     </w:tblStylePr>
   </w:style>
-  <w:style w:type="table" w:styleId="814">
+  <w:style w:type="table" w:styleId="815">
     <w:name w:val="Grid Table 4 - Accent 3"/>
-    <w:basedOn w:val="963"/>
+    <w:basedOn w:val="964"/>
     <w:uiPriority w:val="59"/>
     <w:pPr>
       <w:pBdr/>
@@ -13959,9 +16570,9 @@
       </w:tcPr>
     </w:tblStylePr>
   </w:style>
-  <w:style w:type="table" w:styleId="815">
+  <w:style w:type="table" w:styleId="816">
     <w:name w:val="Grid Table 4 - Accent 4"/>
-    <w:basedOn w:val="963"/>
+    <w:basedOn w:val="964"/>
     <w:uiPriority w:val="59"/>
     <w:pPr>
       <w:pBdr/>
@@ -14192,9 +16803,9 @@
       </w:tcPr>
     </w:tblStylePr>
   </w:style>
-  <w:style w:type="table" w:styleId="816">
+  <w:style w:type="table" w:styleId="817">
     <w:name w:val="Grid Table 4 - Accent 5"/>
-    <w:basedOn w:val="963"/>
+    <w:basedOn w:val="964"/>
     <w:uiPriority w:val="59"/>
     <w:pPr>
       <w:pBdr/>
@@ -14425,9 +17036,9 @@
       </w:tcPr>
     </w:tblStylePr>
   </w:style>
-  <w:style w:type="table" w:styleId="817">
+  <w:style w:type="table" w:styleId="818">
     <w:name w:val="Grid Table 4 - Accent 6"/>
-    <w:basedOn w:val="963"/>
+    <w:basedOn w:val="964"/>
     <w:uiPriority w:val="59"/>
     <w:pPr>
       <w:pBdr/>
@@ -14658,9 +17269,9 @@
       </w:tcPr>
     </w:tblStylePr>
   </w:style>
-  <w:style w:type="table" w:styleId="818">
+  <w:style w:type="table" w:styleId="819">
     <w:name w:val="Grid Table 5 Dark"/>
-    <w:basedOn w:val="963"/>
+    <w:basedOn w:val="964"/>
     <w:uiPriority w:val="99"/>
     <w:pPr>
       <w:pBdr/>
@@ -14886,9 +17497,9 @@
       </w:tcPr>
     </w:tblStylePr>
   </w:style>
-  <w:style w:type="table" w:styleId="819">
+  <w:style w:type="table" w:styleId="820">
     <w:name w:val="Grid Table 5 Dark- Accent 1"/>
-    <w:basedOn w:val="963"/>
+    <w:basedOn w:val="964"/>
     <w:uiPriority w:val="99"/>
     <w:pPr>
       <w:pBdr/>
@@ -15114,9 +17725,9 @@
       </w:tcPr>
     </w:tblStylePr>
   </w:style>
-  <w:style w:type="table" w:styleId="820">
+  <w:style w:type="table" w:styleId="821">
     <w:name w:val="Grid Table 5 Dark - Accent 2"/>
-    <w:basedOn w:val="963"/>
+    <w:basedOn w:val="964"/>
     <w:uiPriority w:val="99"/>
     <w:pPr>
       <w:pBdr/>
@@ -15342,9 +17953,9 @@
       </w:tcPr>
     </w:tblStylePr>
   </w:style>
-  <w:style w:type="table" w:styleId="821">
+  <w:style w:type="table" w:styleId="822">
     <w:name w:val="Grid Table 5 Dark - Accent 3"/>
-    <w:basedOn w:val="963"/>
+    <w:basedOn w:val="964"/>
     <w:uiPriority w:val="99"/>
     <w:pPr>
       <w:pBdr/>
@@ -15570,9 +18181,9 @@
       </w:tcPr>
     </w:tblStylePr>
   </w:style>
-  <w:style w:type="table" w:styleId="822">
+  <w:style w:type="table" w:styleId="823">
     <w:name w:val="Grid Table 5 Dark- Accent 4"/>
-    <w:basedOn w:val="963"/>
+    <w:basedOn w:val="964"/>
     <w:uiPriority w:val="99"/>
     <w:pPr>
       <w:pBdr/>
@@ -15798,9 +18409,9 @@
       </w:tcPr>
     </w:tblStylePr>
   </w:style>
-  <w:style w:type="table" w:styleId="823">
+  <w:style w:type="table" w:styleId="824">
     <w:name w:val="Grid Table 5 Dark - Accent 5"/>
-    <w:basedOn w:val="963"/>
+    <w:basedOn w:val="964"/>
     <w:uiPriority w:val="99"/>
     <w:pPr>
       <w:pBdr/>
@@ -16026,9 +18637,9 @@
       </w:tcPr>
     </w:tblStylePr>
   </w:style>
-  <w:style w:type="table" w:styleId="824">
+  <w:style w:type="table" w:styleId="825">
     <w:name w:val="Grid Table 5 Dark - Accent 6"/>
-    <w:basedOn w:val="963"/>
+    <w:basedOn w:val="964"/>
     <w:uiPriority w:val="99"/>
     <w:pPr>
       <w:pBdr/>
@@ -16254,9 +18865,9 @@
       </w:tcPr>
     </w:tblStylePr>
   </w:style>
-  <w:style w:type="table" w:styleId="825">
+  <w:style w:type="table" w:styleId="826">
     <w:name w:val="Grid Table 6 Colorful"/>
-    <w:basedOn w:val="963"/>
+    <w:basedOn w:val="964"/>
     <w:uiPriority w:val="99"/>
     <w:pPr>
       <w:pBdr/>
@@ -16484,9 +19095,9 @@
       </w:tcPr>
     </w:tblStylePr>
   </w:style>
-  <w:style w:type="table" w:styleId="826">
+  <w:style w:type="table" w:styleId="827">
     <w:name w:val="Grid Table 6 Colorful - Accent 1"/>
-    <w:basedOn w:val="963"/>
+    <w:basedOn w:val="964"/>
     <w:uiPriority w:val="99"/>
     <w:pPr>
       <w:pBdr/>
@@ -16714,9 +19325,9 @@
       </w:tcPr>
     </w:tblStylePr>
   </w:style>
-  <w:style w:type="table" w:styleId="827">
+  <w:style w:type="table" w:styleId="828">
     <w:name w:val="Grid Table 6 Colorful - Accent 2"/>
-    <w:basedOn w:val="963"/>
+    <w:basedOn w:val="964"/>
     <w:uiPriority w:val="99"/>
     <w:pPr>
       <w:pBdr/>
@@ -16944,9 +19555,9 @@
       </w:tcPr>
     </w:tblStylePr>
   </w:style>
-  <w:style w:type="table" w:styleId="828">
+  <w:style w:type="table" w:styleId="829">
     <w:name w:val="Grid Table 6 Colorful - Accent 3"/>
-    <w:basedOn w:val="963"/>
+    <w:basedOn w:val="964"/>
     <w:uiPriority w:val="99"/>
     <w:pPr>
       <w:pBdr/>
@@ -17174,9 +19785,9 @@
       </w:tcPr>
     </w:tblStylePr>
   </w:style>
-  <w:style w:type="table" w:styleId="829">
+  <w:style w:type="table" w:styleId="830">
     <w:name w:val="Grid Table 6 Colorful - Accent 4"/>
-    <w:basedOn w:val="963"/>
+    <w:basedOn w:val="964"/>
     <w:uiPriority w:val="99"/>
     <w:pPr>
       <w:pBdr/>
@@ -17404,9 +20015,9 @@
       </w:tcPr>
     </w:tblStylePr>
   </w:style>
-  <w:style w:type="table" w:styleId="830">
+  <w:style w:type="table" w:styleId="831">
     <w:name w:val="Grid Table 6 Colorful - Accent 5"/>
-    <w:basedOn w:val="963"/>
+    <w:basedOn w:val="964"/>
     <w:uiPriority w:val="99"/>
     <w:pPr>
       <w:pBdr/>
@@ -17634,9 +20245,9 @@
       </w:tcPr>
     </w:tblStylePr>
   </w:style>
-  <w:style w:type="table" w:styleId="831">
+  <w:style w:type="table" w:styleId="832">
     <w:name w:val="Grid Table 6 Colorful - Accent 6"/>
-    <w:basedOn w:val="963"/>
+    <w:basedOn w:val="964"/>
     <w:uiPriority w:val="99"/>
     <w:pPr>
       <w:pBdr/>
@@ -17864,9 +20475,9 @@
       </w:tcPr>
     </w:tblStylePr>
   </w:style>
-  <w:style w:type="table" w:styleId="832">
+  <w:style w:type="table" w:styleId="833">
     <w:name w:val="Grid Table 7 Colorful"/>
-    <w:basedOn w:val="963"/>
+    <w:basedOn w:val="964"/>
     <w:uiPriority w:val="99"/>
     <w:pPr>
       <w:pBdr/>
@@ -18118,9 +20729,9 @@
       </w:tcPr>
     </w:tblStylePr>
   </w:style>
-  <w:style w:type="table" w:styleId="833">
+  <w:style w:type="table" w:styleId="834">
     <w:name w:val="Grid Table 7 Colorful - Accent 1"/>
-    <w:basedOn w:val="963"/>
+    <w:basedOn w:val="964"/>
     <w:uiPriority w:val="99"/>
     <w:pPr>
       <w:pBdr/>
@@ -18372,9 +20983,9 @@
       </w:tcPr>
     </w:tblStylePr>
   </w:style>
-  <w:style w:type="table" w:styleId="834">
+  <w:style w:type="table" w:styleId="835">
     <w:name w:val="Grid Table 7 Colorful - Accent 2"/>
-    <w:basedOn w:val="963"/>
+    <w:basedOn w:val="964"/>
     <w:uiPriority w:val="99"/>
     <w:pPr>
       <w:pBdr/>
@@ -18626,9 +21237,9 @@
       </w:tcPr>
     </w:tblStylePr>
   </w:style>
-  <w:style w:type="table" w:styleId="835">
+  <w:style w:type="table" w:styleId="836">
     <w:name w:val="Grid Table 7 Colorful - Accent 3"/>
-    <w:basedOn w:val="963"/>
+    <w:basedOn w:val="964"/>
     <w:uiPriority w:val="99"/>
     <w:pPr>
       <w:pBdr/>
@@ -18880,9 +21491,9 @@
       </w:tcPr>
     </w:tblStylePr>
   </w:style>
-  <w:style w:type="table" w:styleId="836">
+  <w:style w:type="table" w:styleId="837">
     <w:name w:val="Grid Table 7 Colorful - Accent 4"/>
-    <w:basedOn w:val="963"/>
+    <w:basedOn w:val="964"/>
     <w:uiPriority w:val="99"/>
     <w:pPr>
       <w:pBdr/>
@@ -19134,9 +21745,9 @@
       </w:tcPr>
     </w:tblStylePr>
   </w:style>
-  <w:style w:type="table" w:styleId="837">
+  <w:style w:type="table" w:styleId="838">
     <w:name w:val="Grid Table 7 Colorful - Accent 5"/>
-    <w:basedOn w:val="963"/>
+    <w:basedOn w:val="964"/>
     <w:uiPriority w:val="99"/>
     <w:pPr>
       <w:pBdr/>
@@ -19388,9 +21999,9 @@
       </w:tcPr>
     </w:tblStylePr>
   </w:style>
-  <w:style w:type="table" w:styleId="838">
+  <w:style w:type="table" w:styleId="839">
     <w:name w:val="Grid Table 7 Colorful - Accent 6"/>
-    <w:basedOn w:val="963"/>
+    <w:basedOn w:val="964"/>
     <w:uiPriority w:val="99"/>
     <w:pPr>
       <w:pBdr/>
@@ -19642,9 +22253,9 @@
       </w:tcPr>
     </w:tblStylePr>
   </w:style>
-  <w:style w:type="table" w:styleId="839">
+  <w:style w:type="table" w:styleId="840">
     <w:name w:val="List Table 1 Light"/>
-    <w:basedOn w:val="963"/>
+    <w:basedOn w:val="964"/>
     <w:uiPriority w:val="99"/>
     <w:pPr>
       <w:pBdr/>
@@ -19858,9 +22469,9 @@
       </w:tcPr>
     </w:tblStylePr>
   </w:style>
-  <w:style w:type="table" w:styleId="840">
+  <w:style w:type="table" w:styleId="841">
     <w:name w:val="List Table 1 Light - Accent 1"/>
-    <w:basedOn w:val="963"/>
+    <w:basedOn w:val="964"/>
     <w:uiPriority w:val="99"/>
     <w:pPr>
       <w:pBdr/>
@@ -20074,9 +22685,9 @@
       </w:tcPr>
     </w:tblStylePr>
   </w:style>
-  <w:style w:type="table" w:styleId="841">
+  <w:style w:type="table" w:styleId="842">
     <w:name w:val="List Table 1 Light - Accent 2"/>
-    <w:basedOn w:val="963"/>
+    <w:basedOn w:val="964"/>
     <w:uiPriority w:val="99"/>
     <w:pPr>
       <w:pBdr/>
@@ -20290,9 +22901,9 @@
       </w:tcPr>
     </w:tblStylePr>
   </w:style>
-  <w:style w:type="table" w:styleId="842">
+  <w:style w:type="table" w:styleId="843">
     <w:name w:val="List Table 1 Light - Accent 3"/>
-    <w:basedOn w:val="963"/>
+    <w:basedOn w:val="964"/>
     <w:uiPriority w:val="99"/>
     <w:pPr>
       <w:pBdr/>
@@ -20506,9 +23117,9 @@
       </w:tcPr>
     </w:tblStylePr>
   </w:style>
-  <w:style w:type="table" w:styleId="843">
+  <w:style w:type="table" w:styleId="844">
     <w:name w:val="List Table 1 Light - Accent 4"/>
-    <w:basedOn w:val="963"/>
+    <w:basedOn w:val="964"/>
     <w:uiPriority w:val="99"/>
     <w:pPr>
       <w:pBdr/>
@@ -20722,9 +23333,9 @@
       </w:tcPr>
     </w:tblStylePr>
   </w:style>
-  <w:style w:type="table" w:styleId="844">
+  <w:style w:type="table" w:styleId="845">
     <w:name w:val="List Table 1 Light - Accent 5"/>
-    <w:basedOn w:val="963"/>
+    <w:basedOn w:val="964"/>
     <w:uiPriority w:val="99"/>
     <w:pPr>
       <w:pBdr/>
@@ -20938,9 +23549,9 @@
       </w:tcPr>
     </w:tblStylePr>
   </w:style>
-  <w:style w:type="table" w:styleId="845">
+  <w:style w:type="table" w:styleId="846">
     <w:name w:val="List Table 1 Light - Accent 6"/>
-    <w:basedOn w:val="963"/>
+    <w:basedOn w:val="964"/>
     <w:uiPriority w:val="99"/>
     <w:pPr>
       <w:pBdr/>
@@ -21154,9 +23765,9 @@
       </w:tcPr>
     </w:tblStylePr>
   </w:style>
-  <w:style w:type="table" w:styleId="846">
+  <w:style w:type="table" w:styleId="847">
     <w:name w:val="List Table 2"/>
-    <w:basedOn w:val="963"/>
+    <w:basedOn w:val="964"/>
     <w:uiPriority w:val="99"/>
     <w:pPr>
       <w:pBdr/>
@@ -21392,9 +24003,9 @@
       </w:tcPr>
     </w:tblStylePr>
   </w:style>
-  <w:style w:type="table" w:styleId="847">
+  <w:style w:type="table" w:styleId="848">
     <w:name w:val="List Table 2 - Accent 1"/>
-    <w:basedOn w:val="963"/>
+    <w:basedOn w:val="964"/>
     <w:uiPriority w:val="99"/>
     <w:pPr>
       <w:pBdr/>
@@ -21630,9 +24241,9 @@
       </w:tcPr>
     </w:tblStylePr>
   </w:style>
-  <w:style w:type="table" w:styleId="848">
+  <w:style w:type="table" w:styleId="849">
     <w:name w:val="List Table 2 - Accent 2"/>
-    <w:basedOn w:val="963"/>
+    <w:basedOn w:val="964"/>
     <w:uiPriority w:val="99"/>
     <w:pPr>
       <w:pBdr/>
@@ -21868,9 +24479,9 @@
       </w:tcPr>
     </w:tblStylePr>
   </w:style>
-  <w:style w:type="table" w:styleId="849">
+  <w:style w:type="table" w:styleId="850">
     <w:name w:val="List Table 2 - Accent 3"/>
-    <w:basedOn w:val="963"/>
+    <w:basedOn w:val="964"/>
     <w:uiPriority w:val="99"/>
     <w:pPr>
       <w:pBdr/>
@@ -22106,9 +24717,9 @@
       </w:tcPr>
     </w:tblStylePr>
   </w:style>
-  <w:style w:type="table" w:styleId="850">
+  <w:style w:type="table" w:styleId="851">
     <w:name w:val="List Table 2 - Accent 4"/>
-    <w:basedOn w:val="963"/>
+    <w:basedOn w:val="964"/>
     <w:uiPriority w:val="99"/>
     <w:pPr>
       <w:pBdr/>
@@ -22344,9 +24955,9 @@
       </w:tcPr>
     </w:tblStylePr>
   </w:style>
-  <w:style w:type="table" w:styleId="851">
+  <w:style w:type="table" w:styleId="852">
     <w:name w:val="List Table 2 - Accent 5"/>
-    <w:basedOn w:val="963"/>
+    <w:basedOn w:val="964"/>
     <w:uiPriority w:val="99"/>
     <w:pPr>
       <w:pBdr/>
@@ -22582,9 +25193,9 @@
       </w:tcPr>
     </w:tblStylePr>
   </w:style>
-  <w:style w:type="table" w:styleId="852">
+  <w:style w:type="table" w:styleId="853">
     <w:name w:val="List Table 2 - Accent 6"/>
-    <w:basedOn w:val="963"/>
+    <w:basedOn w:val="964"/>
     <w:uiPriority w:val="99"/>
     <w:pPr>
       <w:pBdr/>
@@ -22820,9 +25431,9 @@
       </w:tcPr>
     </w:tblStylePr>
   </w:style>
-  <w:style w:type="table" w:styleId="853">
+  <w:style w:type="table" w:styleId="854">
     <w:name w:val="List Table 3"/>
-    <w:basedOn w:val="963"/>
+    <w:basedOn w:val="964"/>
     <w:uiPriority w:val="99"/>
     <w:pPr>
       <w:pBdr/>
@@ -23048,9 +25659,9 @@
       </w:tcPr>
     </w:tblStylePr>
   </w:style>
-  <w:style w:type="table" w:styleId="854">
+  <w:style w:type="table" w:styleId="855">
     <w:name w:val="List Table 3 - Accent 1"/>
-    <w:basedOn w:val="963"/>
+    <w:basedOn w:val="964"/>
     <w:uiPriority w:val="99"/>
     <w:pPr>
       <w:pBdr/>
@@ -23276,9 +25887,9 @@
       </w:tcPr>
     </w:tblStylePr>
   </w:style>
-  <w:style w:type="table" w:styleId="855">
+  <w:style w:type="table" w:styleId="856">
     <w:name w:val="List Table 3 - Accent 2"/>
-    <w:basedOn w:val="963"/>
+    <w:basedOn w:val="964"/>
     <w:uiPriority w:val="99"/>
     <w:pPr>
       <w:pBdr/>
@@ -23504,9 +26115,9 @@
       </w:tcPr>
     </w:tblStylePr>
   </w:style>
-  <w:style w:type="table" w:styleId="856">
+  <w:style w:type="table" w:styleId="857">
     <w:name w:val="List Table 3 - Accent 3"/>
-    <w:basedOn w:val="963"/>
+    <w:basedOn w:val="964"/>
     <w:uiPriority w:val="99"/>
     <w:pPr>
       <w:pBdr/>
@@ -23732,9 +26343,9 @@
       </w:tcPr>
     </w:tblStylePr>
   </w:style>
-  <w:style w:type="table" w:styleId="857">
+  <w:style w:type="table" w:styleId="858">
     <w:name w:val="List Table 3 - Accent 4"/>
-    <w:basedOn w:val="963"/>
+    <w:basedOn w:val="964"/>
     <w:uiPriority w:val="99"/>
     <w:pPr>
       <w:pBdr/>
@@ -23960,9 +26571,9 @@
       </w:tcPr>
     </w:tblStylePr>
   </w:style>
-  <w:style w:type="table" w:styleId="858">
+  <w:style w:type="table" w:styleId="859">
     <w:name w:val="List Table 3 - Accent 5"/>
-    <w:basedOn w:val="963"/>
+    <w:basedOn w:val="964"/>
     <w:uiPriority w:val="99"/>
     <w:pPr>
       <w:pBdr/>
@@ -24188,9 +26799,9 @@
       </w:tcPr>
     </w:tblStylePr>
   </w:style>
-  <w:style w:type="table" w:styleId="859">
+  <w:style w:type="table" w:styleId="860">
     <w:name w:val="List Table 3 - Accent 6"/>
-    <w:basedOn w:val="963"/>
+    <w:basedOn w:val="964"/>
     <w:uiPriority w:val="99"/>
     <w:pPr>
       <w:pBdr/>
@@ -24416,9 +27027,9 @@
       </w:tcPr>
     </w:tblStylePr>
   </w:style>
-  <w:style w:type="table" w:styleId="860">
+  <w:style w:type="table" w:styleId="861">
     <w:name w:val="List Table 4"/>
-    <w:basedOn w:val="963"/>
+    <w:basedOn w:val="964"/>
     <w:uiPriority w:val="99"/>
     <w:pPr>
       <w:pBdr/>
@@ -24641,9 +27252,9 @@
       </w:tcPr>
     </w:tblStylePr>
   </w:style>
-  <w:style w:type="table" w:styleId="861">
+  <w:style w:type="table" w:styleId="862">
     <w:name w:val="List Table 4 - Accent 1"/>
-    <w:basedOn w:val="963"/>
+    <w:basedOn w:val="964"/>
     <w:uiPriority w:val="99"/>
     <w:pPr>
       <w:pBdr/>
@@ -24866,9 +27477,9 @@
       </w:tcPr>
     </w:tblStylePr>
   </w:style>
-  <w:style w:type="table" w:styleId="862">
+  <w:style w:type="table" w:styleId="863">
     <w:name w:val="List Table 4 - Accent 2"/>
-    <w:basedOn w:val="963"/>
+    <w:basedOn w:val="964"/>
     <w:uiPriority w:val="99"/>
     <w:pPr>
       <w:pBdr/>
@@ -25091,9 +27702,9 @@
       </w:tcPr>
     </w:tblStylePr>
   </w:style>
-  <w:style w:type="table" w:styleId="863">
+  <w:style w:type="table" w:styleId="864">
     <w:name w:val="List Table 4 - Accent 3"/>
-    <w:basedOn w:val="963"/>
+    <w:basedOn w:val="964"/>
     <w:uiPriority w:val="99"/>
     <w:pPr>
       <w:pBdr/>
@@ -25316,9 +27927,9 @@
       </w:tcPr>
     </w:tblStylePr>
   </w:style>
-  <w:style w:type="table" w:styleId="864">
+  <w:style w:type="table" w:styleId="865">
     <w:name w:val="List Table 4 - Accent 4"/>
-    <w:basedOn w:val="963"/>
+    <w:basedOn w:val="964"/>
     <w:uiPriority w:val="99"/>
     <w:pPr>
       <w:pBdr/>
@@ -25541,9 +28152,9 @@
       </w:tcPr>
     </w:tblStylePr>
   </w:style>
-  <w:style w:type="table" w:styleId="865">
+  <w:style w:type="table" w:styleId="866">
     <w:name w:val="List Table 4 - Accent 5"/>
-    <w:basedOn w:val="963"/>
+    <w:basedOn w:val="964"/>
     <w:uiPriority w:val="99"/>
     <w:pPr>
       <w:pBdr/>
@@ -25766,9 +28377,9 @@
       </w:tcPr>
     </w:tblStylePr>
   </w:style>
-  <w:style w:type="table" w:styleId="866">
+  <w:style w:type="table" w:styleId="867">
     <w:name w:val="List Table 4 - Accent 6"/>
-    <w:basedOn w:val="963"/>
+    <w:basedOn w:val="964"/>
     <w:uiPriority w:val="99"/>
     <w:pPr>
       <w:pBdr/>
@@ -25991,9 +28602,9 @@
       </w:tcPr>
     </w:tblStylePr>
   </w:style>
-  <w:style w:type="table" w:styleId="867">
+  <w:style w:type="table" w:styleId="868">
     <w:name w:val="List Table 5 Dark"/>
-    <w:basedOn w:val="963"/>
+    <w:basedOn w:val="964"/>
     <w:uiPriority w:val="99"/>
     <w:pPr>
       <w:pBdr/>
@@ -26233,9 +28844,9 @@
       </w:tcPr>
     </w:tblStylePr>
   </w:style>
-  <w:style w:type="table" w:styleId="868">
+  <w:style w:type="table" w:styleId="869">
     <w:name w:val="List Table 5 Dark - Accent 1"/>
-    <w:basedOn w:val="963"/>
+    <w:basedOn w:val="964"/>
     <w:uiPriority w:val="99"/>
     <w:pPr>
       <w:pBdr/>
@@ -26475,9 +29086,9 @@
       </w:tcPr>
     </w:tblStylePr>
   </w:style>
-  <w:style w:type="table" w:styleId="869">
+  <w:style w:type="table" w:styleId="870">
     <w:name w:val="List Table 5 Dark - Accent 2"/>
-    <w:basedOn w:val="963"/>
+    <w:basedOn w:val="964"/>
     <w:uiPriority w:val="99"/>
     <w:pPr>
       <w:pBdr/>
@@ -26717,9 +29328,9 @@
       </w:tcPr>
     </w:tblStylePr>
   </w:style>
-  <w:style w:type="table" w:styleId="870">
+  <w:style w:type="table" w:styleId="871">
     <w:name w:val="List Table 5 Dark - Accent 3"/>
-    <w:basedOn w:val="963"/>
+    <w:basedOn w:val="964"/>
     <w:uiPriority w:val="99"/>
     <w:pPr>
       <w:pBdr/>
@@ -26959,9 +29570,9 @@
       </w:tcPr>
     </w:tblStylePr>
   </w:style>
-  <w:style w:type="table" w:styleId="871">
+  <w:style w:type="table" w:styleId="872">
     <w:name w:val="List Table 5 Dark - Accent 4"/>
-    <w:basedOn w:val="963"/>
+    <w:basedOn w:val="964"/>
     <w:uiPriority w:val="99"/>
     <w:pPr>
       <w:pBdr/>
@@ -27201,9 +29812,9 @@
       </w:tcPr>
     </w:tblStylePr>
   </w:style>
-  <w:style w:type="table" w:styleId="872">
+  <w:style w:type="table" w:styleId="873">
     <w:name w:val="List Table 5 Dark - Accent 5"/>
-    <w:basedOn w:val="963"/>
+    <w:basedOn w:val="964"/>
     <w:uiPriority w:val="99"/>
     <w:pPr>
       <w:pBdr/>
@@ -27443,9 +30054,9 @@
       </w:tcPr>
     </w:tblStylePr>
   </w:style>
-  <w:style w:type="table" w:styleId="873">
+  <w:style w:type="table" w:styleId="874">
     <w:name w:val="List Table 5 Dark - Accent 6"/>
-    <w:basedOn w:val="963"/>
+    <w:basedOn w:val="964"/>
     <w:uiPriority w:val="99"/>
     <w:pPr>
       <w:pBdr/>
@@ -27685,9 +30296,9 @@
       </w:tcPr>
     </w:tblStylePr>
   </w:style>
-  <w:style w:type="table" w:styleId="874">
+  <w:style w:type="table" w:styleId="875">
     <w:name w:val="List Table 6 Colorful"/>
-    <w:basedOn w:val="963"/>
+    <w:basedOn w:val="964"/>
     <w:uiPriority w:val="99"/>
     <w:pPr>
       <w:pBdr/>
@@ -27908,9 +30519,9 @@
       </w:tcPr>
     </w:tblStylePr>
   </w:style>
-  <w:style w:type="table" w:styleId="875">
+  <w:style w:type="table" w:styleId="876">
     <w:name w:val="List Table 6 Colorful - Accent 1"/>
-    <w:basedOn w:val="963"/>
+    <w:basedOn w:val="964"/>
     <w:uiPriority w:val="99"/>
     <w:pPr>
       <w:pBdr/>
@@ -28131,9 +30742,9 @@
       </w:tcPr>
     </w:tblStylePr>
   </w:style>
-  <w:style w:type="table" w:styleId="876">
+  <w:style w:type="table" w:styleId="877">
     <w:name w:val="List Table 6 Colorful - Accent 2"/>
-    <w:basedOn w:val="963"/>
+    <w:basedOn w:val="964"/>
     <w:uiPriority w:val="99"/>
     <w:pPr>
       <w:pBdr/>
@@ -28354,9 +30965,9 @@
       </w:tcPr>
     </w:tblStylePr>
   </w:style>
-  <w:style w:type="table" w:styleId="877">
+  <w:style w:type="table" w:styleId="878">
     <w:name w:val="List Table 6 Colorful - Accent 3"/>
-    <w:basedOn w:val="963"/>
+    <w:basedOn w:val="964"/>
     <w:uiPriority w:val="99"/>
     <w:pPr>
       <w:pBdr/>
@@ -28577,9 +31188,9 @@
       </w:tcPr>
     </w:tblStylePr>
   </w:style>
-  <w:style w:type="table" w:styleId="878">
+  <w:style w:type="table" w:styleId="879">
     <w:name w:val="List Table 6 Colorful - Accent 4"/>
-    <w:basedOn w:val="963"/>
+    <w:basedOn w:val="964"/>
     <w:uiPriority w:val="99"/>
     <w:pPr>
       <w:pBdr/>
@@ -28800,9 +31411,9 @@
       </w:tcPr>
     </w:tblStylePr>
   </w:style>
-  <w:style w:type="table" w:styleId="879">
+  <w:style w:type="table" w:styleId="880">
     <w:name w:val="List Table 6 Colorful - Accent 5"/>
-    <w:basedOn w:val="963"/>
+    <w:basedOn w:val="964"/>
     <w:uiPriority w:val="99"/>
     <w:pPr>
       <w:pBdr/>
@@ -29023,9 +31634,9 @@
       </w:tcPr>
     </w:tblStylePr>
   </w:style>
-  <w:style w:type="table" w:styleId="880">
+  <w:style w:type="table" w:styleId="881">
     <w:name w:val="List Table 6 Colorful - Accent 6"/>
-    <w:basedOn w:val="963"/>
+    <w:basedOn w:val="964"/>
     <w:uiPriority w:val="99"/>
     <w:pPr>
       <w:pBdr/>
@@ -29246,9 +31857,9 @@
       </w:tcPr>
     </w:tblStylePr>
   </w:style>
-  <w:style w:type="table" w:styleId="881">
+  <w:style w:type="table" w:styleId="882">
     <w:name w:val="List Table 7 Colorful"/>
-    <w:basedOn w:val="963"/>
+    <w:basedOn w:val="964"/>
     <w:uiPriority w:val="99"/>
     <w:pPr>
       <w:pBdr/>
@@ -29502,9 +32113,9 @@
       </w:tcPr>
     </w:tblStylePr>
   </w:style>
-  <w:style w:type="table" w:styleId="882">
+  <w:style w:type="table" w:styleId="883">
     <w:name w:val="List Table 7 Colorful - Accent 1"/>
-    <w:basedOn w:val="963"/>
+    <w:basedOn w:val="964"/>
     <w:uiPriority w:val="99"/>
     <w:pPr>
       <w:pBdr/>
@@ -29758,9 +32369,9 @@
       </w:tcPr>
     </w:tblStylePr>
   </w:style>
-  <w:style w:type="table" w:styleId="883">
+  <w:style w:type="table" w:styleId="884">
     <w:name w:val="List Table 7 Colorful - Accent 2"/>
-    <w:basedOn w:val="963"/>
+    <w:basedOn w:val="964"/>
     <w:uiPriority w:val="99"/>
     <w:pPr>
       <w:pBdr/>
@@ -30014,9 +32625,9 @@
       </w:tcPr>
     </w:tblStylePr>
   </w:style>
-  <w:style w:type="table" w:styleId="884">
+  <w:style w:type="table" w:styleId="885">
     <w:name w:val="List Table 7 Colorful - Accent 3"/>
-    <w:basedOn w:val="963"/>
+    <w:basedOn w:val="964"/>
     <w:uiPriority w:val="99"/>
     <w:pPr>
       <w:pBdr/>
@@ -30270,9 +32881,9 @@
       </w:tcPr>
     </w:tblStylePr>
   </w:style>
-  <w:style w:type="table" w:styleId="885">
+  <w:style w:type="table" w:styleId="886">
     <w:name w:val="List Table 7 Colorful - Accent 4"/>
-    <w:basedOn w:val="963"/>
+    <w:basedOn w:val="964"/>
     <w:uiPriority w:val="99"/>
     <w:pPr>
       <w:pBdr/>
@@ -30526,9 +33137,9 @@
       </w:tcPr>
     </w:tblStylePr>
   </w:style>
-  <w:style w:type="table" w:styleId="886">
+  <w:style w:type="table" w:styleId="887">
     <w:name w:val="List Table 7 Colorful - Accent 5"/>
-    <w:basedOn w:val="963"/>
+    <w:basedOn w:val="964"/>
     <w:uiPriority w:val="99"/>
     <w:pPr>
       <w:pBdr/>
@@ -30782,9 +33393,9 @@
       </w:tcPr>
     </w:tblStylePr>
   </w:style>
-  <w:style w:type="table" w:styleId="887">
+  <w:style w:type="table" w:styleId="888">
     <w:name w:val="List Table 7 Colorful - Accent 6"/>
-    <w:basedOn w:val="963"/>
+    <w:basedOn w:val="964"/>
     <w:uiPriority w:val="99"/>
     <w:pPr>
       <w:pBdr/>
@@ -31038,9 +33649,9 @@
       </w:tcPr>
     </w:tblStylePr>
   </w:style>
-  <w:style w:type="table" w:styleId="888">
+  <w:style w:type="table" w:styleId="889">
     <w:name w:val="Lined - Accent"/>
-    <w:basedOn w:val="963"/>
+    <w:basedOn w:val="964"/>
     <w:uiPriority w:val="99"/>
     <w:pPr>
       <w:pBdr/>
@@ -31275,9 +33886,9 @@
       </w:tcPr>
     </w:tblStylePr>
   </w:style>
-  <w:style w:type="table" w:styleId="889">
+  <w:style w:type="table" w:styleId="890">
     <w:name w:val="Lined - Accent 1"/>
-    <w:basedOn w:val="963"/>
+    <w:basedOn w:val="964"/>
     <w:uiPriority w:val="99"/>
     <w:pPr>
       <w:pBdr/>
@@ -31512,9 +34123,9 @@
       </w:tcPr>
     </w:tblStylePr>
   </w:style>
-  <w:style w:type="table" w:styleId="890">
+  <w:style w:type="table" w:styleId="891">
     <w:name w:val="Lined - Accent 2"/>
-    <w:basedOn w:val="963"/>
+    <w:basedOn w:val="964"/>
     <w:uiPriority w:val="99"/>
     <w:pPr>
       <w:pBdr/>
@@ -31749,9 +34360,9 @@
       </w:tcPr>
     </w:tblStylePr>
   </w:style>
-  <w:style w:type="table" w:styleId="891">
+  <w:style w:type="table" w:styleId="892">
     <w:name w:val="Lined - Accent 3"/>
-    <w:basedOn w:val="963"/>
+    <w:basedOn w:val="964"/>
     <w:uiPriority w:val="99"/>
     <w:pPr>
       <w:pBdr/>
@@ -31986,9 +34597,9 @@
       </w:tcPr>
     </w:tblStylePr>
   </w:style>
-  <w:style w:type="table" w:styleId="892">
+  <w:style w:type="table" w:styleId="893">
     <w:name w:val="Lined - Accent 4"/>
-    <w:basedOn w:val="963"/>
+    <w:basedOn w:val="964"/>
     <w:uiPriority w:val="99"/>
     <w:pPr>
       <w:pBdr/>
@@ -32223,9 +34834,9 @@
       </w:tcPr>
     </w:tblStylePr>
   </w:style>
-  <w:style w:type="table" w:styleId="893">
+  <w:style w:type="table" w:styleId="894">
     <w:name w:val="Lined - Accent 5"/>
-    <w:basedOn w:val="963"/>
+    <w:basedOn w:val="964"/>
     <w:uiPriority w:val="99"/>
     <w:pPr>
       <w:pBdr/>
@@ -32460,9 +35071,9 @@
       </w:tcPr>
     </w:tblStylePr>
   </w:style>
-  <w:style w:type="table" w:styleId="894">
+  <w:style w:type="table" w:styleId="895">
     <w:name w:val="Lined - Accent 6"/>
-    <w:basedOn w:val="963"/>
+    <w:basedOn w:val="964"/>
     <w:uiPriority w:val="99"/>
     <w:pPr>
       <w:pBdr/>
@@ -32697,9 +35308,9 @@
       </w:tcPr>
     </w:tblStylePr>
   </w:style>
-  <w:style w:type="table" w:styleId="895">
+  <w:style w:type="table" w:styleId="896">
     <w:name w:val="Bordered &amp; Lined - Accent"/>
-    <w:basedOn w:val="963"/>
+    <w:basedOn w:val="964"/>
     <w:uiPriority w:val="99"/>
     <w:pPr>
       <w:pBdr/>
@@ -32941,9 +35552,9 @@
       </w:tcPr>
     </w:tblStylePr>
   </w:style>
-  <w:style w:type="table" w:styleId="896">
+  <w:style w:type="table" w:styleId="897">
     <w:name w:val="Bordered &amp; Lined - Accent 1"/>
-    <w:basedOn w:val="963"/>
+    <w:basedOn w:val="964"/>
     <w:uiPriority w:val="99"/>
     <w:pPr>
       <w:pBdr/>
@@ -33185,9 +35796,9 @@
       </w:tcPr>
     </w:tblStylePr>
   </w:style>
-  <w:style w:type="table" w:styleId="897">
+  <w:style w:type="table" w:styleId="898">
     <w:name w:val="Bordered &amp; Lined - Accent 2"/>
-    <w:basedOn w:val="963"/>
+    <w:basedOn w:val="964"/>
     <w:uiPriority w:val="99"/>
     <w:pPr>
       <w:pBdr/>
@@ -33429,9 +36040,9 @@
       </w:tcPr>
     </w:tblStylePr>
   </w:style>
-  <w:style w:type="table" w:styleId="898">
+  <w:style w:type="table" w:styleId="899">
     <w:name w:val="Bordered &amp; Lined - Accent 3"/>
-    <w:basedOn w:val="963"/>
+    <w:basedOn w:val="964"/>
     <w:uiPriority w:val="99"/>
     <w:pPr>
       <w:pBdr/>
@@ -33673,9 +36284,9 @@
       </w:tcPr>
     </w:tblStylePr>
   </w:style>
-  <w:style w:type="table" w:styleId="899">
+  <w:style w:type="table" w:styleId="900">
     <w:name w:val="Bordered &amp; Lined - Accent 4"/>
-    <w:basedOn w:val="963"/>
+    <w:basedOn w:val="964"/>
     <w:uiPriority w:val="99"/>
     <w:pPr>
       <w:pBdr/>
@@ -33917,9 +36528,9 @@
       </w:tcPr>
     </w:tblStylePr>
   </w:style>
-  <w:style w:type="table" w:styleId="900">
+  <w:style w:type="table" w:styleId="901">
     <w:name w:val="Bordered &amp; Lined - Accent 5"/>
-    <w:basedOn w:val="963"/>
+    <w:basedOn w:val="964"/>
     <w:uiPriority w:val="99"/>
     <w:pPr>
       <w:pBdr/>
@@ -34161,9 +36772,9 @@
       </w:tcPr>
     </w:tblStylePr>
   </w:style>
-  <w:style w:type="table" w:styleId="901">
+  <w:style w:type="table" w:styleId="902">
     <w:name w:val="Bordered &amp; Lined - Accent 6"/>
-    <w:basedOn w:val="963"/>
+    <w:basedOn w:val="964"/>
     <w:uiPriority w:val="99"/>
     <w:pPr>
       <w:pBdr/>
@@ -34405,9 +37016,9 @@
       </w:tcPr>
     </w:tblStylePr>
   </w:style>
-  <w:style w:type="table" w:styleId="902">
+  <w:style w:type="table" w:styleId="903">
     <w:name w:val="Bordered"/>
-    <w:basedOn w:val="963"/>
+    <w:basedOn w:val="964"/>
     <w:uiPriority w:val="99"/>
     <w:pPr>
       <w:pBdr/>
@@ -34636,9 +37247,9 @@
       </w:tcPr>
     </w:tblStylePr>
   </w:style>
-  <w:style w:type="table" w:styleId="903">
+  <w:style w:type="table" w:styleId="904">
     <w:name w:val="Bordered - Accent 1"/>
-    <w:basedOn w:val="963"/>
+    <w:basedOn w:val="964"/>
     <w:uiPriority w:val="99"/>
     <w:pPr>
       <w:pBdr/>
@@ -34867,9 +37478,9 @@
       </w:tcPr>
     </w:tblStylePr>
   </w:style>
-  <w:style w:type="table" w:styleId="904">
+  <w:style w:type="table" w:styleId="905">
     <w:name w:val="Bordered - Accent 2"/>
-    <w:basedOn w:val="963"/>
+    <w:basedOn w:val="964"/>
     <w:uiPriority w:val="99"/>
     <w:pPr>
       <w:pBdr/>
@@ -35098,9 +37709,9 @@
       </w:tcPr>
     </w:tblStylePr>
   </w:style>
-  <w:style w:type="table" w:styleId="905">
+  <w:style w:type="table" w:styleId="906">
     <w:name w:val="Bordered - Accent 3"/>
-    <w:basedOn w:val="963"/>
+    <w:basedOn w:val="964"/>
     <w:uiPriority w:val="99"/>
     <w:pPr>
       <w:pBdr/>
@@ -35329,9 +37940,9 @@
       </w:tcPr>
     </w:tblStylePr>
   </w:style>
-  <w:style w:type="table" w:styleId="906">
+  <w:style w:type="table" w:styleId="907">
     <w:name w:val="Bordered - Accent 4"/>
-    <w:basedOn w:val="963"/>
+    <w:basedOn w:val="964"/>
     <w:uiPriority w:val="99"/>
     <w:pPr>
       <w:pBdr/>
@@ -35560,9 +38171,9 @@
       </w:tcPr>
     </w:tblStylePr>
   </w:style>
-  <w:style w:type="table" w:styleId="907">
+  <w:style w:type="table" w:styleId="908">
     <w:name w:val="Bordered - Accent 5"/>
-    <w:basedOn w:val="963"/>
+    <w:basedOn w:val="964"/>
     <w:uiPriority w:val="99"/>
     <w:pPr>
       <w:pBdr/>
@@ -35791,9 +38402,9 @@
       </w:tcPr>
     </w:tblStylePr>
   </w:style>
-  <w:style w:type="table" w:styleId="908">
+  <w:style w:type="table" w:styleId="909">
     <w:name w:val="Bordered - Accent 6"/>
-    <w:basedOn w:val="963"/>
+    <w:basedOn w:val="964"/>
     <w:uiPriority w:val="99"/>
     <w:pPr>
       <w:pBdr/>
@@ -36022,11 +38633,11 @@
       </w:tcPr>
     </w:tblStylePr>
   </w:style>
-  <w:style w:type="paragraph" w:styleId="909">
+  <w:style w:type="paragraph" w:styleId="910">
     <w:name w:val="Heading 4"/>
-    <w:basedOn w:val="958"/>
-    <w:next w:val="958"/>
-    <w:link w:val="918"/>
+    <w:basedOn w:val="959"/>
+    <w:next w:val="959"/>
+    <w:link w:val="919"/>
     <w:uiPriority w:val="9"/>
     <w:unhideWhenUsed/>
     <w:qFormat/>
@@ -36045,11 +38656,11 @@
       <w:color w:val="0f4761" w:themeColor="accent1" w:themeShade="BF"/>
     </w:rPr>
   </w:style>
-  <w:style w:type="paragraph" w:styleId="910">
+  <w:style w:type="paragraph" w:styleId="911">
     <w:name w:val="Heading 5"/>
-    <w:basedOn w:val="958"/>
-    <w:next w:val="958"/>
-    <w:link w:val="919"/>
+    <w:basedOn w:val="959"/>
+    <w:next w:val="959"/>
+    <w:link w:val="920"/>
     <w:uiPriority w:val="9"/>
     <w:unhideWhenUsed/>
     <w:qFormat/>
@@ -36066,11 +38677,11 @@
       <w:color w:val="0f4761" w:themeColor="accent1" w:themeShade="BF"/>
     </w:rPr>
   </w:style>
-  <w:style w:type="paragraph" w:styleId="911">
+  <w:style w:type="paragraph" w:styleId="912">
     <w:name w:val="Heading 6"/>
-    <w:basedOn w:val="958"/>
-    <w:next w:val="958"/>
-    <w:link w:val="920"/>
+    <w:basedOn w:val="959"/>
+    <w:next w:val="959"/>
+    <w:link w:val="921"/>
     <w:uiPriority w:val="9"/>
     <w:unhideWhenUsed/>
     <w:qFormat/>
@@ -36089,11 +38700,11 @@
       <w:color w:val="595959" w:themeColor="text1" w:themeTint="A6"/>
     </w:rPr>
   </w:style>
-  <w:style w:type="paragraph" w:styleId="912">
+  <w:style w:type="paragraph" w:styleId="913">
     <w:name w:val="Heading 7"/>
-    <w:basedOn w:val="958"/>
-    <w:next w:val="958"/>
-    <w:link w:val="921"/>
+    <w:basedOn w:val="959"/>
+    <w:next w:val="959"/>
+    <w:link w:val="922"/>
     <w:uiPriority w:val="9"/>
     <w:unhideWhenUsed/>
     <w:qFormat/>
@@ -36110,11 +38721,11 @@
       <w:color w:val="595959" w:themeColor="text1" w:themeTint="A6"/>
     </w:rPr>
   </w:style>
-  <w:style w:type="paragraph" w:styleId="913">
+  <w:style w:type="paragraph" w:styleId="914">
     <w:name w:val="Heading 8"/>
-    <w:basedOn w:val="958"/>
-    <w:next w:val="958"/>
-    <w:link w:val="922"/>
+    <w:basedOn w:val="959"/>
+    <w:next w:val="959"/>
+    <w:link w:val="923"/>
     <w:uiPriority w:val="9"/>
     <w:unhideWhenUsed/>
     <w:qFormat/>
@@ -36133,11 +38744,11 @@
       <w:color w:val="272727" w:themeColor="text1" w:themeTint="D8"/>
     </w:rPr>
   </w:style>
-  <w:style w:type="paragraph" w:styleId="914">
+  <w:style w:type="paragraph" w:styleId="915">
     <w:name w:val="Heading 9"/>
-    <w:basedOn w:val="958"/>
-    <w:next w:val="958"/>
-    <w:link w:val="923"/>
+    <w:basedOn w:val="959"/>
+    <w:next w:val="959"/>
+    <w:link w:val="924"/>
     <w:uiPriority w:val="9"/>
     <w:unhideWhenUsed/>
     <w:qFormat/>
@@ -36156,10 +38767,10 @@
       <w:color w:val="272727" w:themeColor="text1" w:themeTint="D8"/>
     </w:rPr>
   </w:style>
-  <w:style w:type="character" w:styleId="915">
+  <w:style w:type="character" w:styleId="916">
     <w:name w:val="Heading 1 Char"/>
-    <w:basedOn w:val="962"/>
-    <w:link w:val="959"/>
+    <w:basedOn w:val="963"/>
+    <w:link w:val="960"/>
     <w:uiPriority w:val="9"/>
     <w:pPr>
       <w:pBdr/>
@@ -36173,10 +38784,10 @@
       <w:szCs w:val="40"/>
     </w:rPr>
   </w:style>
-  <w:style w:type="character" w:styleId="916">
+  <w:style w:type="character" w:styleId="917">
     <w:name w:val="Heading 2 Char"/>
-    <w:basedOn w:val="962"/>
-    <w:link w:val="960"/>
+    <w:basedOn w:val="963"/>
+    <w:link w:val="961"/>
     <w:uiPriority w:val="9"/>
     <w:pPr>
       <w:pBdr/>
@@ -36190,10 +38801,10 @@
       <w:szCs w:val="32"/>
     </w:rPr>
   </w:style>
-  <w:style w:type="character" w:styleId="917">
+  <w:style w:type="character" w:styleId="918">
     <w:name w:val="Heading 3 Char"/>
-    <w:basedOn w:val="962"/>
-    <w:link w:val="961"/>
+    <w:basedOn w:val="963"/>
+    <w:link w:val="962"/>
     <w:uiPriority w:val="9"/>
     <w:pPr>
       <w:pBdr/>
@@ -36207,10 +38818,10 @@
       <w:szCs w:val="28"/>
     </w:rPr>
   </w:style>
-  <w:style w:type="character" w:styleId="918">
+  <w:style w:type="character" w:styleId="919">
     <w:name w:val="Heading 4 Char"/>
-    <w:basedOn w:val="962"/>
-    <w:link w:val="909"/>
+    <w:basedOn w:val="963"/>
+    <w:link w:val="910"/>
     <w:uiPriority w:val="9"/>
     <w:pPr>
       <w:pBdr/>
@@ -36224,10 +38835,10 @@
       <w:color w:val="0f4761" w:themeColor="accent1" w:themeShade="BF"/>
     </w:rPr>
   </w:style>
-  <w:style w:type="character" w:styleId="919">
+  <w:style w:type="character" w:styleId="920">
     <w:name w:val="Heading 5 Char"/>
-    <w:basedOn w:val="962"/>
-    <w:link w:val="910"/>
+    <w:basedOn w:val="963"/>
+    <w:link w:val="911"/>
     <w:uiPriority w:val="9"/>
     <w:pPr>
       <w:pBdr/>
@@ -36239,10 +38850,10 @@
       <w:color w:val="0f4761" w:themeColor="accent1" w:themeShade="BF"/>
     </w:rPr>
   </w:style>
-  <w:style w:type="character" w:styleId="920">
+  <w:style w:type="character" w:styleId="921">
     <w:name w:val="Heading 6 Char"/>
-    <w:basedOn w:val="962"/>
-    <w:link w:val="911"/>
+    <w:basedOn w:val="963"/>
+    <w:link w:val="912"/>
     <w:uiPriority w:val="9"/>
     <w:pPr>
       <w:pBdr/>
@@ -36256,10 +38867,10 @@
       <w:color w:val="595959" w:themeColor="text1" w:themeTint="A6"/>
     </w:rPr>
   </w:style>
-  <w:style w:type="character" w:styleId="921">
+  <w:style w:type="character" w:styleId="922">
     <w:name w:val="Heading 7 Char"/>
-    <w:basedOn w:val="962"/>
-    <w:link w:val="912"/>
+    <w:basedOn w:val="963"/>
+    <w:link w:val="913"/>
     <w:uiPriority w:val="9"/>
     <w:pPr>
       <w:pBdr/>
@@ -36271,26 +38882,9 @@
       <w:color w:val="595959" w:themeColor="text1" w:themeTint="A6"/>
     </w:rPr>
   </w:style>
-  <w:style w:type="character" w:styleId="922">
+  <w:style w:type="character" w:styleId="923">
     <w:name w:val="Heading 8 Char"/>
-    <w:basedOn w:val="962"/>
-    <w:link w:val="913"/>
-    <w:uiPriority w:val="9"/>
-    <w:pPr>
-      <w:pBdr/>
-      <w:spacing/>
-      <w:ind/>
-    </w:pPr>
-    <w:rPr>
-      <w:rFonts w:ascii="Arial" w:hAnsi="Arial" w:eastAsia="Arial" w:cs="Arial"/>
-      <w:i/>
-      <w:iCs/>
-      <w:color w:val="272727" w:themeColor="text1" w:themeTint="D8"/>
-    </w:rPr>
-  </w:style>
-  <w:style w:type="character" w:styleId="923">
-    <w:name w:val="Heading 9 Char"/>
-    <w:basedOn w:val="962"/>
+    <w:basedOn w:val="963"/>
     <w:link w:val="914"/>
     <w:uiPriority w:val="9"/>
     <w:pPr>
@@ -36305,11 +38899,28 @@
       <w:color w:val="272727" w:themeColor="text1" w:themeTint="D8"/>
     </w:rPr>
   </w:style>
-  <w:style w:type="paragraph" w:styleId="924">
+  <w:style w:type="character" w:styleId="924">
+    <w:name w:val="Heading 9 Char"/>
+    <w:basedOn w:val="963"/>
+    <w:link w:val="915"/>
+    <w:uiPriority w:val="9"/>
+    <w:pPr>
+      <w:pBdr/>
+      <w:spacing/>
+      <w:ind/>
+    </w:pPr>
+    <w:rPr>
+      <w:rFonts w:ascii="Arial" w:hAnsi="Arial" w:eastAsia="Arial" w:cs="Arial"/>
+      <w:i/>
+      <w:iCs/>
+      <w:color w:val="272727" w:themeColor="text1" w:themeTint="D8"/>
+    </w:rPr>
+  </w:style>
+  <w:style w:type="paragraph" w:styleId="925">
     <w:name w:val="Title"/>
-    <w:basedOn w:val="958"/>
-    <w:next w:val="958"/>
-    <w:link w:val="925"/>
+    <w:basedOn w:val="959"/>
+    <w:next w:val="959"/>
+    <w:link w:val="926"/>
     <w:uiPriority w:val="10"/>
     <w:qFormat/>
     <w:pPr>
@@ -36325,10 +38936,10 @@
       <w:szCs w:val="56"/>
     </w:rPr>
   </w:style>
-  <w:style w:type="character" w:styleId="925">
+  <w:style w:type="character" w:styleId="926">
     <w:name w:val="Title Char"/>
-    <w:basedOn w:val="962"/>
-    <w:link w:val="924"/>
+    <w:basedOn w:val="963"/>
+    <w:link w:val="925"/>
     <w:uiPriority w:val="10"/>
     <w:pPr>
       <w:pBdr/>
@@ -36342,11 +38953,11 @@
       <w:szCs w:val="56"/>
     </w:rPr>
   </w:style>
-  <w:style w:type="paragraph" w:styleId="926">
+  <w:style w:type="paragraph" w:styleId="927">
     <w:name w:val="Subtitle"/>
-    <w:basedOn w:val="958"/>
-    <w:next w:val="958"/>
-    <w:link w:val="927"/>
+    <w:basedOn w:val="959"/>
+    <w:next w:val="959"/>
+    <w:link w:val="928"/>
     <w:uiPriority w:val="11"/>
     <w:qFormat/>
     <w:pPr>
@@ -36364,10 +38975,10 @@
       <w:szCs w:val="28"/>
     </w:rPr>
   </w:style>
-  <w:style w:type="character" w:styleId="927">
+  <w:style w:type="character" w:styleId="928">
     <w:name w:val="Subtitle Char"/>
-    <w:basedOn w:val="962"/>
-    <w:link w:val="926"/>
+    <w:basedOn w:val="963"/>
+    <w:link w:val="927"/>
     <w:uiPriority w:val="11"/>
     <w:pPr>
       <w:pBdr/>
@@ -36381,11 +38992,11 @@
       <w:szCs w:val="28"/>
     </w:rPr>
   </w:style>
-  <w:style w:type="paragraph" w:styleId="928">
+  <w:style w:type="paragraph" w:styleId="929">
     <w:name w:val="Quote"/>
-    <w:basedOn w:val="958"/>
-    <w:next w:val="958"/>
-    <w:link w:val="929"/>
+    <w:basedOn w:val="959"/>
+    <w:next w:val="959"/>
+    <w:link w:val="930"/>
     <w:uiPriority w:val="29"/>
     <w:qFormat/>
     <w:pPr>
@@ -36400,10 +39011,10 @@
       <w:color w:val="404040" w:themeColor="text1" w:themeTint="BF"/>
     </w:rPr>
   </w:style>
-  <w:style w:type="character" w:styleId="929">
+  <w:style w:type="character" w:styleId="930">
     <w:name w:val="Quote Char"/>
-    <w:basedOn w:val="962"/>
-    <w:link w:val="928"/>
+    <w:basedOn w:val="963"/>
+    <w:link w:val="929"/>
     <w:uiPriority w:val="29"/>
     <w:pPr>
       <w:pBdr/>
@@ -36416,9 +39027,9 @@
       <w:color w:val="404040" w:themeColor="text1" w:themeTint="BF"/>
     </w:rPr>
   </w:style>
-  <w:style w:type="character" w:styleId="930">
+  <w:style w:type="character" w:styleId="931">
     <w:name w:val="Intense Emphasis"/>
-    <w:basedOn w:val="962"/>
+    <w:basedOn w:val="963"/>
     <w:uiPriority w:val="21"/>
     <w:qFormat/>
     <w:pPr>
@@ -36432,11 +39043,11 @@
       <w:color w:val="0f4761" w:themeColor="accent1" w:themeShade="BF"/>
     </w:rPr>
   </w:style>
-  <w:style w:type="paragraph" w:styleId="931">
+  <w:style w:type="paragraph" w:styleId="932">
     <w:name w:val="Intense Quote"/>
-    <w:basedOn w:val="958"/>
-    <w:next w:val="958"/>
-    <w:link w:val="932"/>
+    <w:basedOn w:val="959"/>
+    <w:next w:val="959"/>
+    <w:link w:val="933"/>
     <w:uiPriority w:val="30"/>
     <w:qFormat/>
     <w:pPr>
@@ -36454,10 +39065,10 @@
       <w:color w:val="0f4761" w:themeColor="accent1" w:themeShade="BF"/>
     </w:rPr>
   </w:style>
-  <w:style w:type="character" w:styleId="932">
+  <w:style w:type="character" w:styleId="933">
     <w:name w:val="Intense Quote Char"/>
-    <w:basedOn w:val="962"/>
-    <w:link w:val="931"/>
+    <w:basedOn w:val="963"/>
+    <w:link w:val="932"/>
     <w:uiPriority w:val="30"/>
     <w:pPr>
       <w:pBdr/>
@@ -36470,9 +39081,9 @@
       <w:color w:val="0f4761" w:themeColor="accent1" w:themeShade="BF"/>
     </w:rPr>
   </w:style>
-  <w:style w:type="character" w:styleId="933">
+  <w:style w:type="character" w:styleId="934">
     <w:name w:val="Intense Reference"/>
-    <w:basedOn w:val="962"/>
+    <w:basedOn w:val="963"/>
     <w:uiPriority w:val="32"/>
     <w:qFormat/>
     <w:pPr>
@@ -36488,9 +39099,9 @@
       <w:spacing w:val="5"/>
     </w:rPr>
   </w:style>
-  <w:style w:type="paragraph" w:styleId="934">
+  <w:style w:type="paragraph" w:styleId="935">
     <w:name w:val="No Spacing"/>
-    <w:basedOn w:val="958"/>
+    <w:basedOn w:val="959"/>
     <w:uiPriority w:val="1"/>
     <w:qFormat/>
     <w:pPr>
@@ -36499,9 +39110,9 @@
       <w:ind/>
     </w:pPr>
   </w:style>
-  <w:style w:type="character" w:styleId="935">
+  <w:style w:type="character" w:styleId="936">
     <w:name w:val="Subtle Emphasis"/>
-    <w:basedOn w:val="962"/>
+    <w:basedOn w:val="963"/>
     <w:uiPriority w:val="19"/>
     <w:qFormat/>
     <w:pPr>
@@ -36515,9 +39126,9 @@
       <w:color w:val="404040" w:themeColor="text1" w:themeTint="BF"/>
     </w:rPr>
   </w:style>
-  <w:style w:type="character" w:styleId="936">
+  <w:style w:type="character" w:styleId="937">
     <w:name w:val="Emphasis"/>
-    <w:basedOn w:val="962"/>
+    <w:basedOn w:val="963"/>
     <w:uiPriority w:val="20"/>
     <w:qFormat/>
     <w:pPr>
@@ -36530,9 +39141,9 @@
       <w:iCs/>
     </w:rPr>
   </w:style>
-  <w:style w:type="character" w:styleId="937">
+  <w:style w:type="character" w:styleId="938">
     <w:name w:val="Strong"/>
-    <w:basedOn w:val="962"/>
+    <w:basedOn w:val="963"/>
     <w:uiPriority w:val="22"/>
     <w:qFormat/>
     <w:pPr>
@@ -36545,9 +39156,9 @@
       <w:bCs/>
     </w:rPr>
   </w:style>
-  <w:style w:type="character" w:styleId="938">
+  <w:style w:type="character" w:styleId="939">
     <w:name w:val="Subtle Reference"/>
-    <w:basedOn w:val="962"/>
+    <w:basedOn w:val="963"/>
     <w:uiPriority w:val="31"/>
     <w:qFormat/>
     <w:pPr>
@@ -36560,9 +39171,9 @@
       <w:color w:val="5a5a5a" w:themeColor="text1" w:themeTint="A5"/>
     </w:rPr>
   </w:style>
-  <w:style w:type="character" w:styleId="939">
+  <w:style w:type="character" w:styleId="940">
     <w:name w:val="Book Title"/>
-    <w:basedOn w:val="962"/>
+    <w:basedOn w:val="963"/>
     <w:uiPriority w:val="33"/>
     <w:qFormat/>
     <w:pPr>
@@ -36578,10 +39189,10 @@
       <w:spacing w:val="5"/>
     </w:rPr>
   </w:style>
-  <w:style w:type="character" w:styleId="940">
+  <w:style w:type="character" w:styleId="941">
     <w:name w:val="Header Char"/>
-    <w:basedOn w:val="962"/>
-    <w:link w:val="967"/>
+    <w:basedOn w:val="963"/>
+    <w:link w:val="968"/>
     <w:uiPriority w:val="99"/>
     <w:pPr>
       <w:pBdr/>
@@ -36589,10 +39200,10 @@
       <w:ind/>
     </w:pPr>
   </w:style>
-  <w:style w:type="character" w:styleId="941">
+  <w:style w:type="character" w:styleId="942">
     <w:name w:val="Footer Char"/>
-    <w:basedOn w:val="962"/>
-    <w:link w:val="969"/>
+    <w:basedOn w:val="963"/>
+    <w:link w:val="970"/>
     <w:uiPriority w:val="99"/>
     <w:pPr>
       <w:pBdr/>
@@ -36600,10 +39211,10 @@
       <w:ind/>
     </w:pPr>
   </w:style>
-  <w:style w:type="paragraph" w:styleId="942">
+  <w:style w:type="paragraph" w:styleId="943">
     <w:name w:val="Caption"/>
-    <w:basedOn w:val="958"/>
-    <w:next w:val="958"/>
+    <w:basedOn w:val="959"/>
+    <w:next w:val="959"/>
     <w:uiPriority w:val="35"/>
     <w:unhideWhenUsed/>
     <w:qFormat/>
@@ -36620,10 +39231,10 @@
       <w:szCs w:val="18"/>
     </w:rPr>
   </w:style>
-  <w:style w:type="paragraph" w:styleId="943">
+  <w:style w:type="paragraph" w:styleId="944">
     <w:name w:val="footnote text"/>
-    <w:basedOn w:val="958"/>
-    <w:link w:val="944"/>
+    <w:basedOn w:val="959"/>
+    <w:link w:val="945"/>
     <w:uiPriority w:val="99"/>
     <w:semiHidden/>
     <w:unhideWhenUsed/>
@@ -36637,10 +39248,10 @@
       <w:szCs w:val="20"/>
     </w:rPr>
   </w:style>
-  <w:style w:type="character" w:styleId="944">
+  <w:style w:type="character" w:styleId="945">
     <w:name w:val="Footnote Text Char"/>
-    <w:basedOn w:val="962"/>
-    <w:link w:val="943"/>
+    <w:basedOn w:val="963"/>
+    <w:link w:val="944"/>
     <w:uiPriority w:val="99"/>
     <w:semiHidden/>
     <w:pPr>
@@ -36653,9 +39264,9 @@
       <w:szCs w:val="20"/>
     </w:rPr>
   </w:style>
-  <w:style w:type="character" w:styleId="945">
+  <w:style w:type="character" w:styleId="946">
     <w:name w:val="footnote reference"/>
-    <w:basedOn w:val="962"/>
+    <w:basedOn w:val="963"/>
     <w:uiPriority w:val="99"/>
     <w:semiHidden/>
     <w:unhideWhenUsed/>
@@ -36668,10 +39279,10 @@
       <w:vertAlign w:val="superscript"/>
     </w:rPr>
   </w:style>
-  <w:style w:type="paragraph" w:styleId="946">
+  <w:style w:type="paragraph" w:styleId="947">
     <w:name w:val="endnote text"/>
-    <w:basedOn w:val="958"/>
-    <w:link w:val="947"/>
+    <w:basedOn w:val="959"/>
+    <w:link w:val="948"/>
     <w:uiPriority w:val="99"/>
     <w:semiHidden/>
     <w:unhideWhenUsed/>
@@ -36685,10 +39296,10 @@
       <w:szCs w:val="20"/>
     </w:rPr>
   </w:style>
-  <w:style w:type="character" w:styleId="947">
+  <w:style w:type="character" w:styleId="948">
     <w:name w:val="Endnote Text Char"/>
-    <w:basedOn w:val="962"/>
-    <w:link w:val="946"/>
+    <w:basedOn w:val="963"/>
+    <w:link w:val="947"/>
     <w:uiPriority w:val="99"/>
     <w:semiHidden/>
     <w:pPr>
@@ -36701,9 +39312,9 @@
       <w:szCs w:val="20"/>
     </w:rPr>
   </w:style>
-  <w:style w:type="character" w:styleId="948">
+  <w:style w:type="character" w:styleId="949">
     <w:name w:val="endnote reference"/>
-    <w:basedOn w:val="962"/>
+    <w:basedOn w:val="963"/>
     <w:uiPriority w:val="99"/>
     <w:semiHidden/>
     <w:unhideWhenUsed/>
@@ -36716,9 +39327,9 @@
       <w:vertAlign w:val="superscript"/>
     </w:rPr>
   </w:style>
-  <w:style w:type="character" w:styleId="949">
+  <w:style w:type="character" w:styleId="950">
     <w:name w:val="FollowedHyperlink"/>
-    <w:basedOn w:val="962"/>
+    <w:basedOn w:val="963"/>
     <w:uiPriority w:val="99"/>
     <w:semiHidden/>
     <w:unhideWhenUsed/>
@@ -36732,10 +39343,10 @@
       <w:u w:val="single"/>
     </w:rPr>
   </w:style>
-  <w:style w:type="paragraph" w:styleId="950">
+  <w:style w:type="paragraph" w:styleId="951">
     <w:name w:val="toc 4"/>
-    <w:basedOn w:val="958"/>
-    <w:next w:val="958"/>
+    <w:basedOn w:val="959"/>
+    <w:next w:val="959"/>
     <w:uiPriority w:val="39"/>
     <w:unhideWhenUsed/>
     <w:pPr>
@@ -36744,10 +39355,10 @@
       <w:ind w:left="660"/>
     </w:pPr>
   </w:style>
-  <w:style w:type="paragraph" w:styleId="951">
+  <w:style w:type="paragraph" w:styleId="952">
     <w:name w:val="toc 5"/>
-    <w:basedOn w:val="958"/>
-    <w:next w:val="958"/>
+    <w:basedOn w:val="959"/>
+    <w:next w:val="959"/>
     <w:uiPriority w:val="39"/>
     <w:unhideWhenUsed/>
     <w:pPr>
@@ -36756,10 +39367,10 @@
       <w:ind w:left="880"/>
     </w:pPr>
   </w:style>
-  <w:style w:type="paragraph" w:styleId="952">
+  <w:style w:type="paragraph" w:styleId="953">
     <w:name w:val="toc 6"/>
-    <w:basedOn w:val="958"/>
-    <w:next w:val="958"/>
+    <w:basedOn w:val="959"/>
+    <w:next w:val="959"/>
     <w:uiPriority w:val="39"/>
     <w:unhideWhenUsed/>
     <w:pPr>
@@ -36768,10 +39379,10 @@
       <w:ind w:left="1100"/>
     </w:pPr>
   </w:style>
-  <w:style w:type="paragraph" w:styleId="953">
+  <w:style w:type="paragraph" w:styleId="954">
     <w:name w:val="toc 7"/>
-    <w:basedOn w:val="958"/>
-    <w:next w:val="958"/>
+    <w:basedOn w:val="959"/>
+    <w:next w:val="959"/>
     <w:uiPriority w:val="39"/>
     <w:unhideWhenUsed/>
     <w:pPr>
@@ -36780,10 +39391,10 @@
       <w:ind w:left="1320"/>
     </w:pPr>
   </w:style>
-  <w:style w:type="paragraph" w:styleId="954">
+  <w:style w:type="paragraph" w:styleId="955">
     <w:name w:val="toc 8"/>
-    <w:basedOn w:val="958"/>
-    <w:next w:val="958"/>
+    <w:basedOn w:val="959"/>
+    <w:next w:val="959"/>
     <w:uiPriority w:val="39"/>
     <w:unhideWhenUsed/>
     <w:pPr>
@@ -36792,10 +39403,10 @@
       <w:ind w:left="1540"/>
     </w:pPr>
   </w:style>
-  <w:style w:type="paragraph" w:styleId="955">
+  <w:style w:type="paragraph" w:styleId="956">
     <w:name w:val="toc 9"/>
-    <w:basedOn w:val="958"/>
-    <w:next w:val="958"/>
+    <w:basedOn w:val="959"/>
+    <w:next w:val="959"/>
     <w:uiPriority w:val="39"/>
     <w:unhideWhenUsed/>
     <w:pPr>
@@ -36804,9 +39415,9 @@
       <w:ind w:left="1760"/>
     </w:pPr>
   </w:style>
-  <w:style w:type="character" w:styleId="956">
+  <w:style w:type="character" w:styleId="957">
     <w:name w:val="Placeholder Text"/>
-    <w:basedOn w:val="962"/>
+    <w:basedOn w:val="963"/>
     <w:uiPriority w:val="99"/>
     <w:semiHidden/>
     <w:pPr>
@@ -36818,10 +39429,10 @@
       <w:color w:val="666666"/>
     </w:rPr>
   </w:style>
-  <w:style w:type="paragraph" w:styleId="957">
+  <w:style w:type="paragraph" w:styleId="958">
     <w:name w:val="table of figures"/>
-    <w:basedOn w:val="958"/>
-    <w:next w:val="958"/>
+    <w:basedOn w:val="959"/>
+    <w:next w:val="959"/>
     <w:uiPriority w:val="99"/>
     <w:unhideWhenUsed/>
     <w:pPr>
@@ -36830,7 +39441,7 @@
       <w:ind/>
     </w:pPr>
   </w:style>
-  <w:style w:type="paragraph" w:styleId="958" w:default="1">
+  <w:style w:type="paragraph" w:styleId="959" w:default="1">
     <w:name w:val="Normal"/>
     <w:qFormat/>
     <w:pPr>
@@ -36839,11 +39450,11 @@
       <w:ind/>
     </w:pPr>
   </w:style>
-  <w:style w:type="paragraph" w:styleId="959">
+  <w:style w:type="paragraph" w:styleId="960">
     <w:name w:val="Heading 1"/>
-    <w:basedOn w:val="958"/>
-    <w:next w:val="958"/>
-    <w:link w:val="966"/>
+    <w:basedOn w:val="959"/>
+    <w:next w:val="959"/>
+    <w:link w:val="967"/>
     <w:uiPriority w:val="9"/>
     <w:qFormat/>
     <w:pPr>
@@ -36861,11 +39472,11 @@
       <w:szCs w:val="32"/>
     </w:rPr>
   </w:style>
-  <w:style w:type="paragraph" w:styleId="960">
+  <w:style w:type="paragraph" w:styleId="961">
     <w:name w:val="Heading 2"/>
-    <w:basedOn w:val="958"/>
-    <w:next w:val="958"/>
-    <w:link w:val="974"/>
+    <w:basedOn w:val="959"/>
+    <w:next w:val="959"/>
+    <w:link w:val="975"/>
     <w:uiPriority w:val="9"/>
     <w:unhideWhenUsed/>
     <w:qFormat/>
@@ -36884,11 +39495,11 @@
       <w:szCs w:val="26"/>
     </w:rPr>
   </w:style>
-  <w:style w:type="paragraph" w:styleId="961">
+  <w:style w:type="paragraph" w:styleId="962">
     <w:name w:val="Heading 3"/>
-    <w:basedOn w:val="958"/>
-    <w:next w:val="958"/>
-    <w:link w:val="976"/>
+    <w:basedOn w:val="959"/>
+    <w:next w:val="959"/>
+    <w:link w:val="977"/>
     <w:uiPriority w:val="9"/>
     <w:unhideWhenUsed/>
     <w:qFormat/>
@@ -36907,7 +39518,7 @@
       <w:szCs w:val="24"/>
     </w:rPr>
   </w:style>
-  <w:style w:type="character" w:styleId="962" w:default="1">
+  <w:style w:type="character" w:styleId="963" w:default="1">
     <w:name w:val="Default Paragraph Font"/>
     <w:uiPriority w:val="1"/>
     <w:semiHidden/>
@@ -36918,7 +39529,7 @@
       <w:ind/>
     </w:pPr>
   </w:style>
-  <w:style w:type="table" w:styleId="963" w:default="1">
+  <w:style w:type="table" w:styleId="964" w:default="1">
     <w:name w:val="Normal Table"/>
     <w:uiPriority w:val="99"/>
     <w:semiHidden/>
@@ -37111,7 +39722,7 @@
       </w:tcPr>
     </w:tblStylePr>
   </w:style>
-  <w:style w:type="numbering" w:styleId="964" w:default="1">
+  <w:style w:type="numbering" w:styleId="965" w:default="1">
     <w:name w:val="No List"/>
     <w:uiPriority w:val="99"/>
     <w:semiHidden/>
@@ -37122,9 +39733,9 @@
       <w:ind/>
     </w:pPr>
   </w:style>
-  <w:style w:type="paragraph" w:styleId="965">
+  <w:style w:type="paragraph" w:styleId="966">
     <w:name w:val="List Paragraph"/>
-    <w:basedOn w:val="958"/>
+    <w:basedOn w:val="959"/>
     <w:uiPriority w:val="34"/>
     <w:qFormat/>
     <w:pPr>
@@ -37134,10 +39745,10 @@
       <w:contextualSpacing w:val="true"/>
     </w:pPr>
   </w:style>
-  <w:style w:type="character" w:styleId="966" w:customStyle="1">
+  <w:style w:type="character" w:styleId="967" w:customStyle="1">
     <w:name w:val="Título 1 Caráter"/>
-    <w:basedOn w:val="962"/>
-    <w:link w:val="959"/>
+    <w:basedOn w:val="963"/>
+    <w:link w:val="960"/>
     <w:uiPriority w:val="9"/>
     <w:pPr>
       <w:pBdr/>
@@ -37151,10 +39762,10 @@
       <w:szCs w:val="32"/>
     </w:rPr>
   </w:style>
-  <w:style w:type="paragraph" w:styleId="967">
+  <w:style w:type="paragraph" w:styleId="968">
     <w:name w:val="Header"/>
-    <w:basedOn w:val="958"/>
-    <w:link w:val="968"/>
+    <w:basedOn w:val="959"/>
+    <w:link w:val="969"/>
     <w:uiPriority w:val="99"/>
     <w:unhideWhenUsed/>
     <w:pPr>
@@ -37167,10 +39778,10 @@
       <w:ind/>
     </w:pPr>
   </w:style>
-  <w:style w:type="character" w:styleId="968" w:customStyle="1">
+  <w:style w:type="character" w:styleId="969" w:customStyle="1">
     <w:name w:val="Cabeçalho Caráter"/>
-    <w:basedOn w:val="962"/>
-    <w:link w:val="967"/>
+    <w:basedOn w:val="963"/>
+    <w:link w:val="968"/>
     <w:uiPriority w:val="99"/>
     <w:pPr>
       <w:pBdr/>
@@ -37178,10 +39789,10 @@
       <w:ind/>
     </w:pPr>
   </w:style>
-  <w:style w:type="paragraph" w:styleId="969">
+  <w:style w:type="paragraph" w:styleId="970">
     <w:name w:val="Footer"/>
-    <w:basedOn w:val="958"/>
-    <w:link w:val="970"/>
+    <w:basedOn w:val="959"/>
+    <w:link w:val="971"/>
     <w:uiPriority w:val="99"/>
     <w:unhideWhenUsed/>
     <w:pPr>
@@ -37194,10 +39805,10 @@
       <w:ind/>
     </w:pPr>
   </w:style>
-  <w:style w:type="character" w:styleId="970" w:customStyle="1">
+  <w:style w:type="character" w:styleId="971" w:customStyle="1">
     <w:name w:val="Rodapé Caráter"/>
-    <w:basedOn w:val="962"/>
-    <w:link w:val="969"/>
+    <w:basedOn w:val="963"/>
+    <w:link w:val="970"/>
     <w:uiPriority w:val="99"/>
     <w:pPr>
       <w:pBdr/>
@@ -37205,10 +39816,10 @@
       <w:ind/>
     </w:pPr>
   </w:style>
-  <w:style w:type="paragraph" w:styleId="971">
+  <w:style w:type="paragraph" w:styleId="972">
     <w:name w:val="TOC Heading"/>
-    <w:basedOn w:val="959"/>
-    <w:next w:val="958"/>
+    <w:basedOn w:val="960"/>
+    <w:next w:val="959"/>
     <w:uiPriority w:val="39"/>
     <w:unhideWhenUsed/>
     <w:qFormat/>
@@ -37222,10 +39833,10 @@
       <w:lang w:eastAsia="pt-PT"/>
     </w:rPr>
   </w:style>
-  <w:style w:type="paragraph" w:styleId="972">
+  <w:style w:type="paragraph" w:styleId="973">
     <w:name w:val="toc 1"/>
-    <w:basedOn w:val="958"/>
-    <w:next w:val="958"/>
+    <w:basedOn w:val="959"/>
+    <w:next w:val="959"/>
     <w:uiPriority w:val="39"/>
     <w:unhideWhenUsed/>
     <w:pPr>
@@ -37234,9 +39845,9 @@
       <w:ind/>
     </w:pPr>
   </w:style>
-  <w:style w:type="character" w:styleId="973">
+  <w:style w:type="character" w:styleId="974">
     <w:name w:val="Hyperlink"/>
-    <w:basedOn w:val="962"/>
+    <w:basedOn w:val="963"/>
     <w:uiPriority w:val="99"/>
     <w:unhideWhenUsed/>
     <w:pPr>
@@ -37249,10 +39860,10 @@
       <w:u w:val="single"/>
     </w:rPr>
   </w:style>
-  <w:style w:type="character" w:styleId="974" w:customStyle="1">
+  <w:style w:type="character" w:styleId="975" w:customStyle="1">
     <w:name w:val="Título 2 Caráter"/>
-    <w:basedOn w:val="962"/>
-    <w:link w:val="960"/>
+    <w:basedOn w:val="963"/>
+    <w:link w:val="961"/>
     <w:uiPriority w:val="9"/>
     <w:pPr>
       <w:pBdr/>
@@ -37266,10 +39877,10 @@
       <w:szCs w:val="26"/>
     </w:rPr>
   </w:style>
-  <w:style w:type="paragraph" w:styleId="975">
+  <w:style w:type="paragraph" w:styleId="976">
     <w:name w:val="toc 2"/>
-    <w:basedOn w:val="958"/>
-    <w:next w:val="958"/>
+    <w:basedOn w:val="959"/>
+    <w:next w:val="959"/>
     <w:uiPriority w:val="39"/>
     <w:unhideWhenUsed/>
     <w:pPr>
@@ -37278,10 +39889,10 @@
       <w:ind w:left="220"/>
     </w:pPr>
   </w:style>
-  <w:style w:type="character" w:styleId="976" w:customStyle="1">
+  <w:style w:type="character" w:styleId="977" w:customStyle="1">
     <w:name w:val="Título 3 Caráter"/>
-    <w:basedOn w:val="962"/>
-    <w:link w:val="961"/>
+    <w:basedOn w:val="963"/>
+    <w:link w:val="962"/>
     <w:uiPriority w:val="9"/>
     <w:pPr>
       <w:pBdr/>
@@ -37295,10 +39906,10 @@
       <w:szCs w:val="24"/>
     </w:rPr>
   </w:style>
-  <w:style w:type="paragraph" w:styleId="977">
+  <w:style w:type="paragraph" w:styleId="978">
     <w:name w:val="toc 3"/>
-    <w:basedOn w:val="958"/>
-    <w:next w:val="958"/>
+    <w:basedOn w:val="959"/>
+    <w:next w:val="959"/>
     <w:uiPriority w:val="39"/>
     <w:unhideWhenUsed/>
     <w:pPr>
